--- a/SSU/Ocenjivanje_Slike.docx
+++ b/SSU/Ocenjivanje_Slike.docx
@@ -754,23 +754,7 @@
                 <w:rFonts w:ascii="Times New Roman" w:eastAsia="Times New Roman" w:hAnsi="Times New Roman" w:cs="Times New Roman"/>
                 <w:szCs w:val="22"/>
               </w:rPr>
-              <w:t xml:space="preserve"> </w:t>
-            </w:r>
-            <w:proofErr w:type="spellStart"/>
-            <w:r>
-              <w:rPr>
-                <w:rFonts w:ascii="Times New Roman" w:eastAsia="Times New Roman" w:hAnsi="Times New Roman" w:cs="Times New Roman"/>
-                <w:szCs w:val="22"/>
-              </w:rPr>
-              <w:t>verzija</w:t>
-            </w:r>
-            <w:proofErr w:type="spellEnd"/>
-            <w:r>
-              <w:rPr>
-                <w:rFonts w:ascii="Times New Roman" w:eastAsia="Times New Roman" w:hAnsi="Times New Roman" w:cs="Times New Roman"/>
-                <w:szCs w:val="22"/>
-              </w:rPr>
-              <w:t xml:space="preserve"> </w:t>
+              <w:t xml:space="preserve"> verzija </w:t>
             </w:r>
           </w:p>
         </w:tc>
@@ -1700,7 +1684,15 @@
                 <w:rFonts w:eastAsiaTheme="majorEastAsia"/>
                 <w:noProof/>
               </w:rPr>
-              <w:t>Scenario popunjavanja ankete</w:t>
+              <w:t xml:space="preserve">Scenario </w:t>
+            </w:r>
+            <w:r>
+              <w:rPr>
+                <w:rStyle w:val="Hyperlink"/>
+                <w:rFonts w:eastAsiaTheme="majorEastAsia"/>
+                <w:noProof/>
+              </w:rPr>
+              <w:t>ocenjivanja slike</w:t>
             </w:r>
             <w:r>
               <w:rPr>
@@ -3960,23 +3952,7 @@
                       <w:rFonts w:ascii="Times New Roman" w:eastAsia="Times New Roman" w:hAnsi="Times New Roman" w:cs="Times New Roman"/>
                       <w:sz w:val="20"/>
                     </w:rPr>
-                    <w:t xml:space="preserve"> </w:t>
-                  </w:r>
-                  <w:proofErr w:type="spellStart"/>
-                  <w:r>
-                    <w:rPr>
-                      <w:rFonts w:ascii="Times New Roman" w:eastAsia="Times New Roman" w:hAnsi="Times New Roman" w:cs="Times New Roman"/>
-                      <w:sz w:val="20"/>
-                    </w:rPr>
-                    <w:t>na</w:t>
-                  </w:r>
-                  <w:proofErr w:type="spellEnd"/>
-                  <w:r>
-                    <w:rPr>
-                      <w:rFonts w:ascii="Times New Roman" w:eastAsia="Times New Roman" w:hAnsi="Times New Roman" w:cs="Times New Roman"/>
-                      <w:sz w:val="20"/>
-                    </w:rPr>
-                    <w:t xml:space="preserve"> </w:t>
+                    <w:t xml:space="preserve"> na </w:t>
                   </w:r>
                   <w:proofErr w:type="spellStart"/>
                   <w:r>
@@ -4393,7 +4369,14 @@
           <w:rFonts w:ascii="Times New Roman" w:eastAsia="Times New Roman" w:hAnsi="Times New Roman" w:cs="Times New Roman"/>
           <w:sz w:val="20"/>
         </w:rPr>
-        <w:t xml:space="preserve">,  od </w:t>
+        <w:t>, od</w:t>
+      </w:r>
+      <w:r>
+        <w:rPr>
+          <w:rFonts w:ascii="Times New Roman" w:eastAsia="Times New Roman" w:hAnsi="Times New Roman" w:cs="Times New Roman"/>
+          <w:sz w:val="20"/>
+        </w:rPr>
+        <w:t xml:space="preserve"> </w:t>
       </w:r>
       <w:r>
         <w:rPr>
@@ -5183,7 +5166,23 @@
           <w:rFonts w:ascii="Times New Roman" w:eastAsia="Times New Roman" w:hAnsi="Times New Roman" w:cs="Times New Roman"/>
           <w:sz w:val="20"/>
         </w:rPr>
-        <w:t xml:space="preserve"> u bazi </w:t>
+        <w:t xml:space="preserve"> u </w:t>
+      </w:r>
+      <w:proofErr w:type="spellStart"/>
+      <w:r>
+        <w:rPr>
+          <w:rFonts w:ascii="Times New Roman" w:eastAsia="Times New Roman" w:hAnsi="Times New Roman" w:cs="Times New Roman"/>
+          <w:sz w:val="20"/>
+        </w:rPr>
+        <w:t>bazi</w:t>
+      </w:r>
+      <w:proofErr w:type="spellEnd"/>
+      <w:r>
+        <w:rPr>
+          <w:rFonts w:ascii="Times New Roman" w:eastAsia="Times New Roman" w:hAnsi="Times New Roman" w:cs="Times New Roman"/>
+          <w:sz w:val="20"/>
+        </w:rPr>
+        <w:t xml:space="preserve"> </w:t>
       </w:r>
       <w:proofErr w:type="spellStart"/>
       <w:r>
@@ -10696,6 +10695,7 @@
   <w:style w:type="character" w:default="1" w:styleId="DefaultParagraphFont">
     <w:name w:val="Default Paragraph Font"/>
     <w:uiPriority w:val="1"/>
+    <w:semiHidden/>
     <w:unhideWhenUsed/>
   </w:style>
   <w:style w:type="table" w:default="1" w:styleId="TableNormal">

--- a/SSU/Ocenjivanje_Slike.docx
+++ b/SSU/Ocenjivanje_Slike.docx
@@ -8,53 +8,12 @@
         <w:ind w:left="426" w:hanging="10"/>
         <w:jc w:val="center"/>
       </w:pPr>
-      <w:proofErr w:type="spellStart"/>
       <w:r>
         <w:rPr>
           <w:rFonts w:ascii="Arial" w:eastAsia="Arial" w:hAnsi="Arial" w:cs="Arial"/>
           <w:sz w:val="24"/>
         </w:rPr>
-        <w:t>Elektrotehnički</w:t>
-      </w:r>
-      <w:proofErr w:type="spellEnd"/>
-      <w:r>
-        <w:rPr>
-          <w:rFonts w:ascii="Arial" w:eastAsia="Arial" w:hAnsi="Arial" w:cs="Arial"/>
-          <w:sz w:val="24"/>
-        </w:rPr>
-        <w:t xml:space="preserve"> </w:t>
-      </w:r>
-      <w:proofErr w:type="spellStart"/>
-      <w:r>
-        <w:rPr>
-          <w:rFonts w:ascii="Arial" w:eastAsia="Arial" w:hAnsi="Arial" w:cs="Arial"/>
-          <w:sz w:val="24"/>
-        </w:rPr>
-        <w:t>fakultet</w:t>
-      </w:r>
-      <w:proofErr w:type="spellEnd"/>
-      <w:r>
-        <w:rPr>
-          <w:rFonts w:ascii="Arial" w:eastAsia="Arial" w:hAnsi="Arial" w:cs="Arial"/>
-          <w:sz w:val="24"/>
-        </w:rPr>
-        <w:t xml:space="preserve"> u </w:t>
-      </w:r>
-      <w:proofErr w:type="spellStart"/>
-      <w:r>
-        <w:rPr>
-          <w:rFonts w:ascii="Arial" w:eastAsia="Arial" w:hAnsi="Arial" w:cs="Arial"/>
-          <w:sz w:val="24"/>
-        </w:rPr>
-        <w:t>Beogradu</w:t>
-      </w:r>
-      <w:proofErr w:type="spellEnd"/>
-      <w:r>
-        <w:rPr>
-          <w:rFonts w:ascii="Arial" w:eastAsia="Arial" w:hAnsi="Arial" w:cs="Arial"/>
-          <w:sz w:val="24"/>
-        </w:rPr>
-        <w:t xml:space="preserve"> </w:t>
+        <w:t xml:space="preserve">Elektrotehnički fakultet u Beogradu </w:t>
       </w:r>
     </w:p>
     <w:p>
@@ -82,39 +41,7 @@
           <w:rFonts w:ascii="Arial" w:eastAsia="Arial" w:hAnsi="Arial" w:cs="Arial"/>
           <w:sz w:val="24"/>
         </w:rPr>
-        <w:t xml:space="preserve">SI3PSI Principi </w:t>
-      </w:r>
-      <w:proofErr w:type="spellStart"/>
-      <w:r>
-        <w:rPr>
-          <w:rFonts w:ascii="Arial" w:eastAsia="Arial" w:hAnsi="Arial" w:cs="Arial"/>
-          <w:sz w:val="24"/>
-        </w:rPr>
-        <w:t>Softverskog</w:t>
-      </w:r>
-      <w:proofErr w:type="spellEnd"/>
-      <w:r>
-        <w:rPr>
-          <w:rFonts w:ascii="Arial" w:eastAsia="Arial" w:hAnsi="Arial" w:cs="Arial"/>
-          <w:sz w:val="24"/>
-        </w:rPr>
-        <w:t xml:space="preserve"> </w:t>
-      </w:r>
-      <w:proofErr w:type="spellStart"/>
-      <w:r>
-        <w:rPr>
-          <w:rFonts w:ascii="Arial" w:eastAsia="Arial" w:hAnsi="Arial" w:cs="Arial"/>
-          <w:sz w:val="24"/>
-        </w:rPr>
-        <w:t>Inženjerstva</w:t>
-      </w:r>
-      <w:proofErr w:type="spellEnd"/>
-      <w:r>
-        <w:rPr>
-          <w:rFonts w:ascii="Arial" w:eastAsia="Arial" w:hAnsi="Arial" w:cs="Arial"/>
-          <w:sz w:val="24"/>
-        </w:rPr>
-        <w:t xml:space="preserve"> </w:t>
+        <w:t xml:space="preserve">SI3PSI Principi Softverskog Inženjerstva </w:t>
       </w:r>
     </w:p>
     <w:p>
@@ -221,31 +148,20 @@
         <w:ind w:left="414"/>
         <w:jc w:val="center"/>
       </w:pPr>
-      <w:proofErr w:type="spellStart"/>
       <w:r>
         <w:rPr>
           <w:rFonts w:ascii="Arial" w:eastAsia="Arial" w:hAnsi="Arial" w:cs="Arial"/>
           <w:sz w:val="36"/>
         </w:rPr>
-        <w:t>Projekat</w:t>
-      </w:r>
-      <w:proofErr w:type="spellEnd"/>
+        <w:t xml:space="preserve">Projekat </w:t>
+      </w:r>
       <w:r>
         <w:rPr>
           <w:rFonts w:ascii="Arial" w:eastAsia="Arial" w:hAnsi="Arial" w:cs="Arial"/>
           <w:sz w:val="36"/>
         </w:rPr>
-        <w:t xml:space="preserve"> </w:t>
-      </w:r>
-      <w:proofErr w:type="spellStart"/>
-      <w:r>
-        <w:rPr>
-          <w:rFonts w:ascii="Arial" w:eastAsia="Arial" w:hAnsi="Arial" w:cs="Arial"/>
-          <w:sz w:val="36"/>
-        </w:rPr>
         <w:t>RealArt</w:t>
       </w:r>
-      <w:proofErr w:type="spellEnd"/>
       <w:r>
         <w:rPr>
           <w:rFonts w:ascii="Arial" w:eastAsia="Arial" w:hAnsi="Arial" w:cs="Arial"/>
@@ -375,38 +291,18 @@
         <w:pStyle w:val="Title"/>
         <w:jc w:val="center"/>
       </w:pPr>
-      <w:proofErr w:type="spellStart"/>
-      <w:r>
-        <w:t>Specifikacija</w:t>
-      </w:r>
-      <w:proofErr w:type="spellEnd"/>
-      <w:r>
-        <w:t xml:space="preserve"> </w:t>
-      </w:r>
-      <w:proofErr w:type="spellStart"/>
-      <w:r>
-        <w:t>scenarija</w:t>
-      </w:r>
-      <w:proofErr w:type="spellEnd"/>
-      <w:r>
-        <w:t xml:space="preserve"> </w:t>
-      </w:r>
-      <w:proofErr w:type="spellStart"/>
-      <w:r>
-        <w:t>upotrebe</w:t>
-      </w:r>
-      <w:proofErr w:type="spellEnd"/>
+      <w:r>
+        <w:t>Specifikacija scenarija upotrebe</w:t>
+      </w:r>
     </w:p>
     <w:p>
       <w:pPr>
         <w:pStyle w:val="Title"/>
         <w:jc w:val="center"/>
       </w:pPr>
-      <w:proofErr w:type="spellStart"/>
       <w:r>
         <w:t>Ocenjivanje</w:t>
       </w:r>
-      <w:proofErr w:type="spellEnd"/>
       <w:r>
         <w:t xml:space="preserve"> Slike</w:t>
       </w:r>
@@ -419,23 +315,13 @@
         <w:ind w:left="417"/>
         <w:jc w:val="center"/>
       </w:pPr>
-      <w:proofErr w:type="spellStart"/>
       <w:r>
         <w:rPr>
           <w:rFonts w:ascii="Arial" w:eastAsia="Arial" w:hAnsi="Arial" w:cs="Arial"/>
           <w:b/>
           <w:sz w:val="28"/>
         </w:rPr>
-        <w:t>Verzija</w:t>
-      </w:r>
-      <w:proofErr w:type="spellEnd"/>
-      <w:r>
-        <w:rPr>
-          <w:rFonts w:ascii="Arial" w:eastAsia="Arial" w:hAnsi="Arial" w:cs="Arial"/>
-          <w:b/>
-          <w:sz w:val="28"/>
-        </w:rPr>
-        <w:t xml:space="preserve"> 1.0 </w:t>
+        <w:t xml:space="preserve">Verzija 1.0 </w:t>
       </w:r>
     </w:p>
     <w:p>
@@ -454,7 +340,6 @@
         <w:ind w:right="3702"/>
         <w:jc w:val="right"/>
       </w:pPr>
-      <w:proofErr w:type="spellStart"/>
       <w:r>
         <w:rPr>
           <w:rFonts w:ascii="Arial" w:eastAsia="Arial" w:hAnsi="Arial" w:cs="Arial"/>
@@ -462,34 +347,7 @@
           <w:sz w:val="36"/>
         </w:rPr>
         <w:lastRenderedPageBreak/>
-        <w:t>Istorija</w:t>
-      </w:r>
-      <w:proofErr w:type="spellEnd"/>
-      <w:r>
-        <w:rPr>
-          <w:rFonts w:ascii="Arial" w:eastAsia="Arial" w:hAnsi="Arial" w:cs="Arial"/>
-          <w:b/>
-          <w:sz w:val="36"/>
-        </w:rPr>
-        <w:t xml:space="preserve"> </w:t>
-      </w:r>
-      <w:proofErr w:type="spellStart"/>
-      <w:r>
-        <w:rPr>
-          <w:rFonts w:ascii="Arial" w:eastAsia="Arial" w:hAnsi="Arial" w:cs="Arial"/>
-          <w:b/>
-          <w:sz w:val="36"/>
-        </w:rPr>
-        <w:t>izmena</w:t>
-      </w:r>
-      <w:proofErr w:type="spellEnd"/>
-      <w:r>
-        <w:rPr>
-          <w:rFonts w:ascii="Arial" w:eastAsia="Arial" w:hAnsi="Arial" w:cs="Arial"/>
-          <w:b/>
-          <w:sz w:val="36"/>
-        </w:rPr>
-        <w:t xml:space="preserve"> </w:t>
+        <w:t xml:space="preserve">Istorija izmena </w:t>
       </w:r>
     </w:p>
     <w:tbl>
@@ -554,23 +412,13 @@
               <w:ind w:left="5"/>
               <w:jc w:val="center"/>
             </w:pPr>
-            <w:proofErr w:type="spellStart"/>
             <w:r>
               <w:rPr>
                 <w:rFonts w:ascii="Times New Roman" w:eastAsia="Times New Roman" w:hAnsi="Times New Roman" w:cs="Times New Roman"/>
                 <w:b/>
                 <w:sz w:val="20"/>
               </w:rPr>
-              <w:t>Verzija</w:t>
-            </w:r>
-            <w:proofErr w:type="spellEnd"/>
-            <w:r>
-              <w:rPr>
-                <w:rFonts w:ascii="Times New Roman" w:eastAsia="Times New Roman" w:hAnsi="Times New Roman" w:cs="Times New Roman"/>
-                <w:b/>
-                <w:sz w:val="20"/>
-              </w:rPr>
-              <w:t xml:space="preserve"> </w:t>
+              <w:t xml:space="preserve">Verzija </w:t>
             </w:r>
           </w:p>
         </w:tc>
@@ -589,41 +437,13 @@
               <w:ind w:left="5"/>
               <w:jc w:val="center"/>
             </w:pPr>
-            <w:proofErr w:type="spellStart"/>
             <w:r>
               <w:rPr>
                 <w:rFonts w:ascii="Times New Roman" w:eastAsia="Times New Roman" w:hAnsi="Times New Roman" w:cs="Times New Roman"/>
                 <w:b/>
                 <w:sz w:val="20"/>
               </w:rPr>
-              <w:t>Kratak</w:t>
-            </w:r>
-            <w:proofErr w:type="spellEnd"/>
-            <w:r>
-              <w:rPr>
-                <w:rFonts w:ascii="Times New Roman" w:eastAsia="Times New Roman" w:hAnsi="Times New Roman" w:cs="Times New Roman"/>
-                <w:b/>
-                <w:sz w:val="20"/>
-              </w:rPr>
-              <w:t xml:space="preserve"> </w:t>
-            </w:r>
-            <w:proofErr w:type="spellStart"/>
-            <w:r>
-              <w:rPr>
-                <w:rFonts w:ascii="Times New Roman" w:eastAsia="Times New Roman" w:hAnsi="Times New Roman" w:cs="Times New Roman"/>
-                <w:b/>
-                <w:sz w:val="20"/>
-              </w:rPr>
-              <w:t>opis</w:t>
-            </w:r>
-            <w:proofErr w:type="spellEnd"/>
-            <w:r>
-              <w:rPr>
-                <w:rFonts w:ascii="Times New Roman" w:eastAsia="Times New Roman" w:hAnsi="Times New Roman" w:cs="Times New Roman"/>
-                <w:b/>
-                <w:sz w:val="20"/>
-              </w:rPr>
-              <w:t xml:space="preserve"> </w:t>
+              <w:t xml:space="preserve">Kratak opis </w:t>
             </w:r>
           </w:p>
         </w:tc>
@@ -740,21 +560,12 @@
                 <w:szCs w:val="22"/>
               </w:rPr>
             </w:pPr>
-            <w:proofErr w:type="spellStart"/>
             <w:r>
               <w:rPr>
                 <w:rFonts w:ascii="Times New Roman" w:eastAsia="Times New Roman" w:hAnsi="Times New Roman" w:cs="Times New Roman"/>
                 <w:szCs w:val="22"/>
               </w:rPr>
-              <w:t>inicijalna</w:t>
-            </w:r>
-            <w:proofErr w:type="spellEnd"/>
-            <w:r>
-              <w:rPr>
-                <w:rFonts w:ascii="Times New Roman" w:eastAsia="Times New Roman" w:hAnsi="Times New Roman" w:cs="Times New Roman"/>
-                <w:szCs w:val="22"/>
-              </w:rPr>
-              <w:t xml:space="preserve"> verzija </w:t>
+              <w:t xml:space="preserve">inicijalna verzija </w:t>
             </w:r>
           </w:p>
         </w:tc>
@@ -1079,23 +890,13 @@
         <w:ind w:right="2"/>
         <w:jc w:val="center"/>
       </w:pPr>
-      <w:proofErr w:type="spellStart"/>
       <w:r>
         <w:rPr>
           <w:rFonts w:ascii="Arial" w:eastAsia="Arial" w:hAnsi="Arial" w:cs="Arial"/>
           <w:b/>
           <w:sz w:val="36"/>
         </w:rPr>
-        <w:t>Sadržaj</w:t>
-      </w:r>
-      <w:proofErr w:type="spellEnd"/>
-      <w:r>
-        <w:rPr>
-          <w:rFonts w:ascii="Arial" w:eastAsia="Arial" w:hAnsi="Arial" w:cs="Arial"/>
-          <w:b/>
-          <w:sz w:val="36"/>
-        </w:rPr>
-        <w:t xml:space="preserve">  </w:t>
+        <w:t xml:space="preserve">Sadržaj  </w:t>
       </w:r>
     </w:p>
     <w:sdt>
@@ -1396,77 +1197,6 @@
           <w:pPr>
             <w:pStyle w:val="TOC2"/>
             <w:tabs>
-              <w:tab w:val="right" w:pos="9894"/>
-            </w:tabs>
-            <w:rPr>
-              <w:rFonts w:asciiTheme="minorHAnsi" w:eastAsiaTheme="minorEastAsia" w:hAnsiTheme="minorHAnsi" w:cstheme="minorBidi"/>
-              <w:noProof/>
-              <w:color w:val="auto"/>
-              <w:sz w:val="24"/>
-            </w:rPr>
-          </w:pPr>
-          <w:hyperlink w:anchor="_Toc205762426" w:history="1">
-            <w:r>
-              <w:rPr>
-                <w:rStyle w:val="Hyperlink"/>
-                <w:noProof/>
-              </w:rPr>
-              <w:t>Dokument će koristiti svi članovi projektnog tima u razvoju i testiranju funkcionalnosti prijave, a može se koristiti i pri pisanju uputstva za korisnike.</w:t>
-            </w:r>
-            <w:r>
-              <w:rPr>
-                <w:noProof/>
-                <w:webHidden/>
-              </w:rPr>
-              <w:tab/>
-            </w:r>
-            <w:r>
-              <w:rPr>
-                <w:noProof/>
-                <w:webHidden/>
-              </w:rPr>
-              <w:fldChar w:fldCharType="begin"/>
-            </w:r>
-            <w:r>
-              <w:rPr>
-                <w:noProof/>
-                <w:webHidden/>
-              </w:rPr>
-              <w:instrText xml:space="preserve"> PAGEREF _Toc205762426 \h </w:instrText>
-            </w:r>
-            <w:r>
-              <w:rPr>
-                <w:noProof/>
-                <w:webHidden/>
-              </w:rPr>
-            </w:r>
-            <w:r>
-              <w:rPr>
-                <w:noProof/>
-                <w:webHidden/>
-              </w:rPr>
-              <w:fldChar w:fldCharType="separate"/>
-            </w:r>
-            <w:r>
-              <w:rPr>
-                <w:noProof/>
-                <w:webHidden/>
-              </w:rPr>
-              <w:t>4</w:t>
-            </w:r>
-            <w:r>
-              <w:rPr>
-                <w:noProof/>
-                <w:webHidden/>
-              </w:rPr>
-              <w:fldChar w:fldCharType="end"/>
-            </w:r>
-          </w:hyperlink>
-        </w:p>
-        <w:p>
-          <w:pPr>
-            <w:pStyle w:val="TOC2"/>
-            <w:tabs>
               <w:tab w:val="left" w:pos="960"/>
               <w:tab w:val="right" w:pos="9894"/>
             </w:tabs>
@@ -2536,12 +2266,10 @@
         <w:ind w:left="705" w:hanging="720"/>
       </w:pPr>
       <w:bookmarkStart w:id="0" w:name="_Toc205762423"/>
-      <w:proofErr w:type="spellStart"/>
       <w:r>
         <w:t>Uvod</w:t>
       </w:r>
       <w:bookmarkEnd w:id="0"/>
-      <w:proofErr w:type="spellEnd"/>
       <w:r>
         <w:t xml:space="preserve"> </w:t>
       </w:r>
@@ -2552,12 +2280,10 @@
         <w:ind w:left="705" w:hanging="720"/>
       </w:pPr>
       <w:bookmarkStart w:id="1" w:name="_Toc205762424"/>
-      <w:proofErr w:type="spellStart"/>
       <w:r>
         <w:t>Rezime</w:t>
       </w:r>
       <w:bookmarkEnd w:id="1"/>
-      <w:proofErr w:type="spellEnd"/>
       <w:r>
         <w:t xml:space="preserve"> </w:t>
       </w:r>
@@ -2571,87 +2297,13 @@
           <w:sz w:val="20"/>
         </w:rPr>
       </w:pPr>
-      <w:proofErr w:type="spellStart"/>
-      <w:r>
-        <w:rPr>
-          <w:rFonts w:ascii="Times New Roman" w:eastAsia="Times New Roman" w:hAnsi="Times New Roman" w:cs="Times New Roman"/>
-          <w:sz w:val="20"/>
-        </w:rPr>
-        <w:t>Definisanje</w:t>
-      </w:r>
-      <w:proofErr w:type="spellEnd"/>
-      <w:r>
-        <w:rPr>
-          <w:rFonts w:ascii="Times New Roman" w:eastAsia="Times New Roman" w:hAnsi="Times New Roman" w:cs="Times New Roman"/>
-          <w:sz w:val="20"/>
-        </w:rPr>
-        <w:t xml:space="preserve"> </w:t>
-      </w:r>
-      <w:proofErr w:type="spellStart"/>
-      <w:r>
-        <w:rPr>
-          <w:rFonts w:ascii="Times New Roman" w:eastAsia="Times New Roman" w:hAnsi="Times New Roman" w:cs="Times New Roman"/>
-          <w:sz w:val="20"/>
-        </w:rPr>
-        <w:t>scenarija</w:t>
-      </w:r>
-      <w:proofErr w:type="spellEnd"/>
-      <w:r>
-        <w:rPr>
-          <w:rFonts w:ascii="Times New Roman" w:eastAsia="Times New Roman" w:hAnsi="Times New Roman" w:cs="Times New Roman"/>
-          <w:sz w:val="20"/>
-        </w:rPr>
-        <w:t xml:space="preserve"> </w:t>
-      </w:r>
-      <w:proofErr w:type="spellStart"/>
-      <w:r>
-        <w:rPr>
-          <w:rFonts w:ascii="Times New Roman" w:eastAsia="Times New Roman" w:hAnsi="Times New Roman" w:cs="Times New Roman"/>
-          <w:sz w:val="20"/>
-        </w:rPr>
-        <w:t>upotrebe</w:t>
-      </w:r>
-      <w:proofErr w:type="spellEnd"/>
-      <w:r>
-        <w:rPr>
-          <w:rFonts w:ascii="Times New Roman" w:eastAsia="Times New Roman" w:hAnsi="Times New Roman" w:cs="Times New Roman"/>
-          <w:sz w:val="20"/>
-        </w:rPr>
-        <w:t xml:space="preserve"> za </w:t>
-      </w:r>
-      <w:proofErr w:type="spellStart"/>
-      <w:r>
-        <w:rPr>
-          <w:rFonts w:ascii="Times New Roman" w:eastAsia="Times New Roman" w:hAnsi="Times New Roman" w:cs="Times New Roman"/>
-          <w:sz w:val="20"/>
-        </w:rPr>
-        <w:t>funkcionalnost</w:t>
-      </w:r>
-      <w:proofErr w:type="spellEnd"/>
-      <w:r>
-        <w:rPr>
-          <w:rFonts w:ascii="Times New Roman" w:eastAsia="Times New Roman" w:hAnsi="Times New Roman" w:cs="Times New Roman"/>
-          <w:sz w:val="20"/>
-        </w:rPr>
-        <w:t xml:space="preserve"> </w:t>
-      </w:r>
-      <w:proofErr w:type="spellStart"/>
-      <w:r>
-        <w:rPr>
-          <w:rFonts w:ascii="Times New Roman" w:eastAsia="Times New Roman" w:hAnsi="Times New Roman" w:cs="Times New Roman"/>
-          <w:sz w:val="20"/>
-        </w:rPr>
-        <w:t>ocenjivanja</w:t>
-      </w:r>
-      <w:proofErr w:type="spellEnd"/>
-      <w:r>
-        <w:rPr>
-          <w:rFonts w:ascii="Times New Roman" w:eastAsia="Times New Roman" w:hAnsi="Times New Roman" w:cs="Times New Roman"/>
-          <w:sz w:val="20"/>
-        </w:rPr>
-        <w:t xml:space="preserve"> </w:t>
-      </w:r>
-      <w:proofErr w:type="spellStart"/>
+      <w:r>
+        <w:rPr>
+          <w:rFonts w:ascii="Times New Roman" w:eastAsia="Times New Roman" w:hAnsi="Times New Roman" w:cs="Times New Roman"/>
+          <w:sz w:val="20"/>
+        </w:rPr>
+        <w:t xml:space="preserve">Definisanje scenarija upotrebe za funkcionalnost ocenjivanja </w:t>
+      </w:r>
       <w:r>
         <w:rPr>
           <w:rFonts w:ascii="Times New Roman" w:eastAsia="Times New Roman" w:hAnsi="Times New Roman" w:cs="Times New Roman"/>
@@ -2664,191 +2316,7 @@
           <w:rFonts w:ascii="Times New Roman" w:eastAsia="Times New Roman" w:hAnsi="Times New Roman" w:cs="Times New Roman"/>
           <w:sz w:val="20"/>
         </w:rPr>
-        <w:t>a</w:t>
-      </w:r>
-      <w:proofErr w:type="spellEnd"/>
-      <w:r>
-        <w:rPr>
-          <w:rFonts w:ascii="Times New Roman" w:eastAsia="Times New Roman" w:hAnsi="Times New Roman" w:cs="Times New Roman"/>
-          <w:sz w:val="20"/>
-        </w:rPr>
-        <w:t xml:space="preserve"> </w:t>
-      </w:r>
-      <w:proofErr w:type="spellStart"/>
-      <w:r>
-        <w:rPr>
-          <w:rFonts w:ascii="Times New Roman" w:eastAsia="Times New Roman" w:hAnsi="Times New Roman" w:cs="Times New Roman"/>
-          <w:sz w:val="20"/>
-        </w:rPr>
-        <w:t>od</w:t>
-      </w:r>
-      <w:proofErr w:type="spellEnd"/>
-      <w:r>
-        <w:rPr>
-          <w:rFonts w:ascii="Times New Roman" w:eastAsia="Times New Roman" w:hAnsi="Times New Roman" w:cs="Times New Roman"/>
-          <w:sz w:val="20"/>
-        </w:rPr>
-        <w:t xml:space="preserve"> </w:t>
-      </w:r>
-      <w:proofErr w:type="spellStart"/>
-      <w:r>
-        <w:rPr>
-          <w:rFonts w:ascii="Times New Roman" w:eastAsia="Times New Roman" w:hAnsi="Times New Roman" w:cs="Times New Roman"/>
-          <w:sz w:val="20"/>
-        </w:rPr>
-        <w:t>strane</w:t>
-      </w:r>
-      <w:proofErr w:type="spellEnd"/>
-      <w:r>
-        <w:rPr>
-          <w:rFonts w:ascii="Times New Roman" w:eastAsia="Times New Roman" w:hAnsi="Times New Roman" w:cs="Times New Roman"/>
-          <w:sz w:val="20"/>
-        </w:rPr>
-        <w:t xml:space="preserve"> </w:t>
-      </w:r>
-      <w:proofErr w:type="spellStart"/>
-      <w:r>
-        <w:rPr>
-          <w:rFonts w:ascii="Times New Roman" w:eastAsia="Times New Roman" w:hAnsi="Times New Roman" w:cs="Times New Roman"/>
-          <w:sz w:val="20"/>
-        </w:rPr>
-        <w:t>korisnika</w:t>
-      </w:r>
-      <w:proofErr w:type="spellEnd"/>
-      <w:r>
-        <w:rPr>
-          <w:rFonts w:ascii="Times New Roman" w:eastAsia="Times New Roman" w:hAnsi="Times New Roman" w:cs="Times New Roman"/>
-          <w:sz w:val="20"/>
-        </w:rPr>
-        <w:t xml:space="preserve">, </w:t>
-      </w:r>
-      <w:proofErr w:type="spellStart"/>
-      <w:r>
-        <w:rPr>
-          <w:rFonts w:ascii="Times New Roman" w:eastAsia="Times New Roman" w:hAnsi="Times New Roman" w:cs="Times New Roman"/>
-          <w:sz w:val="20"/>
-        </w:rPr>
-        <w:t>sa</w:t>
-      </w:r>
-      <w:proofErr w:type="spellEnd"/>
-      <w:r>
-        <w:rPr>
-          <w:rFonts w:ascii="Times New Roman" w:eastAsia="Times New Roman" w:hAnsi="Times New Roman" w:cs="Times New Roman"/>
-          <w:sz w:val="20"/>
-        </w:rPr>
-        <w:t xml:space="preserve"> </w:t>
-      </w:r>
-      <w:proofErr w:type="spellStart"/>
-      <w:r>
-        <w:rPr>
-          <w:rFonts w:ascii="Times New Roman" w:eastAsia="Times New Roman" w:hAnsi="Times New Roman" w:cs="Times New Roman"/>
-          <w:sz w:val="20"/>
-        </w:rPr>
-        <w:t>primerima</w:t>
-      </w:r>
-      <w:proofErr w:type="spellEnd"/>
-      <w:r>
-        <w:rPr>
-          <w:rFonts w:ascii="Times New Roman" w:eastAsia="Times New Roman" w:hAnsi="Times New Roman" w:cs="Times New Roman"/>
-          <w:sz w:val="20"/>
-        </w:rPr>
-        <w:t xml:space="preserve"> </w:t>
-      </w:r>
-      <w:proofErr w:type="spellStart"/>
-      <w:r>
-        <w:rPr>
-          <w:rFonts w:ascii="Times New Roman" w:eastAsia="Times New Roman" w:hAnsi="Times New Roman" w:cs="Times New Roman"/>
-          <w:sz w:val="20"/>
-        </w:rPr>
-        <w:t>prikaza</w:t>
-      </w:r>
-      <w:proofErr w:type="spellEnd"/>
-      <w:r>
-        <w:rPr>
-          <w:rFonts w:ascii="Times New Roman" w:eastAsia="Times New Roman" w:hAnsi="Times New Roman" w:cs="Times New Roman"/>
-          <w:sz w:val="20"/>
-        </w:rPr>
-        <w:t xml:space="preserve"> </w:t>
-      </w:r>
-      <w:proofErr w:type="spellStart"/>
-      <w:r>
-        <w:rPr>
-          <w:rFonts w:ascii="Times New Roman" w:eastAsia="Times New Roman" w:hAnsi="Times New Roman" w:cs="Times New Roman"/>
-          <w:sz w:val="20"/>
-        </w:rPr>
-        <w:t>prosečne</w:t>
-      </w:r>
-      <w:proofErr w:type="spellEnd"/>
-      <w:r>
-        <w:rPr>
-          <w:rFonts w:ascii="Times New Roman" w:eastAsia="Times New Roman" w:hAnsi="Times New Roman" w:cs="Times New Roman"/>
-          <w:sz w:val="20"/>
-        </w:rPr>
-        <w:t xml:space="preserve"> </w:t>
-      </w:r>
-      <w:proofErr w:type="spellStart"/>
-      <w:r>
-        <w:rPr>
-          <w:rFonts w:ascii="Times New Roman" w:eastAsia="Times New Roman" w:hAnsi="Times New Roman" w:cs="Times New Roman"/>
-          <w:sz w:val="20"/>
-        </w:rPr>
-        <w:t>ocene</w:t>
-      </w:r>
-      <w:proofErr w:type="spellEnd"/>
-      <w:r>
-        <w:rPr>
-          <w:rFonts w:ascii="Times New Roman" w:eastAsia="Times New Roman" w:hAnsi="Times New Roman" w:cs="Times New Roman"/>
-          <w:sz w:val="20"/>
-        </w:rPr>
-        <w:t xml:space="preserve"> </w:t>
-      </w:r>
-      <w:proofErr w:type="spellStart"/>
-      <w:r>
-        <w:rPr>
-          <w:rFonts w:ascii="Times New Roman" w:eastAsia="Times New Roman" w:hAnsi="Times New Roman" w:cs="Times New Roman"/>
-          <w:sz w:val="20"/>
-        </w:rPr>
-        <w:t>i</w:t>
-      </w:r>
-      <w:proofErr w:type="spellEnd"/>
-      <w:r>
-        <w:rPr>
-          <w:rFonts w:ascii="Times New Roman" w:eastAsia="Times New Roman" w:hAnsi="Times New Roman" w:cs="Times New Roman"/>
-          <w:sz w:val="20"/>
-        </w:rPr>
-        <w:t xml:space="preserve"> </w:t>
-      </w:r>
-      <w:proofErr w:type="spellStart"/>
-      <w:r>
-        <w:rPr>
-          <w:rFonts w:ascii="Times New Roman" w:eastAsia="Times New Roman" w:hAnsi="Times New Roman" w:cs="Times New Roman"/>
-          <w:sz w:val="20"/>
-        </w:rPr>
-        <w:t>interakcije</w:t>
-      </w:r>
-      <w:proofErr w:type="spellEnd"/>
-      <w:r>
-        <w:rPr>
-          <w:rFonts w:ascii="Times New Roman" w:eastAsia="Times New Roman" w:hAnsi="Times New Roman" w:cs="Times New Roman"/>
-          <w:sz w:val="20"/>
-        </w:rPr>
-        <w:t xml:space="preserve"> </w:t>
-      </w:r>
-      <w:proofErr w:type="spellStart"/>
-      <w:r>
-        <w:rPr>
-          <w:rFonts w:ascii="Times New Roman" w:eastAsia="Times New Roman" w:hAnsi="Times New Roman" w:cs="Times New Roman"/>
-          <w:sz w:val="20"/>
-        </w:rPr>
-        <w:t>korisnika</w:t>
-      </w:r>
-      <w:proofErr w:type="spellEnd"/>
-      <w:r>
-        <w:rPr>
-          <w:rFonts w:ascii="Times New Roman" w:eastAsia="Times New Roman" w:hAnsi="Times New Roman" w:cs="Times New Roman"/>
-          <w:sz w:val="20"/>
-        </w:rPr>
-        <w:t>.</w:t>
+        <w:t>a od strane korisnika, sa primerima prikaza prosečne ocene i interakcije korisnika.</w:t>
       </w:r>
     </w:p>
     <w:p>
@@ -2868,44 +2336,10 @@
         <w:ind w:left="705" w:hanging="720"/>
       </w:pPr>
       <w:bookmarkStart w:id="2" w:name="_Toc205762425"/>
-      <w:proofErr w:type="spellStart"/>
-      <w:r>
-        <w:t>Namena</w:t>
-      </w:r>
-      <w:proofErr w:type="spellEnd"/>
-      <w:r>
-        <w:t xml:space="preserve"> </w:t>
-      </w:r>
-      <w:proofErr w:type="spellStart"/>
-      <w:r>
-        <w:t>dokumenta</w:t>
-      </w:r>
-      <w:proofErr w:type="spellEnd"/>
-      <w:r>
-        <w:t xml:space="preserve"> </w:t>
-      </w:r>
-      <w:proofErr w:type="spellStart"/>
-      <w:r>
-        <w:t>i</w:t>
-      </w:r>
-      <w:proofErr w:type="spellEnd"/>
-      <w:r>
-        <w:t xml:space="preserve"> </w:t>
-      </w:r>
-      <w:proofErr w:type="spellStart"/>
-      <w:r>
-        <w:t>ciljne</w:t>
-      </w:r>
-      <w:proofErr w:type="spellEnd"/>
-      <w:r>
-        <w:t xml:space="preserve"> </w:t>
-      </w:r>
-      <w:proofErr w:type="spellStart"/>
-      <w:r>
-        <w:t>grupe</w:t>
+      <w:r>
+        <w:t>Namena dokumenta i ciljne grupe</w:t>
       </w:r>
       <w:bookmarkEnd w:id="2"/>
-      <w:proofErr w:type="spellEnd"/>
       <w:r>
         <w:t xml:space="preserve"> </w:t>
       </w:r>
@@ -2920,309 +2354,12 @@
         <w:ind w:left="705"/>
       </w:pPr>
       <w:bookmarkStart w:id="3" w:name="_Toc205762426"/>
-      <w:proofErr w:type="spellStart"/>
       <w:r>
         <w:rPr>
           <w:rFonts w:ascii="Times New Roman" w:eastAsia="Times New Roman" w:hAnsi="Times New Roman" w:cs="Times New Roman"/>
           <w:b w:val="0"/>
         </w:rPr>
-        <w:t>Dokument</w:t>
-      </w:r>
-      <w:proofErr w:type="spellEnd"/>
-      <w:r>
-        <w:rPr>
-          <w:rFonts w:ascii="Times New Roman" w:eastAsia="Times New Roman" w:hAnsi="Times New Roman" w:cs="Times New Roman"/>
-          <w:b w:val="0"/>
-        </w:rPr>
-        <w:t xml:space="preserve"> </w:t>
-      </w:r>
-      <w:proofErr w:type="spellStart"/>
-      <w:r>
-        <w:rPr>
-          <w:rFonts w:ascii="Times New Roman" w:eastAsia="Times New Roman" w:hAnsi="Times New Roman" w:cs="Times New Roman"/>
-          <w:b w:val="0"/>
-        </w:rPr>
-        <w:t>će</w:t>
-      </w:r>
-      <w:proofErr w:type="spellEnd"/>
-      <w:r>
-        <w:rPr>
-          <w:rFonts w:ascii="Times New Roman" w:eastAsia="Times New Roman" w:hAnsi="Times New Roman" w:cs="Times New Roman"/>
-          <w:b w:val="0"/>
-        </w:rPr>
-        <w:t xml:space="preserve"> </w:t>
-      </w:r>
-      <w:proofErr w:type="spellStart"/>
-      <w:r>
-        <w:rPr>
-          <w:rFonts w:ascii="Times New Roman" w:eastAsia="Times New Roman" w:hAnsi="Times New Roman" w:cs="Times New Roman"/>
-          <w:b w:val="0"/>
-        </w:rPr>
-        <w:t>koristiti</w:t>
-      </w:r>
-      <w:proofErr w:type="spellEnd"/>
-      <w:r>
-        <w:rPr>
-          <w:rFonts w:ascii="Times New Roman" w:eastAsia="Times New Roman" w:hAnsi="Times New Roman" w:cs="Times New Roman"/>
-          <w:b w:val="0"/>
-        </w:rPr>
-        <w:t xml:space="preserve"> </w:t>
-      </w:r>
-      <w:proofErr w:type="spellStart"/>
-      <w:r>
-        <w:rPr>
-          <w:rFonts w:ascii="Times New Roman" w:eastAsia="Times New Roman" w:hAnsi="Times New Roman" w:cs="Times New Roman"/>
-          <w:b w:val="0"/>
-        </w:rPr>
-        <w:t>svi</w:t>
-      </w:r>
-      <w:proofErr w:type="spellEnd"/>
-      <w:r>
-        <w:rPr>
-          <w:rFonts w:ascii="Times New Roman" w:eastAsia="Times New Roman" w:hAnsi="Times New Roman" w:cs="Times New Roman"/>
-          <w:b w:val="0"/>
-        </w:rPr>
-        <w:t xml:space="preserve"> </w:t>
-      </w:r>
-      <w:proofErr w:type="spellStart"/>
-      <w:r>
-        <w:rPr>
-          <w:rFonts w:ascii="Times New Roman" w:eastAsia="Times New Roman" w:hAnsi="Times New Roman" w:cs="Times New Roman"/>
-          <w:b w:val="0"/>
-        </w:rPr>
-        <w:t>članovi</w:t>
-      </w:r>
-      <w:proofErr w:type="spellEnd"/>
-      <w:r>
-        <w:rPr>
-          <w:rFonts w:ascii="Times New Roman" w:eastAsia="Times New Roman" w:hAnsi="Times New Roman" w:cs="Times New Roman"/>
-          <w:b w:val="0"/>
-        </w:rPr>
-        <w:t xml:space="preserve"> </w:t>
-      </w:r>
-      <w:proofErr w:type="spellStart"/>
-      <w:r>
-        <w:rPr>
-          <w:rFonts w:ascii="Times New Roman" w:eastAsia="Times New Roman" w:hAnsi="Times New Roman" w:cs="Times New Roman"/>
-          <w:b w:val="0"/>
-        </w:rPr>
-        <w:t>projektnog</w:t>
-      </w:r>
-      <w:proofErr w:type="spellEnd"/>
-      <w:r>
-        <w:rPr>
-          <w:rFonts w:ascii="Times New Roman" w:eastAsia="Times New Roman" w:hAnsi="Times New Roman" w:cs="Times New Roman"/>
-          <w:b w:val="0"/>
-        </w:rPr>
-        <w:t xml:space="preserve"> </w:t>
-      </w:r>
-      <w:proofErr w:type="spellStart"/>
-      <w:r>
-        <w:rPr>
-          <w:rFonts w:ascii="Times New Roman" w:eastAsia="Times New Roman" w:hAnsi="Times New Roman" w:cs="Times New Roman"/>
-          <w:b w:val="0"/>
-        </w:rPr>
-        <w:t>tima</w:t>
-      </w:r>
-      <w:proofErr w:type="spellEnd"/>
-      <w:r>
-        <w:rPr>
-          <w:rFonts w:ascii="Times New Roman" w:eastAsia="Times New Roman" w:hAnsi="Times New Roman" w:cs="Times New Roman"/>
-          <w:b w:val="0"/>
-        </w:rPr>
-        <w:t xml:space="preserve"> u </w:t>
-      </w:r>
-      <w:proofErr w:type="spellStart"/>
-      <w:r>
-        <w:rPr>
-          <w:rFonts w:ascii="Times New Roman" w:eastAsia="Times New Roman" w:hAnsi="Times New Roman" w:cs="Times New Roman"/>
-          <w:b w:val="0"/>
-        </w:rPr>
-        <w:t>razvoju</w:t>
-      </w:r>
-      <w:proofErr w:type="spellEnd"/>
-      <w:r>
-        <w:rPr>
-          <w:rFonts w:ascii="Times New Roman" w:eastAsia="Times New Roman" w:hAnsi="Times New Roman" w:cs="Times New Roman"/>
-          <w:b w:val="0"/>
-        </w:rPr>
-        <w:t xml:space="preserve"> </w:t>
-      </w:r>
-      <w:proofErr w:type="spellStart"/>
-      <w:r>
-        <w:rPr>
-          <w:rFonts w:ascii="Times New Roman" w:eastAsia="Times New Roman" w:hAnsi="Times New Roman" w:cs="Times New Roman"/>
-          <w:b w:val="0"/>
-        </w:rPr>
-        <w:t>i</w:t>
-      </w:r>
-      <w:proofErr w:type="spellEnd"/>
-      <w:r>
-        <w:rPr>
-          <w:rFonts w:ascii="Times New Roman" w:eastAsia="Times New Roman" w:hAnsi="Times New Roman" w:cs="Times New Roman"/>
-          <w:b w:val="0"/>
-        </w:rPr>
-        <w:t xml:space="preserve"> </w:t>
-      </w:r>
-      <w:proofErr w:type="spellStart"/>
-      <w:r>
-        <w:rPr>
-          <w:rFonts w:ascii="Times New Roman" w:eastAsia="Times New Roman" w:hAnsi="Times New Roman" w:cs="Times New Roman"/>
-          <w:b w:val="0"/>
-        </w:rPr>
-        <w:t>testiranju</w:t>
-      </w:r>
-      <w:proofErr w:type="spellEnd"/>
-      <w:r>
-        <w:rPr>
-          <w:rFonts w:ascii="Times New Roman" w:eastAsia="Times New Roman" w:hAnsi="Times New Roman" w:cs="Times New Roman"/>
-          <w:b w:val="0"/>
-        </w:rPr>
-        <w:t xml:space="preserve"> </w:t>
-      </w:r>
-      <w:proofErr w:type="spellStart"/>
-      <w:r>
-        <w:rPr>
-          <w:rFonts w:ascii="Times New Roman" w:eastAsia="Times New Roman" w:hAnsi="Times New Roman" w:cs="Times New Roman"/>
-          <w:b w:val="0"/>
-        </w:rPr>
-        <w:t>funkcionalnosti</w:t>
-      </w:r>
-      <w:proofErr w:type="spellEnd"/>
-      <w:r>
-        <w:rPr>
-          <w:rFonts w:ascii="Times New Roman" w:eastAsia="Times New Roman" w:hAnsi="Times New Roman" w:cs="Times New Roman"/>
-          <w:b w:val="0"/>
-        </w:rPr>
-        <w:t xml:space="preserve"> </w:t>
-      </w:r>
-      <w:proofErr w:type="spellStart"/>
-      <w:r>
-        <w:rPr>
-          <w:rFonts w:ascii="Times New Roman" w:eastAsia="Times New Roman" w:hAnsi="Times New Roman" w:cs="Times New Roman"/>
-          <w:b w:val="0"/>
-        </w:rPr>
-        <w:t>prijave</w:t>
-      </w:r>
-      <w:proofErr w:type="spellEnd"/>
-      <w:r>
-        <w:rPr>
-          <w:rFonts w:ascii="Times New Roman" w:eastAsia="Times New Roman" w:hAnsi="Times New Roman" w:cs="Times New Roman"/>
-          <w:b w:val="0"/>
-        </w:rPr>
-        <w:t xml:space="preserve">, a </w:t>
-      </w:r>
-      <w:proofErr w:type="spellStart"/>
-      <w:r>
-        <w:rPr>
-          <w:rFonts w:ascii="Times New Roman" w:eastAsia="Times New Roman" w:hAnsi="Times New Roman" w:cs="Times New Roman"/>
-          <w:b w:val="0"/>
-        </w:rPr>
-        <w:t>može</w:t>
-      </w:r>
-      <w:proofErr w:type="spellEnd"/>
-      <w:r>
-        <w:rPr>
-          <w:rFonts w:ascii="Times New Roman" w:eastAsia="Times New Roman" w:hAnsi="Times New Roman" w:cs="Times New Roman"/>
-          <w:b w:val="0"/>
-        </w:rPr>
-        <w:t xml:space="preserve"> se </w:t>
-      </w:r>
-      <w:proofErr w:type="spellStart"/>
-      <w:r>
-        <w:rPr>
-          <w:rFonts w:ascii="Times New Roman" w:eastAsia="Times New Roman" w:hAnsi="Times New Roman" w:cs="Times New Roman"/>
-          <w:b w:val="0"/>
-        </w:rPr>
-        <w:t>koristiti</w:t>
-      </w:r>
-      <w:proofErr w:type="spellEnd"/>
-      <w:r>
-        <w:rPr>
-          <w:rFonts w:ascii="Times New Roman" w:eastAsia="Times New Roman" w:hAnsi="Times New Roman" w:cs="Times New Roman"/>
-          <w:b w:val="0"/>
-        </w:rPr>
-        <w:t xml:space="preserve"> </w:t>
-      </w:r>
-      <w:proofErr w:type="spellStart"/>
-      <w:r>
-        <w:rPr>
-          <w:rFonts w:ascii="Times New Roman" w:eastAsia="Times New Roman" w:hAnsi="Times New Roman" w:cs="Times New Roman"/>
-          <w:b w:val="0"/>
-        </w:rPr>
-        <w:t>i</w:t>
-      </w:r>
-      <w:proofErr w:type="spellEnd"/>
-      <w:r>
-        <w:rPr>
-          <w:rFonts w:ascii="Times New Roman" w:eastAsia="Times New Roman" w:hAnsi="Times New Roman" w:cs="Times New Roman"/>
-          <w:b w:val="0"/>
-        </w:rPr>
-        <w:t xml:space="preserve"> </w:t>
-      </w:r>
-      <w:proofErr w:type="spellStart"/>
-      <w:r>
-        <w:rPr>
-          <w:rFonts w:ascii="Times New Roman" w:eastAsia="Times New Roman" w:hAnsi="Times New Roman" w:cs="Times New Roman"/>
-          <w:b w:val="0"/>
-        </w:rPr>
-        <w:t>pri</w:t>
-      </w:r>
-      <w:proofErr w:type="spellEnd"/>
-      <w:r>
-        <w:rPr>
-          <w:rFonts w:ascii="Times New Roman" w:eastAsia="Times New Roman" w:hAnsi="Times New Roman" w:cs="Times New Roman"/>
-          <w:b w:val="0"/>
-        </w:rPr>
-        <w:t xml:space="preserve"> </w:t>
-      </w:r>
-      <w:proofErr w:type="spellStart"/>
-      <w:r>
-        <w:rPr>
-          <w:rFonts w:ascii="Times New Roman" w:eastAsia="Times New Roman" w:hAnsi="Times New Roman" w:cs="Times New Roman"/>
-          <w:b w:val="0"/>
-        </w:rPr>
-        <w:t>pisanju</w:t>
-      </w:r>
-      <w:proofErr w:type="spellEnd"/>
-      <w:r>
-        <w:rPr>
-          <w:rFonts w:ascii="Times New Roman" w:eastAsia="Times New Roman" w:hAnsi="Times New Roman" w:cs="Times New Roman"/>
-          <w:b w:val="0"/>
-        </w:rPr>
-        <w:t xml:space="preserve"> </w:t>
-      </w:r>
-      <w:proofErr w:type="spellStart"/>
-      <w:r>
-        <w:rPr>
-          <w:rFonts w:ascii="Times New Roman" w:eastAsia="Times New Roman" w:hAnsi="Times New Roman" w:cs="Times New Roman"/>
-          <w:b w:val="0"/>
-        </w:rPr>
-        <w:t>uputstva</w:t>
-      </w:r>
-      <w:proofErr w:type="spellEnd"/>
-      <w:r>
-        <w:rPr>
-          <w:rFonts w:ascii="Times New Roman" w:eastAsia="Times New Roman" w:hAnsi="Times New Roman" w:cs="Times New Roman"/>
-          <w:b w:val="0"/>
-        </w:rPr>
-        <w:t xml:space="preserve"> za </w:t>
-      </w:r>
-      <w:proofErr w:type="spellStart"/>
-      <w:r>
-        <w:rPr>
-          <w:rFonts w:ascii="Times New Roman" w:eastAsia="Times New Roman" w:hAnsi="Times New Roman" w:cs="Times New Roman"/>
-          <w:b w:val="0"/>
-        </w:rPr>
-        <w:t>korisnike</w:t>
-      </w:r>
-      <w:proofErr w:type="spellEnd"/>
-      <w:r>
-        <w:rPr>
-          <w:rFonts w:ascii="Times New Roman" w:eastAsia="Times New Roman" w:hAnsi="Times New Roman" w:cs="Times New Roman"/>
-          <w:b w:val="0"/>
-        </w:rPr>
-        <w:t>.</w:t>
+        <w:t>Dokument će koristiti svi članovi projektnog tima u razvoju i testiranju funkcionalnosti prijave, a može se koristiti i pri pisanju uputstva za korisnike.</w:t>
       </w:r>
       <w:bookmarkEnd w:id="3"/>
     </w:p>
@@ -3249,37 +2386,12 @@
         <w:spacing w:after="3" w:line="252" w:lineRule="auto"/>
         <w:ind w:hanging="360"/>
       </w:pPr>
-      <w:proofErr w:type="spellStart"/>
-      <w:r>
-        <w:rPr>
-          <w:rFonts w:ascii="Times New Roman" w:eastAsia="Times New Roman" w:hAnsi="Times New Roman" w:cs="Times New Roman"/>
-          <w:sz w:val="20"/>
-        </w:rPr>
-        <w:t>Projektni</w:t>
-      </w:r>
-      <w:proofErr w:type="spellEnd"/>
-      <w:r>
-        <w:rPr>
-          <w:rFonts w:ascii="Times New Roman" w:eastAsia="Times New Roman" w:hAnsi="Times New Roman" w:cs="Times New Roman"/>
-          <w:sz w:val="20"/>
-        </w:rPr>
-        <w:t xml:space="preserve"> </w:t>
-      </w:r>
-      <w:proofErr w:type="spellStart"/>
-      <w:r>
-        <w:rPr>
-          <w:rFonts w:ascii="Times New Roman" w:eastAsia="Times New Roman" w:hAnsi="Times New Roman" w:cs="Times New Roman"/>
-          <w:sz w:val="20"/>
-        </w:rPr>
-        <w:t>zadatak</w:t>
-      </w:r>
-      <w:proofErr w:type="spellEnd"/>
-      <w:r>
-        <w:rPr>
-          <w:rFonts w:ascii="Times New Roman" w:eastAsia="Times New Roman" w:hAnsi="Times New Roman" w:cs="Times New Roman"/>
-          <w:sz w:val="20"/>
-        </w:rPr>
-        <w:t xml:space="preserve"> </w:t>
+      <w:r>
+        <w:rPr>
+          <w:rFonts w:ascii="Times New Roman" w:eastAsia="Times New Roman" w:hAnsi="Times New Roman" w:cs="Times New Roman"/>
+          <w:sz w:val="20"/>
+        </w:rPr>
+        <w:t xml:space="preserve">Projektni zadatak </w:t>
       </w:r>
     </w:p>
     <w:p>
@@ -3291,101 +2403,12 @@
         <w:spacing w:after="3" w:line="252" w:lineRule="auto"/>
         <w:ind w:hanging="360"/>
       </w:pPr>
-      <w:proofErr w:type="spellStart"/>
-      <w:r>
-        <w:rPr>
-          <w:rFonts w:ascii="Times New Roman" w:eastAsia="Times New Roman" w:hAnsi="Times New Roman" w:cs="Times New Roman"/>
-          <w:sz w:val="20"/>
-        </w:rPr>
-        <w:t>Uputstvo</w:t>
-      </w:r>
-      <w:proofErr w:type="spellEnd"/>
-      <w:r>
-        <w:rPr>
-          <w:rFonts w:ascii="Times New Roman" w:eastAsia="Times New Roman" w:hAnsi="Times New Roman" w:cs="Times New Roman"/>
-          <w:sz w:val="20"/>
-        </w:rPr>
-        <w:t xml:space="preserve"> za </w:t>
-      </w:r>
-      <w:proofErr w:type="spellStart"/>
-      <w:r>
-        <w:rPr>
-          <w:rFonts w:ascii="Times New Roman" w:eastAsia="Times New Roman" w:hAnsi="Times New Roman" w:cs="Times New Roman"/>
-          <w:sz w:val="20"/>
-        </w:rPr>
-        <w:t>pisanje</w:t>
-      </w:r>
-      <w:proofErr w:type="spellEnd"/>
-      <w:r>
-        <w:rPr>
-          <w:rFonts w:ascii="Times New Roman" w:eastAsia="Times New Roman" w:hAnsi="Times New Roman" w:cs="Times New Roman"/>
-          <w:sz w:val="20"/>
-        </w:rPr>
-        <w:t xml:space="preserve"> </w:t>
-      </w:r>
-      <w:proofErr w:type="spellStart"/>
-      <w:r>
-        <w:rPr>
-          <w:rFonts w:ascii="Times New Roman" w:eastAsia="Times New Roman" w:hAnsi="Times New Roman" w:cs="Times New Roman"/>
-          <w:sz w:val="20"/>
-        </w:rPr>
-        <w:t>specifikacije</w:t>
-      </w:r>
-      <w:proofErr w:type="spellEnd"/>
-      <w:r>
-        <w:rPr>
-          <w:rFonts w:ascii="Times New Roman" w:eastAsia="Times New Roman" w:hAnsi="Times New Roman" w:cs="Times New Roman"/>
-          <w:sz w:val="20"/>
-        </w:rPr>
-        <w:t xml:space="preserve"> </w:t>
-      </w:r>
-      <w:proofErr w:type="spellStart"/>
-      <w:r>
-        <w:rPr>
-          <w:rFonts w:ascii="Times New Roman" w:eastAsia="Times New Roman" w:hAnsi="Times New Roman" w:cs="Times New Roman"/>
-          <w:sz w:val="20"/>
-        </w:rPr>
-        <w:t>scenarija</w:t>
-      </w:r>
-      <w:proofErr w:type="spellEnd"/>
-      <w:r>
-        <w:rPr>
-          <w:rFonts w:ascii="Times New Roman" w:eastAsia="Times New Roman" w:hAnsi="Times New Roman" w:cs="Times New Roman"/>
-          <w:sz w:val="20"/>
-        </w:rPr>
-        <w:t xml:space="preserve"> </w:t>
-      </w:r>
-      <w:proofErr w:type="spellStart"/>
-      <w:r>
-        <w:rPr>
-          <w:rFonts w:ascii="Times New Roman" w:eastAsia="Times New Roman" w:hAnsi="Times New Roman" w:cs="Times New Roman"/>
-          <w:sz w:val="20"/>
-        </w:rPr>
-        <w:t>upotrebe</w:t>
-      </w:r>
-      <w:proofErr w:type="spellEnd"/>
-      <w:r>
-        <w:rPr>
-          <w:rFonts w:ascii="Times New Roman" w:eastAsia="Times New Roman" w:hAnsi="Times New Roman" w:cs="Times New Roman"/>
-          <w:sz w:val="20"/>
-        </w:rPr>
-        <w:t xml:space="preserve"> </w:t>
-      </w:r>
-      <w:proofErr w:type="spellStart"/>
-      <w:r>
-        <w:rPr>
-          <w:rFonts w:ascii="Times New Roman" w:eastAsia="Times New Roman" w:hAnsi="Times New Roman" w:cs="Times New Roman"/>
-          <w:sz w:val="20"/>
-        </w:rPr>
-        <w:t>funkcionalnosti</w:t>
-      </w:r>
-      <w:proofErr w:type="spellEnd"/>
-      <w:r>
-        <w:rPr>
-          <w:rFonts w:ascii="Times New Roman" w:eastAsia="Times New Roman" w:hAnsi="Times New Roman" w:cs="Times New Roman"/>
-          <w:sz w:val="20"/>
-        </w:rPr>
-        <w:t xml:space="preserve">  </w:t>
+      <w:r>
+        <w:rPr>
+          <w:rFonts w:ascii="Times New Roman" w:eastAsia="Times New Roman" w:hAnsi="Times New Roman" w:cs="Times New Roman"/>
+          <w:sz w:val="20"/>
+        </w:rPr>
+        <w:t xml:space="preserve">Uputstvo za pisanje specifikacije scenarija upotrebe funkcionalnosti  </w:t>
       </w:r>
     </w:p>
     <w:p>
@@ -3430,14 +2453,9 @@
       </w:pPr>
       <w:bookmarkStart w:id="5" w:name="_Toc205762428"/>
       <w:r>
-        <w:t xml:space="preserve">Otvorena </w:t>
-      </w:r>
-      <w:proofErr w:type="spellStart"/>
-      <w:r>
-        <w:t>pitanja</w:t>
+        <w:t>Otvorena pitanja</w:t>
       </w:r>
       <w:bookmarkEnd w:id="5"/>
-      <w:proofErr w:type="spellEnd"/>
       <w:r>
         <w:t xml:space="preserve"> </w:t>
       </w:r>
@@ -3474,37 +2492,12 @@
             </w:tcBorders>
           </w:tcPr>
           <w:p>
-            <w:proofErr w:type="spellStart"/>
             <w:r>
               <w:rPr>
                 <w:rFonts w:ascii="Times New Roman" w:eastAsia="Times New Roman" w:hAnsi="Times New Roman" w:cs="Times New Roman"/>
                 <w:sz w:val="20"/>
               </w:rPr>
-              <w:t>Redni</w:t>
-            </w:r>
-            <w:proofErr w:type="spellEnd"/>
-            <w:r>
-              <w:rPr>
-                <w:rFonts w:ascii="Times New Roman" w:eastAsia="Times New Roman" w:hAnsi="Times New Roman" w:cs="Times New Roman"/>
-                <w:sz w:val="20"/>
-              </w:rPr>
-              <w:t xml:space="preserve"> </w:t>
-            </w:r>
-            <w:proofErr w:type="spellStart"/>
-            <w:r>
-              <w:rPr>
-                <w:rFonts w:ascii="Times New Roman" w:eastAsia="Times New Roman" w:hAnsi="Times New Roman" w:cs="Times New Roman"/>
-                <w:sz w:val="20"/>
-              </w:rPr>
-              <w:t>broj</w:t>
-            </w:r>
-            <w:proofErr w:type="spellEnd"/>
-            <w:r>
-              <w:rPr>
-                <w:rFonts w:ascii="Times New Roman" w:eastAsia="Times New Roman" w:hAnsi="Times New Roman" w:cs="Times New Roman"/>
-                <w:sz w:val="20"/>
-              </w:rPr>
-              <w:t xml:space="preserve"> </w:t>
+              <w:t xml:space="preserve">Redni broj </w:t>
             </w:r>
           </w:p>
         </w:tc>
@@ -3519,21 +2512,12 @@
             </w:tcBorders>
           </w:tcPr>
           <w:p>
-            <w:proofErr w:type="spellStart"/>
             <w:r>
               <w:rPr>
                 <w:rFonts w:ascii="Times New Roman" w:eastAsia="Times New Roman" w:hAnsi="Times New Roman" w:cs="Times New Roman"/>
                 <w:sz w:val="20"/>
               </w:rPr>
-              <w:t>Opis</w:t>
-            </w:r>
-            <w:proofErr w:type="spellEnd"/>
-            <w:r>
-              <w:rPr>
-                <w:rFonts w:ascii="Times New Roman" w:eastAsia="Times New Roman" w:hAnsi="Times New Roman" w:cs="Times New Roman"/>
-                <w:sz w:val="20"/>
-              </w:rPr>
-              <w:t xml:space="preserve"> </w:t>
+              <w:t xml:space="preserve">Opis </w:t>
             </w:r>
           </w:p>
         </w:tc>
@@ -3548,21 +2532,12 @@
             </w:tcBorders>
           </w:tcPr>
           <w:p>
-            <w:proofErr w:type="spellStart"/>
             <w:r>
               <w:rPr>
                 <w:rFonts w:ascii="Times New Roman" w:eastAsia="Times New Roman" w:hAnsi="Times New Roman" w:cs="Times New Roman"/>
                 <w:sz w:val="20"/>
               </w:rPr>
-              <w:t>Rešenje</w:t>
-            </w:r>
-            <w:proofErr w:type="spellEnd"/>
-            <w:r>
-              <w:rPr>
-                <w:rFonts w:ascii="Times New Roman" w:eastAsia="Times New Roman" w:hAnsi="Times New Roman" w:cs="Times New Roman"/>
-                <w:sz w:val="20"/>
-              </w:rPr>
-              <w:t xml:space="preserve"> </w:t>
+              <w:t xml:space="preserve">Rešenje </w:t>
             </w:r>
           </w:p>
         </w:tc>
@@ -3611,87 +2586,7 @@
                 <w:rFonts w:ascii="Times New Roman" w:eastAsia="Times New Roman" w:hAnsi="Times New Roman" w:cs="Times New Roman"/>
                 <w:sz w:val="20"/>
               </w:rPr>
-              <w:t xml:space="preserve">Da li </w:t>
-            </w:r>
-            <w:proofErr w:type="spellStart"/>
-            <w:r>
-              <w:rPr>
-                <w:rFonts w:ascii="Times New Roman" w:eastAsia="Times New Roman" w:hAnsi="Times New Roman" w:cs="Times New Roman"/>
-                <w:sz w:val="20"/>
-              </w:rPr>
-              <w:t>korsinici</w:t>
-            </w:r>
-            <w:proofErr w:type="spellEnd"/>
-            <w:r>
-              <w:rPr>
-                <w:rFonts w:ascii="Times New Roman" w:eastAsia="Times New Roman" w:hAnsi="Times New Roman" w:cs="Times New Roman"/>
-                <w:sz w:val="20"/>
-              </w:rPr>
-              <w:t xml:space="preserve"> </w:t>
-            </w:r>
-            <w:proofErr w:type="spellStart"/>
-            <w:r>
-              <w:rPr>
-                <w:rFonts w:ascii="Times New Roman" w:eastAsia="Times New Roman" w:hAnsi="Times New Roman" w:cs="Times New Roman"/>
-                <w:sz w:val="20"/>
-              </w:rPr>
-              <w:t>mogu</w:t>
-            </w:r>
-            <w:proofErr w:type="spellEnd"/>
-            <w:r>
-              <w:rPr>
-                <w:rFonts w:ascii="Times New Roman" w:eastAsia="Times New Roman" w:hAnsi="Times New Roman" w:cs="Times New Roman"/>
-                <w:sz w:val="20"/>
-              </w:rPr>
-              <w:t xml:space="preserve"> da vide ko je </w:t>
-            </w:r>
-            <w:proofErr w:type="spellStart"/>
-            <w:r>
-              <w:rPr>
-                <w:rFonts w:ascii="Times New Roman" w:eastAsia="Times New Roman" w:hAnsi="Times New Roman" w:cs="Times New Roman"/>
-                <w:sz w:val="20"/>
-              </w:rPr>
-              <w:t>kako</w:t>
-            </w:r>
-            <w:proofErr w:type="spellEnd"/>
-            <w:r>
-              <w:rPr>
-                <w:rFonts w:ascii="Times New Roman" w:eastAsia="Times New Roman" w:hAnsi="Times New Roman" w:cs="Times New Roman"/>
-                <w:sz w:val="20"/>
-              </w:rPr>
-              <w:t xml:space="preserve"> </w:t>
-            </w:r>
-            <w:proofErr w:type="spellStart"/>
-            <w:r>
-              <w:rPr>
-                <w:rFonts w:ascii="Times New Roman" w:eastAsia="Times New Roman" w:hAnsi="Times New Roman" w:cs="Times New Roman"/>
-                <w:sz w:val="20"/>
-              </w:rPr>
-              <w:t>ocenio</w:t>
-            </w:r>
-            <w:proofErr w:type="spellEnd"/>
-            <w:r>
-              <w:rPr>
-                <w:rFonts w:ascii="Times New Roman" w:eastAsia="Times New Roman" w:hAnsi="Times New Roman" w:cs="Times New Roman"/>
-                <w:sz w:val="20"/>
-              </w:rPr>
-              <w:t xml:space="preserve"> </w:t>
-            </w:r>
-            <w:proofErr w:type="spellStart"/>
-            <w:r>
-              <w:rPr>
-                <w:rFonts w:ascii="Times New Roman" w:eastAsia="Times New Roman" w:hAnsi="Times New Roman" w:cs="Times New Roman"/>
-                <w:sz w:val="20"/>
-              </w:rPr>
-              <w:t>sliku</w:t>
-            </w:r>
-            <w:proofErr w:type="spellEnd"/>
-            <w:r>
-              <w:rPr>
-                <w:rFonts w:ascii="Times New Roman" w:eastAsia="Times New Roman" w:hAnsi="Times New Roman" w:cs="Times New Roman"/>
-                <w:sz w:val="20"/>
-              </w:rPr>
-              <w:t>?</w:t>
+              <w:t>Da li korsinici mogu da vide ko je kako ocenio sliku?</w:t>
             </w:r>
           </w:p>
         </w:tc>
@@ -3840,151 +2735,7 @@
                       <w:rFonts w:ascii="Times New Roman" w:eastAsia="Times New Roman" w:hAnsi="Times New Roman" w:cs="Times New Roman"/>
                       <w:sz w:val="20"/>
                     </w:rPr>
-                    <w:t xml:space="preserve">Da li se </w:t>
-                  </w:r>
-                  <w:proofErr w:type="spellStart"/>
-                  <w:r>
-                    <w:rPr>
-                      <w:rFonts w:ascii="Times New Roman" w:eastAsia="Times New Roman" w:hAnsi="Times New Roman" w:cs="Times New Roman"/>
-                      <w:sz w:val="20"/>
-                    </w:rPr>
-                    <w:t>prosečna</w:t>
-                  </w:r>
-                  <w:proofErr w:type="spellEnd"/>
-                  <w:r>
-                    <w:rPr>
-                      <w:rFonts w:ascii="Times New Roman" w:eastAsia="Times New Roman" w:hAnsi="Times New Roman" w:cs="Times New Roman"/>
-                      <w:sz w:val="20"/>
-                    </w:rPr>
-                    <w:t xml:space="preserve"> ocean </w:t>
-                  </w:r>
-                  <w:proofErr w:type="spellStart"/>
-                  <w:r>
-                    <w:rPr>
-                      <w:rFonts w:ascii="Times New Roman" w:eastAsia="Times New Roman" w:hAnsi="Times New Roman" w:cs="Times New Roman"/>
-                      <w:sz w:val="20"/>
-                    </w:rPr>
-                    <w:t>prikazuje</w:t>
-                  </w:r>
-                  <w:proofErr w:type="spellEnd"/>
-                  <w:r>
-                    <w:rPr>
-                      <w:rFonts w:ascii="Times New Roman" w:eastAsia="Times New Roman" w:hAnsi="Times New Roman" w:cs="Times New Roman"/>
-                      <w:sz w:val="20"/>
-                    </w:rPr>
-                    <w:t xml:space="preserve"> I </w:t>
-                  </w:r>
-                  <w:proofErr w:type="spellStart"/>
-                  <w:r>
-                    <w:rPr>
-                      <w:rFonts w:ascii="Times New Roman" w:eastAsia="Times New Roman" w:hAnsi="Times New Roman" w:cs="Times New Roman"/>
-                      <w:sz w:val="20"/>
-                    </w:rPr>
-                    <w:t>na</w:t>
-                  </w:r>
-                  <w:proofErr w:type="spellEnd"/>
-                  <w:r>
-                    <w:rPr>
-                      <w:rFonts w:ascii="Times New Roman" w:eastAsia="Times New Roman" w:hAnsi="Times New Roman" w:cs="Times New Roman"/>
-                      <w:sz w:val="20"/>
-                    </w:rPr>
-                    <w:t xml:space="preserve"> </w:t>
-                  </w:r>
-                  <w:proofErr w:type="spellStart"/>
-                  <w:r>
-                    <w:rPr>
-                      <w:rFonts w:ascii="Times New Roman" w:eastAsia="Times New Roman" w:hAnsi="Times New Roman" w:cs="Times New Roman"/>
-                      <w:sz w:val="20"/>
-                    </w:rPr>
-                    <w:t>listi</w:t>
-                  </w:r>
-                  <w:proofErr w:type="spellEnd"/>
-                  <w:r>
-                    <w:rPr>
-                      <w:rFonts w:ascii="Times New Roman" w:eastAsia="Times New Roman" w:hAnsi="Times New Roman" w:cs="Times New Roman"/>
-                      <w:sz w:val="20"/>
-                    </w:rPr>
-                    <w:t xml:space="preserve"> </w:t>
-                  </w:r>
-                  <w:proofErr w:type="spellStart"/>
-                  <w:r>
-                    <w:rPr>
-                      <w:rFonts w:ascii="Times New Roman" w:eastAsia="Times New Roman" w:hAnsi="Times New Roman" w:cs="Times New Roman"/>
-                      <w:sz w:val="20"/>
-                    </w:rPr>
-                    <w:t>slika</w:t>
-                  </w:r>
-                  <w:proofErr w:type="spellEnd"/>
-                  <w:r>
-                    <w:rPr>
-                      <w:rFonts w:ascii="Times New Roman" w:eastAsia="Times New Roman" w:hAnsi="Times New Roman" w:cs="Times New Roman"/>
-                      <w:sz w:val="20"/>
-                    </w:rPr>
-                    <w:t xml:space="preserve"> </w:t>
-                  </w:r>
-                  <w:proofErr w:type="spellStart"/>
-                  <w:r>
-                    <w:rPr>
-                      <w:rFonts w:ascii="Times New Roman" w:eastAsia="Times New Roman" w:hAnsi="Times New Roman" w:cs="Times New Roman"/>
-                      <w:sz w:val="20"/>
-                    </w:rPr>
-                    <w:t>ili</w:t>
-                  </w:r>
-                  <w:proofErr w:type="spellEnd"/>
-                  <w:r>
-                    <w:rPr>
-                      <w:rFonts w:ascii="Times New Roman" w:eastAsia="Times New Roman" w:hAnsi="Times New Roman" w:cs="Times New Roman"/>
-                      <w:sz w:val="20"/>
-                    </w:rPr>
-                    <w:t xml:space="preserve"> </w:t>
-                  </w:r>
-                  <w:proofErr w:type="spellStart"/>
-                  <w:r>
-                    <w:rPr>
-                      <w:rFonts w:ascii="Times New Roman" w:eastAsia="Times New Roman" w:hAnsi="Times New Roman" w:cs="Times New Roman"/>
-                      <w:sz w:val="20"/>
-                    </w:rPr>
-                    <w:t>samo</w:t>
-                  </w:r>
-                  <w:proofErr w:type="spellEnd"/>
-                  <w:r>
-                    <w:rPr>
-                      <w:rFonts w:ascii="Times New Roman" w:eastAsia="Times New Roman" w:hAnsi="Times New Roman" w:cs="Times New Roman"/>
-                      <w:sz w:val="20"/>
-                    </w:rPr>
-                    <w:t xml:space="preserve"> na </w:t>
-                  </w:r>
-                  <w:proofErr w:type="spellStart"/>
-                  <w:r>
-                    <w:rPr>
-                      <w:rFonts w:ascii="Times New Roman" w:eastAsia="Times New Roman" w:hAnsi="Times New Roman" w:cs="Times New Roman"/>
-                      <w:sz w:val="20"/>
-                    </w:rPr>
-                    <w:t>detaljniom</w:t>
-                  </w:r>
-                  <w:proofErr w:type="spellEnd"/>
-                  <w:r>
-                    <w:rPr>
-                      <w:rFonts w:ascii="Times New Roman" w:eastAsia="Times New Roman" w:hAnsi="Times New Roman" w:cs="Times New Roman"/>
-                      <w:sz w:val="20"/>
-                    </w:rPr>
-                    <w:t xml:space="preserve"> </w:t>
-                  </w:r>
-                  <w:proofErr w:type="spellStart"/>
-                  <w:r>
-                    <w:rPr>
-                      <w:rFonts w:ascii="Times New Roman" w:eastAsia="Times New Roman" w:hAnsi="Times New Roman" w:cs="Times New Roman"/>
-                      <w:sz w:val="20"/>
-                    </w:rPr>
-                    <w:t>prikazu</w:t>
-                  </w:r>
-                  <w:proofErr w:type="spellEnd"/>
-                  <w:r>
-                    <w:rPr>
-                      <w:rFonts w:ascii="Times New Roman" w:eastAsia="Times New Roman" w:hAnsi="Times New Roman" w:cs="Times New Roman"/>
-                      <w:sz w:val="20"/>
-                    </w:rPr>
-                    <w:t>?</w:t>
+                    <w:t>Da li se prosečna ocean prikazuje I na listi slika ili samo na detaljniom prikazu?</w:t>
                   </w:r>
                 </w:p>
               </w:tc>
@@ -4184,19 +2935,9 @@
         <w:t xml:space="preserve">Scenario </w:t>
       </w:r>
       <w:bookmarkEnd w:id="6"/>
-      <w:proofErr w:type="spellStart"/>
-      <w:r>
-        <w:t>ocenjivanja</w:t>
-      </w:r>
-      <w:proofErr w:type="spellEnd"/>
-      <w:r>
-        <w:t xml:space="preserve"> </w:t>
-      </w:r>
-      <w:proofErr w:type="spellStart"/>
-      <w:r>
-        <w:t>slike</w:t>
-      </w:r>
-      <w:proofErr w:type="spellEnd"/>
+      <w:r>
+        <w:t>ocenjivanja slike</w:t>
+      </w:r>
       <w:r>
         <w:t xml:space="preserve"> </w:t>
       </w:r>
@@ -4220,29 +2961,13 @@
         <w:ind w:left="705" w:hanging="720"/>
       </w:pPr>
       <w:bookmarkStart w:id="7" w:name="_Toc205762430"/>
-      <w:proofErr w:type="spellStart"/>
       <w:r>
         <w:rPr>
           <w:u w:val="single" w:color="000000"/>
         </w:rPr>
-        <w:t>Kratak</w:t>
-      </w:r>
-      <w:proofErr w:type="spellEnd"/>
-      <w:r>
-        <w:rPr>
-          <w:u w:val="single" w:color="000000"/>
-        </w:rPr>
-        <w:t xml:space="preserve"> </w:t>
-      </w:r>
-      <w:proofErr w:type="spellStart"/>
-      <w:r>
-        <w:rPr>
-          <w:u w:val="single" w:color="000000"/>
-        </w:rPr>
-        <w:t>opis</w:t>
+        <w:t>Kratak opis</w:t>
       </w:r>
       <w:bookmarkEnd w:id="7"/>
-      <w:proofErr w:type="spellEnd"/>
       <w:r>
         <w:t xml:space="preserve"> </w:t>
       </w:r>
@@ -4257,17 +2982,29 @@
           <w:rFonts w:ascii="Times New Roman" w:eastAsia="Times New Roman" w:hAnsi="Times New Roman" w:cs="Times New Roman"/>
           <w:sz w:val="20"/>
         </w:rPr>
-        <w:t xml:space="preserve">Radi se o </w:t>
-      </w:r>
-      <w:proofErr w:type="spellStart"/>
-      <w:r>
-        <w:rPr>
-          <w:rFonts w:ascii="Times New Roman" w:eastAsia="Times New Roman" w:hAnsi="Times New Roman" w:cs="Times New Roman"/>
-          <w:sz w:val="20"/>
-        </w:rPr>
-        <w:t>omogućavanju</w:t>
-      </w:r>
-      <w:proofErr w:type="spellEnd"/>
+        <w:t xml:space="preserve">Radi se o omogućavanju korisnicima da ocene </w:t>
+      </w:r>
+      <w:r>
+        <w:rPr>
+          <w:rFonts w:ascii="Times New Roman" w:eastAsia="Times New Roman" w:hAnsi="Times New Roman" w:cs="Times New Roman"/>
+          <w:sz w:val="20"/>
+        </w:rPr>
+        <w:t>sliku</w:t>
+      </w:r>
+      <w:r>
+        <w:rPr>
+          <w:rFonts w:ascii="Times New Roman" w:eastAsia="Times New Roman" w:hAnsi="Times New Roman" w:cs="Times New Roman"/>
+          <w:sz w:val="20"/>
+        </w:rPr>
+        <w:t xml:space="preserve"> pomoću sistema </w:t>
+      </w:r>
+      <w:r>
+        <w:rPr>
+          <w:rFonts w:ascii="Times New Roman" w:eastAsia="Times New Roman" w:hAnsi="Times New Roman" w:cs="Times New Roman"/>
+          <w:sz w:val="20"/>
+        </w:rPr>
+        <w:t>zvezdica, od</w:t>
+      </w:r>
       <w:r>
         <w:rPr>
           <w:rFonts w:ascii="Times New Roman" w:eastAsia="Times New Roman" w:hAnsi="Times New Roman" w:cs="Times New Roman"/>
@@ -4275,109 +3012,6 @@
         </w:rPr>
         <w:t xml:space="preserve"> </w:t>
       </w:r>
-      <w:proofErr w:type="spellStart"/>
-      <w:r>
-        <w:rPr>
-          <w:rFonts w:ascii="Times New Roman" w:eastAsia="Times New Roman" w:hAnsi="Times New Roman" w:cs="Times New Roman"/>
-          <w:sz w:val="20"/>
-        </w:rPr>
-        <w:t>korisnicima</w:t>
-      </w:r>
-      <w:proofErr w:type="spellEnd"/>
-      <w:r>
-        <w:rPr>
-          <w:rFonts w:ascii="Times New Roman" w:eastAsia="Times New Roman" w:hAnsi="Times New Roman" w:cs="Times New Roman"/>
-          <w:sz w:val="20"/>
-        </w:rPr>
-        <w:t xml:space="preserve"> da </w:t>
-      </w:r>
-      <w:proofErr w:type="spellStart"/>
-      <w:r>
-        <w:rPr>
-          <w:rFonts w:ascii="Times New Roman" w:eastAsia="Times New Roman" w:hAnsi="Times New Roman" w:cs="Times New Roman"/>
-          <w:sz w:val="20"/>
-        </w:rPr>
-        <w:t>ocene</w:t>
-      </w:r>
-      <w:proofErr w:type="spellEnd"/>
-      <w:r>
-        <w:rPr>
-          <w:rFonts w:ascii="Times New Roman" w:eastAsia="Times New Roman" w:hAnsi="Times New Roman" w:cs="Times New Roman"/>
-          <w:sz w:val="20"/>
-        </w:rPr>
-        <w:t xml:space="preserve"> </w:t>
-      </w:r>
-      <w:proofErr w:type="spellStart"/>
-      <w:r>
-        <w:rPr>
-          <w:rFonts w:ascii="Times New Roman" w:eastAsia="Times New Roman" w:hAnsi="Times New Roman" w:cs="Times New Roman"/>
-          <w:sz w:val="20"/>
-        </w:rPr>
-        <w:t>sliku</w:t>
-      </w:r>
-      <w:proofErr w:type="spellEnd"/>
-      <w:r>
-        <w:rPr>
-          <w:rFonts w:ascii="Times New Roman" w:eastAsia="Times New Roman" w:hAnsi="Times New Roman" w:cs="Times New Roman"/>
-          <w:sz w:val="20"/>
-        </w:rPr>
-        <w:t xml:space="preserve"> </w:t>
-      </w:r>
-      <w:proofErr w:type="spellStart"/>
-      <w:r>
-        <w:rPr>
-          <w:rFonts w:ascii="Times New Roman" w:eastAsia="Times New Roman" w:hAnsi="Times New Roman" w:cs="Times New Roman"/>
-          <w:sz w:val="20"/>
-        </w:rPr>
-        <w:t>pomoću</w:t>
-      </w:r>
-      <w:proofErr w:type="spellEnd"/>
-      <w:r>
-        <w:rPr>
-          <w:rFonts w:ascii="Times New Roman" w:eastAsia="Times New Roman" w:hAnsi="Times New Roman" w:cs="Times New Roman"/>
-          <w:sz w:val="20"/>
-        </w:rPr>
-        <w:t xml:space="preserve"> </w:t>
-      </w:r>
-      <w:proofErr w:type="spellStart"/>
-      <w:r>
-        <w:rPr>
-          <w:rFonts w:ascii="Times New Roman" w:eastAsia="Times New Roman" w:hAnsi="Times New Roman" w:cs="Times New Roman"/>
-          <w:sz w:val="20"/>
-        </w:rPr>
-        <w:t>sistema</w:t>
-      </w:r>
-      <w:proofErr w:type="spellEnd"/>
-      <w:r>
-        <w:rPr>
-          <w:rFonts w:ascii="Times New Roman" w:eastAsia="Times New Roman" w:hAnsi="Times New Roman" w:cs="Times New Roman"/>
-          <w:sz w:val="20"/>
-        </w:rPr>
-        <w:t xml:space="preserve"> </w:t>
-      </w:r>
-      <w:proofErr w:type="spellStart"/>
-      <w:r>
-        <w:rPr>
-          <w:rFonts w:ascii="Times New Roman" w:eastAsia="Times New Roman" w:hAnsi="Times New Roman" w:cs="Times New Roman"/>
-          <w:sz w:val="20"/>
-        </w:rPr>
-        <w:t>zvezdica</w:t>
-      </w:r>
-      <w:proofErr w:type="spellEnd"/>
-      <w:r>
-        <w:rPr>
-          <w:rFonts w:ascii="Times New Roman" w:eastAsia="Times New Roman" w:hAnsi="Times New Roman" w:cs="Times New Roman"/>
-          <w:sz w:val="20"/>
-        </w:rPr>
-        <w:t>, od</w:t>
-      </w:r>
-      <w:r>
-        <w:rPr>
-          <w:rFonts w:ascii="Times New Roman" w:eastAsia="Times New Roman" w:hAnsi="Times New Roman" w:cs="Times New Roman"/>
-          <w:sz w:val="20"/>
-        </w:rPr>
-        <w:t xml:space="preserve"> </w:t>
-      </w:r>
       <w:r>
         <w:rPr>
           <w:rFonts w:ascii="Times New Roman" w:eastAsia="Times New Roman" w:hAnsi="Times New Roman" w:cs="Times New Roman"/>
@@ -4390,199 +3024,7 @@
           <w:rFonts w:ascii="Times New Roman" w:eastAsia="Times New Roman" w:hAnsi="Times New Roman" w:cs="Times New Roman"/>
           <w:sz w:val="20"/>
         </w:rPr>
-        <w:t xml:space="preserve"> do 5. </w:t>
-      </w:r>
-      <w:proofErr w:type="spellStart"/>
-      <w:r>
-        <w:rPr>
-          <w:rFonts w:ascii="Times New Roman" w:eastAsia="Times New Roman" w:hAnsi="Times New Roman" w:cs="Times New Roman"/>
-          <w:sz w:val="20"/>
-        </w:rPr>
-        <w:t>Sistem</w:t>
-      </w:r>
-      <w:proofErr w:type="spellEnd"/>
-      <w:r>
-        <w:rPr>
-          <w:rFonts w:ascii="Times New Roman" w:eastAsia="Times New Roman" w:hAnsi="Times New Roman" w:cs="Times New Roman"/>
-          <w:sz w:val="20"/>
-        </w:rPr>
-        <w:t xml:space="preserve"> </w:t>
-      </w:r>
-      <w:proofErr w:type="spellStart"/>
-      <w:r>
-        <w:rPr>
-          <w:rFonts w:ascii="Times New Roman" w:eastAsia="Times New Roman" w:hAnsi="Times New Roman" w:cs="Times New Roman"/>
-          <w:sz w:val="20"/>
-        </w:rPr>
-        <w:t>izračunava</w:t>
-      </w:r>
-      <w:proofErr w:type="spellEnd"/>
-      <w:r>
-        <w:rPr>
-          <w:rFonts w:ascii="Times New Roman" w:eastAsia="Times New Roman" w:hAnsi="Times New Roman" w:cs="Times New Roman"/>
-          <w:sz w:val="20"/>
-        </w:rPr>
-        <w:t xml:space="preserve"> </w:t>
-      </w:r>
-      <w:proofErr w:type="spellStart"/>
-      <w:r>
-        <w:rPr>
-          <w:rFonts w:ascii="Times New Roman" w:eastAsia="Times New Roman" w:hAnsi="Times New Roman" w:cs="Times New Roman"/>
-          <w:sz w:val="20"/>
-        </w:rPr>
-        <w:t>prosečnu</w:t>
-      </w:r>
-      <w:proofErr w:type="spellEnd"/>
-      <w:r>
-        <w:rPr>
-          <w:rFonts w:ascii="Times New Roman" w:eastAsia="Times New Roman" w:hAnsi="Times New Roman" w:cs="Times New Roman"/>
-          <w:sz w:val="20"/>
-        </w:rPr>
-        <w:t xml:space="preserve"> </w:t>
-      </w:r>
-      <w:proofErr w:type="spellStart"/>
-      <w:r>
-        <w:rPr>
-          <w:rFonts w:ascii="Times New Roman" w:eastAsia="Times New Roman" w:hAnsi="Times New Roman" w:cs="Times New Roman"/>
-          <w:sz w:val="20"/>
-        </w:rPr>
-        <w:t>ocenu</w:t>
-      </w:r>
-      <w:proofErr w:type="spellEnd"/>
-      <w:r>
-        <w:rPr>
-          <w:rFonts w:ascii="Times New Roman" w:eastAsia="Times New Roman" w:hAnsi="Times New Roman" w:cs="Times New Roman"/>
-          <w:sz w:val="20"/>
-        </w:rPr>
-        <w:t xml:space="preserve"> </w:t>
-      </w:r>
-      <w:proofErr w:type="spellStart"/>
-      <w:r>
-        <w:rPr>
-          <w:rFonts w:ascii="Times New Roman" w:eastAsia="Times New Roman" w:hAnsi="Times New Roman" w:cs="Times New Roman"/>
-          <w:sz w:val="20"/>
-        </w:rPr>
-        <w:t>na</w:t>
-      </w:r>
-      <w:proofErr w:type="spellEnd"/>
-      <w:r>
-        <w:rPr>
-          <w:rFonts w:ascii="Times New Roman" w:eastAsia="Times New Roman" w:hAnsi="Times New Roman" w:cs="Times New Roman"/>
-          <w:sz w:val="20"/>
-        </w:rPr>
-        <w:t xml:space="preserve"> </w:t>
-      </w:r>
-      <w:proofErr w:type="spellStart"/>
-      <w:r>
-        <w:rPr>
-          <w:rFonts w:ascii="Times New Roman" w:eastAsia="Times New Roman" w:hAnsi="Times New Roman" w:cs="Times New Roman"/>
-          <w:sz w:val="20"/>
-        </w:rPr>
-        <w:t>osnovu</w:t>
-      </w:r>
-      <w:proofErr w:type="spellEnd"/>
-      <w:r>
-        <w:rPr>
-          <w:rFonts w:ascii="Times New Roman" w:eastAsia="Times New Roman" w:hAnsi="Times New Roman" w:cs="Times New Roman"/>
-          <w:sz w:val="20"/>
-        </w:rPr>
-        <w:t xml:space="preserve"> </w:t>
-      </w:r>
-      <w:proofErr w:type="spellStart"/>
-      <w:r>
-        <w:rPr>
-          <w:rFonts w:ascii="Times New Roman" w:eastAsia="Times New Roman" w:hAnsi="Times New Roman" w:cs="Times New Roman"/>
-          <w:sz w:val="20"/>
-        </w:rPr>
-        <w:t>svih</w:t>
-      </w:r>
-      <w:proofErr w:type="spellEnd"/>
-      <w:r>
-        <w:rPr>
-          <w:rFonts w:ascii="Times New Roman" w:eastAsia="Times New Roman" w:hAnsi="Times New Roman" w:cs="Times New Roman"/>
-          <w:sz w:val="20"/>
-        </w:rPr>
-        <w:t xml:space="preserve"> </w:t>
-      </w:r>
-      <w:proofErr w:type="spellStart"/>
-      <w:r>
-        <w:rPr>
-          <w:rFonts w:ascii="Times New Roman" w:eastAsia="Times New Roman" w:hAnsi="Times New Roman" w:cs="Times New Roman"/>
-          <w:sz w:val="20"/>
-        </w:rPr>
-        <w:t>unetih</w:t>
-      </w:r>
-      <w:proofErr w:type="spellEnd"/>
-      <w:r>
-        <w:rPr>
-          <w:rFonts w:ascii="Times New Roman" w:eastAsia="Times New Roman" w:hAnsi="Times New Roman" w:cs="Times New Roman"/>
-          <w:sz w:val="20"/>
-        </w:rPr>
-        <w:t xml:space="preserve"> </w:t>
-      </w:r>
-      <w:proofErr w:type="spellStart"/>
-      <w:r>
-        <w:rPr>
-          <w:rFonts w:ascii="Times New Roman" w:eastAsia="Times New Roman" w:hAnsi="Times New Roman" w:cs="Times New Roman"/>
-          <w:sz w:val="20"/>
-        </w:rPr>
-        <w:t>ocena</w:t>
-      </w:r>
-      <w:proofErr w:type="spellEnd"/>
-      <w:r>
-        <w:rPr>
-          <w:rFonts w:ascii="Times New Roman" w:eastAsia="Times New Roman" w:hAnsi="Times New Roman" w:cs="Times New Roman"/>
-          <w:sz w:val="20"/>
-        </w:rPr>
-        <w:t xml:space="preserve"> </w:t>
-      </w:r>
-      <w:proofErr w:type="spellStart"/>
-      <w:r>
-        <w:rPr>
-          <w:rFonts w:ascii="Times New Roman" w:eastAsia="Times New Roman" w:hAnsi="Times New Roman" w:cs="Times New Roman"/>
-          <w:sz w:val="20"/>
-        </w:rPr>
-        <w:t>i</w:t>
-      </w:r>
-      <w:proofErr w:type="spellEnd"/>
-      <w:r>
-        <w:rPr>
-          <w:rFonts w:ascii="Times New Roman" w:eastAsia="Times New Roman" w:hAnsi="Times New Roman" w:cs="Times New Roman"/>
-          <w:sz w:val="20"/>
-        </w:rPr>
-        <w:t xml:space="preserve"> </w:t>
-      </w:r>
-      <w:proofErr w:type="spellStart"/>
-      <w:r>
-        <w:rPr>
-          <w:rFonts w:ascii="Times New Roman" w:eastAsia="Times New Roman" w:hAnsi="Times New Roman" w:cs="Times New Roman"/>
-          <w:sz w:val="20"/>
-        </w:rPr>
-        <w:t>prikazuje</w:t>
-      </w:r>
-      <w:proofErr w:type="spellEnd"/>
-      <w:r>
-        <w:rPr>
-          <w:rFonts w:ascii="Times New Roman" w:eastAsia="Times New Roman" w:hAnsi="Times New Roman" w:cs="Times New Roman"/>
-          <w:sz w:val="20"/>
-        </w:rPr>
-        <w:t xml:space="preserve"> je </w:t>
-      </w:r>
-      <w:proofErr w:type="spellStart"/>
-      <w:r>
-        <w:rPr>
-          <w:rFonts w:ascii="Times New Roman" w:eastAsia="Times New Roman" w:hAnsi="Times New Roman" w:cs="Times New Roman"/>
-          <w:sz w:val="20"/>
-        </w:rPr>
-        <w:t>javno</w:t>
-      </w:r>
-      <w:proofErr w:type="spellEnd"/>
-      <w:r>
-        <w:rPr>
-          <w:rFonts w:ascii="Times New Roman" w:eastAsia="Times New Roman" w:hAnsi="Times New Roman" w:cs="Times New Roman"/>
-          <w:sz w:val="20"/>
-        </w:rPr>
-        <w:t>.</w:t>
+        <w:t xml:space="preserve"> do 5. Sistem izračunava prosečnu ocenu na osnovu svih unetih ocena i prikazuje je javno.</w:t>
       </w:r>
     </w:p>
     <w:p>
@@ -4596,17 +3038,9 @@
         <w:rPr>
           <w:u w:val="single" w:color="000000"/>
         </w:rPr>
-        <w:t xml:space="preserve">Tok </w:t>
-      </w:r>
-      <w:proofErr w:type="spellStart"/>
-      <w:r>
-        <w:rPr>
-          <w:u w:val="single" w:color="000000"/>
-        </w:rPr>
-        <w:t>dogadjaja</w:t>
+        <w:t>Tok dogadjaja</w:t>
       </w:r>
       <w:bookmarkEnd w:id="8"/>
-      <w:proofErr w:type="spellEnd"/>
       <w:r>
         <w:t xml:space="preserve"> </w:t>
       </w:r>
@@ -4618,57 +3052,19 @@
         <w:ind w:left="720" w:hanging="720"/>
       </w:pPr>
       <w:bookmarkStart w:id="9" w:name="_Toc205762432"/>
-      <w:proofErr w:type="spellStart"/>
       <w:r>
         <w:rPr>
           <w:i/>
         </w:rPr>
-        <w:t>Korisnik</w:t>
-      </w:r>
-      <w:proofErr w:type="spellEnd"/>
+        <w:t xml:space="preserve">Korisnik uspešno </w:t>
+      </w:r>
+      <w:bookmarkEnd w:id="9"/>
       <w:r>
         <w:rPr>
           <w:i/>
         </w:rPr>
-        <w:t xml:space="preserve"> </w:t>
-      </w:r>
-      <w:proofErr w:type="spellStart"/>
-      <w:r>
-        <w:rPr>
-          <w:i/>
-        </w:rPr>
-        <w:t>uspešno</w:t>
-      </w:r>
-      <w:proofErr w:type="spellEnd"/>
-      <w:r>
-        <w:rPr>
-          <w:i/>
-        </w:rPr>
-        <w:t xml:space="preserve"> </w:t>
-      </w:r>
-      <w:bookmarkEnd w:id="9"/>
-      <w:proofErr w:type="spellStart"/>
-      <w:r>
-        <w:rPr>
-          <w:i/>
-        </w:rPr>
-        <w:t>ocenjuje</w:t>
-      </w:r>
-      <w:proofErr w:type="spellEnd"/>
-      <w:r>
-        <w:rPr>
-          <w:i/>
-        </w:rPr>
-        <w:t xml:space="preserve"> </w:t>
-      </w:r>
-      <w:proofErr w:type="spellStart"/>
-      <w:r>
-        <w:rPr>
-          <w:i/>
-        </w:rPr>
-        <w:t>sliku</w:t>
-      </w:r>
-      <w:proofErr w:type="spellEnd"/>
+        <w:t>ocenjuje sliku</w:t>
+      </w:r>
     </w:p>
     <w:p>
       <w:pPr>
@@ -4684,117 +3080,19 @@
           <w:sz w:val="20"/>
         </w:rPr>
       </w:pPr>
-      <w:proofErr w:type="spellStart"/>
-      <w:r>
-        <w:rPr>
-          <w:rFonts w:ascii="Times New Roman" w:eastAsia="Times New Roman" w:hAnsi="Times New Roman" w:cs="Times New Roman"/>
-          <w:sz w:val="20"/>
-        </w:rPr>
-        <w:t>Korisnik</w:t>
-      </w:r>
-      <w:proofErr w:type="spellEnd"/>
-      <w:r>
-        <w:rPr>
-          <w:rFonts w:ascii="Times New Roman" w:eastAsia="Times New Roman" w:hAnsi="Times New Roman" w:cs="Times New Roman"/>
-          <w:sz w:val="20"/>
-        </w:rPr>
-        <w:t xml:space="preserve"> se </w:t>
-      </w:r>
-      <w:proofErr w:type="spellStart"/>
-      <w:r>
-        <w:rPr>
-          <w:rFonts w:ascii="Times New Roman" w:eastAsia="Times New Roman" w:hAnsi="Times New Roman" w:cs="Times New Roman"/>
-          <w:sz w:val="20"/>
-        </w:rPr>
-        <w:t>nalazi</w:t>
-      </w:r>
-      <w:proofErr w:type="spellEnd"/>
-      <w:r>
-        <w:rPr>
-          <w:rFonts w:ascii="Times New Roman" w:eastAsia="Times New Roman" w:hAnsi="Times New Roman" w:cs="Times New Roman"/>
-          <w:sz w:val="20"/>
-        </w:rPr>
-        <w:t xml:space="preserve"> </w:t>
-      </w:r>
-      <w:proofErr w:type="spellStart"/>
-      <w:r>
-        <w:rPr>
-          <w:rFonts w:ascii="Times New Roman" w:eastAsia="Times New Roman" w:hAnsi="Times New Roman" w:cs="Times New Roman"/>
-          <w:sz w:val="20"/>
-        </w:rPr>
-        <w:t>na</w:t>
-      </w:r>
-      <w:proofErr w:type="spellEnd"/>
-      <w:r>
-        <w:rPr>
-          <w:rFonts w:ascii="Times New Roman" w:eastAsia="Times New Roman" w:hAnsi="Times New Roman" w:cs="Times New Roman"/>
-          <w:sz w:val="20"/>
-        </w:rPr>
-        <w:t xml:space="preserve"> </w:t>
-      </w:r>
-      <w:proofErr w:type="spellStart"/>
-      <w:r>
-        <w:rPr>
-          <w:rFonts w:ascii="Times New Roman" w:eastAsia="Times New Roman" w:hAnsi="Times New Roman" w:cs="Times New Roman"/>
-          <w:sz w:val="20"/>
-        </w:rPr>
-        <w:t>stranici</w:t>
-      </w:r>
-      <w:proofErr w:type="spellEnd"/>
-      <w:r>
-        <w:rPr>
-          <w:rFonts w:ascii="Times New Roman" w:eastAsia="Times New Roman" w:hAnsi="Times New Roman" w:cs="Times New Roman"/>
-          <w:sz w:val="20"/>
-        </w:rPr>
-        <w:t xml:space="preserve"> </w:t>
-      </w:r>
-      <w:proofErr w:type="spellStart"/>
-      <w:r>
-        <w:rPr>
-          <w:rFonts w:ascii="Times New Roman" w:eastAsia="Times New Roman" w:hAnsi="Times New Roman" w:cs="Times New Roman"/>
-          <w:sz w:val="20"/>
-        </w:rPr>
-        <w:t>sa</w:t>
-      </w:r>
-      <w:proofErr w:type="spellEnd"/>
-      <w:r>
-        <w:rPr>
-          <w:rFonts w:ascii="Times New Roman" w:eastAsia="Times New Roman" w:hAnsi="Times New Roman" w:cs="Times New Roman"/>
-          <w:sz w:val="20"/>
-        </w:rPr>
-        <w:t xml:space="preserve"> </w:t>
-      </w:r>
-      <w:proofErr w:type="spellStart"/>
-      <w:r>
-        <w:rPr>
-          <w:rFonts w:ascii="Times New Roman" w:eastAsia="Times New Roman" w:hAnsi="Times New Roman" w:cs="Times New Roman"/>
-          <w:sz w:val="20"/>
-        </w:rPr>
-        <w:t>detaljima</w:t>
-      </w:r>
-      <w:proofErr w:type="spellEnd"/>
-      <w:r>
-        <w:rPr>
-          <w:rFonts w:ascii="Times New Roman" w:eastAsia="Times New Roman" w:hAnsi="Times New Roman" w:cs="Times New Roman"/>
-          <w:sz w:val="20"/>
-        </w:rPr>
-        <w:t xml:space="preserve"> </w:t>
-      </w:r>
-      <w:proofErr w:type="spellStart"/>
-      <w:r>
-        <w:rPr>
-          <w:rFonts w:ascii="Times New Roman" w:eastAsia="Times New Roman" w:hAnsi="Times New Roman" w:cs="Times New Roman"/>
-          <w:sz w:val="20"/>
-        </w:rPr>
-        <w:t>slike</w:t>
-      </w:r>
-      <w:proofErr w:type="spellEnd"/>
-      <w:r>
-        <w:rPr>
-          <w:rFonts w:ascii="Times New Roman" w:eastAsia="Times New Roman" w:hAnsi="Times New Roman" w:cs="Times New Roman"/>
-          <w:sz w:val="20"/>
-        </w:rPr>
-        <w:t>.</w:t>
+      <w:r>
+        <w:rPr>
+          <w:rFonts w:ascii="Times New Roman" w:eastAsia="Times New Roman" w:hAnsi="Times New Roman" w:cs="Times New Roman"/>
+          <w:sz w:val="20"/>
+        </w:rPr>
+        <w:t xml:space="preserve">Korisnik se nalazi na stranici sa detaljima </w:t>
+      </w:r>
+      <w:r>
+        <w:rPr>
+          <w:rFonts w:ascii="Times New Roman" w:eastAsia="Times New Roman" w:hAnsi="Times New Roman" w:cs="Times New Roman"/>
+          <w:sz w:val="20"/>
+        </w:rPr>
+        <w:t>slike.</w:t>
       </w:r>
     </w:p>
     <w:p>
@@ -4816,119 +3114,14 @@
           <w:rFonts w:ascii="Times New Roman" w:eastAsia="Times New Roman" w:hAnsi="Times New Roman" w:cs="Times New Roman"/>
           <w:sz w:val="20"/>
         </w:rPr>
-        <w:t xml:space="preserve">Pored </w:t>
-      </w:r>
-      <w:proofErr w:type="spellStart"/>
-      <w:r>
-        <w:rPr>
-          <w:rFonts w:ascii="Times New Roman" w:eastAsia="Times New Roman" w:hAnsi="Times New Roman" w:cs="Times New Roman"/>
-          <w:sz w:val="20"/>
-        </w:rPr>
-        <w:t>slike</w:t>
-      </w:r>
-      <w:proofErr w:type="spellEnd"/>
-      <w:r>
-        <w:rPr>
-          <w:rFonts w:ascii="Times New Roman" w:eastAsia="Times New Roman" w:hAnsi="Times New Roman" w:cs="Times New Roman"/>
-          <w:sz w:val="20"/>
-        </w:rPr>
-        <w:t xml:space="preserve"> se </w:t>
-      </w:r>
-      <w:proofErr w:type="spellStart"/>
-      <w:r>
-        <w:rPr>
-          <w:rFonts w:ascii="Times New Roman" w:eastAsia="Times New Roman" w:hAnsi="Times New Roman" w:cs="Times New Roman"/>
-          <w:sz w:val="20"/>
-        </w:rPr>
-        <w:t>nalazi</w:t>
-      </w:r>
-      <w:proofErr w:type="spellEnd"/>
-      <w:r>
-        <w:rPr>
-          <w:rFonts w:ascii="Times New Roman" w:eastAsia="Times New Roman" w:hAnsi="Times New Roman" w:cs="Times New Roman"/>
-          <w:sz w:val="20"/>
-        </w:rPr>
-        <w:t xml:space="preserve"> forma za </w:t>
-      </w:r>
-      <w:proofErr w:type="spellStart"/>
-      <w:r>
-        <w:rPr>
-          <w:rFonts w:ascii="Times New Roman" w:eastAsia="Times New Roman" w:hAnsi="Times New Roman" w:cs="Times New Roman"/>
-          <w:sz w:val="20"/>
-        </w:rPr>
-        <w:t>ocenjivanje</w:t>
-      </w:r>
-      <w:proofErr w:type="spellEnd"/>
-      <w:r>
-        <w:rPr>
-          <w:rFonts w:ascii="Times New Roman" w:eastAsia="Times New Roman" w:hAnsi="Times New Roman" w:cs="Times New Roman"/>
-          <w:sz w:val="20"/>
-        </w:rPr>
-        <w:t xml:space="preserve">, </w:t>
-      </w:r>
-      <w:proofErr w:type="spellStart"/>
-      <w:r>
-        <w:rPr>
-          <w:rFonts w:ascii="Times New Roman" w:eastAsia="Times New Roman" w:hAnsi="Times New Roman" w:cs="Times New Roman"/>
-          <w:sz w:val="20"/>
-        </w:rPr>
-        <w:t>predstavljena</w:t>
-      </w:r>
-      <w:proofErr w:type="spellEnd"/>
-      <w:r>
-        <w:rPr>
-          <w:rFonts w:ascii="Times New Roman" w:eastAsia="Times New Roman" w:hAnsi="Times New Roman" w:cs="Times New Roman"/>
-          <w:sz w:val="20"/>
-        </w:rPr>
-        <w:t xml:space="preserve"> </w:t>
-      </w:r>
-      <w:proofErr w:type="spellStart"/>
-      <w:r>
-        <w:rPr>
-          <w:rFonts w:ascii="Times New Roman" w:eastAsia="Times New Roman" w:hAnsi="Times New Roman" w:cs="Times New Roman"/>
-          <w:sz w:val="20"/>
-        </w:rPr>
-        <w:t>sa</w:t>
-      </w:r>
-      <w:proofErr w:type="spellEnd"/>
-      <w:r>
-        <w:rPr>
-          <w:rFonts w:ascii="Times New Roman" w:eastAsia="Times New Roman" w:hAnsi="Times New Roman" w:cs="Times New Roman"/>
-          <w:sz w:val="20"/>
-        </w:rPr>
-        <w:t xml:space="preserve"> 5 </w:t>
-      </w:r>
-      <w:proofErr w:type="spellStart"/>
-      <w:r>
-        <w:rPr>
-          <w:rFonts w:ascii="Times New Roman" w:eastAsia="Times New Roman" w:hAnsi="Times New Roman" w:cs="Times New Roman"/>
-          <w:sz w:val="20"/>
-        </w:rPr>
-        <w:t>praznih</w:t>
-      </w:r>
-      <w:proofErr w:type="spellEnd"/>
-      <w:r>
-        <w:rPr>
-          <w:rFonts w:ascii="Times New Roman" w:eastAsia="Times New Roman" w:hAnsi="Times New Roman" w:cs="Times New Roman"/>
-          <w:sz w:val="20"/>
-        </w:rPr>
-        <w:t xml:space="preserve"> </w:t>
-      </w:r>
-      <w:proofErr w:type="spellStart"/>
-      <w:r>
-        <w:rPr>
-          <w:rFonts w:ascii="Times New Roman" w:eastAsia="Times New Roman" w:hAnsi="Times New Roman" w:cs="Times New Roman"/>
-          <w:sz w:val="20"/>
-        </w:rPr>
-        <w:t>zvezdica</w:t>
-      </w:r>
-      <w:proofErr w:type="spellEnd"/>
-      <w:r>
-        <w:rPr>
-          <w:rFonts w:ascii="Times New Roman" w:eastAsia="Times New Roman" w:hAnsi="Times New Roman" w:cs="Times New Roman"/>
-          <w:sz w:val="20"/>
-        </w:rPr>
-        <w:t>.</w:t>
+        <w:t>Pored slike</w:t>
+      </w:r>
+      <w:r>
+        <w:rPr>
+          <w:rFonts w:ascii="Times New Roman" w:eastAsia="Times New Roman" w:hAnsi="Times New Roman" w:cs="Times New Roman"/>
+          <w:sz w:val="20"/>
+        </w:rPr>
+        <w:t xml:space="preserve"> se nalazi forma za ocenjivanje, predstavljena sa 5 praznih zvezdica.</w:t>
       </w:r>
     </w:p>
     <w:p>
@@ -4945,117 +3138,12 @@
           <w:sz w:val="20"/>
         </w:rPr>
       </w:pPr>
-      <w:proofErr w:type="spellStart"/>
-      <w:r>
-        <w:rPr>
-          <w:rFonts w:ascii="Times New Roman" w:eastAsia="Times New Roman" w:hAnsi="Times New Roman" w:cs="Times New Roman"/>
-          <w:sz w:val="20"/>
-        </w:rPr>
-        <w:t>Korisnik</w:t>
-      </w:r>
-      <w:proofErr w:type="spellEnd"/>
-      <w:r>
-        <w:rPr>
-          <w:rFonts w:ascii="Times New Roman" w:eastAsia="Times New Roman" w:hAnsi="Times New Roman" w:cs="Times New Roman"/>
-          <w:sz w:val="20"/>
-        </w:rPr>
-        <w:t xml:space="preserve"> </w:t>
-      </w:r>
-      <w:proofErr w:type="spellStart"/>
-      <w:r>
-        <w:rPr>
-          <w:rFonts w:ascii="Times New Roman" w:eastAsia="Times New Roman" w:hAnsi="Times New Roman" w:cs="Times New Roman"/>
-          <w:sz w:val="20"/>
-        </w:rPr>
-        <w:t>klikne</w:t>
-      </w:r>
-      <w:proofErr w:type="spellEnd"/>
-      <w:r>
-        <w:rPr>
-          <w:rFonts w:ascii="Times New Roman" w:eastAsia="Times New Roman" w:hAnsi="Times New Roman" w:cs="Times New Roman"/>
-          <w:sz w:val="20"/>
-        </w:rPr>
-        <w:t xml:space="preserve"> </w:t>
-      </w:r>
-      <w:proofErr w:type="spellStart"/>
-      <w:r>
-        <w:rPr>
-          <w:rFonts w:ascii="Times New Roman" w:eastAsia="Times New Roman" w:hAnsi="Times New Roman" w:cs="Times New Roman"/>
-          <w:sz w:val="20"/>
-        </w:rPr>
-        <w:t>na</w:t>
-      </w:r>
-      <w:proofErr w:type="spellEnd"/>
-      <w:r>
-        <w:rPr>
-          <w:rFonts w:ascii="Times New Roman" w:eastAsia="Times New Roman" w:hAnsi="Times New Roman" w:cs="Times New Roman"/>
-          <w:sz w:val="20"/>
-        </w:rPr>
-        <w:t xml:space="preserve"> </w:t>
-      </w:r>
-      <w:proofErr w:type="spellStart"/>
-      <w:r>
-        <w:rPr>
-          <w:rFonts w:ascii="Times New Roman" w:eastAsia="Times New Roman" w:hAnsi="Times New Roman" w:cs="Times New Roman"/>
-          <w:sz w:val="20"/>
-        </w:rPr>
-        <w:t>željenu</w:t>
-      </w:r>
-      <w:proofErr w:type="spellEnd"/>
-      <w:r>
-        <w:rPr>
-          <w:rFonts w:ascii="Times New Roman" w:eastAsia="Times New Roman" w:hAnsi="Times New Roman" w:cs="Times New Roman"/>
-          <w:sz w:val="20"/>
-        </w:rPr>
-        <w:t xml:space="preserve"> </w:t>
-      </w:r>
-      <w:proofErr w:type="spellStart"/>
-      <w:r>
-        <w:rPr>
-          <w:rFonts w:ascii="Times New Roman" w:eastAsia="Times New Roman" w:hAnsi="Times New Roman" w:cs="Times New Roman"/>
-          <w:sz w:val="20"/>
-        </w:rPr>
-        <w:t>ocenu</w:t>
-      </w:r>
-      <w:proofErr w:type="spellEnd"/>
-      <w:r>
-        <w:rPr>
-          <w:rFonts w:ascii="Times New Roman" w:eastAsia="Times New Roman" w:hAnsi="Times New Roman" w:cs="Times New Roman"/>
-          <w:sz w:val="20"/>
-        </w:rPr>
-        <w:t xml:space="preserve"> (</w:t>
-      </w:r>
-      <w:proofErr w:type="spellStart"/>
-      <w:r>
-        <w:rPr>
-          <w:rFonts w:ascii="Times New Roman" w:eastAsia="Times New Roman" w:hAnsi="Times New Roman" w:cs="Times New Roman"/>
-          <w:sz w:val="20"/>
-        </w:rPr>
-        <w:t>npr</w:t>
-      </w:r>
-      <w:proofErr w:type="spellEnd"/>
-      <w:r>
-        <w:rPr>
-          <w:rFonts w:ascii="Times New Roman" w:eastAsia="Times New Roman" w:hAnsi="Times New Roman" w:cs="Times New Roman"/>
-          <w:sz w:val="20"/>
-        </w:rPr>
-        <w:t xml:space="preserve">. 4. </w:t>
-      </w:r>
-      <w:proofErr w:type="spellStart"/>
-      <w:r>
-        <w:rPr>
-          <w:rFonts w:ascii="Times New Roman" w:eastAsia="Times New Roman" w:hAnsi="Times New Roman" w:cs="Times New Roman"/>
-          <w:sz w:val="20"/>
-        </w:rPr>
-        <w:t>zvezdicu</w:t>
-      </w:r>
-      <w:proofErr w:type="spellEnd"/>
-      <w:r>
-        <w:rPr>
-          <w:rFonts w:ascii="Times New Roman" w:eastAsia="Times New Roman" w:hAnsi="Times New Roman" w:cs="Times New Roman"/>
-          <w:sz w:val="20"/>
-        </w:rPr>
-        <w:t>).</w:t>
+      <w:r>
+        <w:rPr>
+          <w:rFonts w:ascii="Times New Roman" w:eastAsia="Times New Roman" w:hAnsi="Times New Roman" w:cs="Times New Roman"/>
+          <w:sz w:val="20"/>
+        </w:rPr>
+        <w:t>Korisnik klikne na željenu ocenu (npr. 4. zvezdicu).</w:t>
       </w:r>
     </w:p>
     <w:p>
@@ -5072,87 +3160,13 @@
           <w:sz w:val="20"/>
         </w:rPr>
       </w:pPr>
-      <w:proofErr w:type="spellStart"/>
-      <w:r>
-        <w:rPr>
-          <w:rFonts w:ascii="Times New Roman" w:eastAsia="Times New Roman" w:hAnsi="Times New Roman" w:cs="Times New Roman"/>
-          <w:sz w:val="20"/>
-        </w:rPr>
-        <w:t>Sistem</w:t>
-      </w:r>
-      <w:proofErr w:type="spellEnd"/>
-      <w:r>
-        <w:rPr>
-          <w:rFonts w:ascii="Times New Roman" w:eastAsia="Times New Roman" w:hAnsi="Times New Roman" w:cs="Times New Roman"/>
-          <w:sz w:val="20"/>
-        </w:rPr>
-        <w:t xml:space="preserve"> </w:t>
-      </w:r>
-      <w:proofErr w:type="spellStart"/>
-      <w:r>
-        <w:rPr>
-          <w:rFonts w:ascii="Times New Roman" w:eastAsia="Times New Roman" w:hAnsi="Times New Roman" w:cs="Times New Roman"/>
-          <w:sz w:val="20"/>
-        </w:rPr>
-        <w:t>beleži</w:t>
-      </w:r>
-      <w:proofErr w:type="spellEnd"/>
-      <w:r>
-        <w:rPr>
-          <w:rFonts w:ascii="Times New Roman" w:eastAsia="Times New Roman" w:hAnsi="Times New Roman" w:cs="Times New Roman"/>
-          <w:sz w:val="20"/>
-        </w:rPr>
-        <w:t xml:space="preserve"> </w:t>
-      </w:r>
-      <w:proofErr w:type="spellStart"/>
-      <w:r>
-        <w:rPr>
-          <w:rFonts w:ascii="Times New Roman" w:eastAsia="Times New Roman" w:hAnsi="Times New Roman" w:cs="Times New Roman"/>
-          <w:sz w:val="20"/>
-        </w:rPr>
-        <w:t>ocenu</w:t>
-      </w:r>
-      <w:proofErr w:type="spellEnd"/>
-      <w:r>
-        <w:rPr>
-          <w:rFonts w:ascii="Times New Roman" w:eastAsia="Times New Roman" w:hAnsi="Times New Roman" w:cs="Times New Roman"/>
-          <w:sz w:val="20"/>
-        </w:rPr>
-        <w:t xml:space="preserve"> </w:t>
-      </w:r>
-      <w:proofErr w:type="spellStart"/>
-      <w:r>
-        <w:rPr>
-          <w:rFonts w:ascii="Times New Roman" w:eastAsia="Times New Roman" w:hAnsi="Times New Roman" w:cs="Times New Roman"/>
-          <w:sz w:val="20"/>
-        </w:rPr>
-        <w:t>korisnika</w:t>
-      </w:r>
-      <w:proofErr w:type="spellEnd"/>
-      <w:r>
-        <w:rPr>
-          <w:rFonts w:ascii="Times New Roman" w:eastAsia="Times New Roman" w:hAnsi="Times New Roman" w:cs="Times New Roman"/>
-          <w:sz w:val="20"/>
-        </w:rPr>
-        <w:t xml:space="preserve"> za </w:t>
-      </w:r>
-      <w:proofErr w:type="spellStart"/>
-      <w:r>
-        <w:rPr>
-          <w:rFonts w:ascii="Times New Roman" w:eastAsia="Times New Roman" w:hAnsi="Times New Roman" w:cs="Times New Roman"/>
-          <w:sz w:val="20"/>
-        </w:rPr>
-        <w:t>tu</w:t>
-      </w:r>
-      <w:proofErr w:type="spellEnd"/>
-      <w:r>
-        <w:rPr>
-          <w:rFonts w:ascii="Times New Roman" w:eastAsia="Times New Roman" w:hAnsi="Times New Roman" w:cs="Times New Roman"/>
-          <w:sz w:val="20"/>
-        </w:rPr>
-        <w:t xml:space="preserve"> </w:t>
-      </w:r>
-      <w:proofErr w:type="spellStart"/>
+      <w:r>
+        <w:rPr>
+          <w:rFonts w:ascii="Times New Roman" w:eastAsia="Times New Roman" w:hAnsi="Times New Roman" w:cs="Times New Roman"/>
+          <w:sz w:val="20"/>
+        </w:rPr>
+        <w:t xml:space="preserve">Sistem beleži ocenu korisnika za tu </w:t>
+      </w:r>
       <w:r>
         <w:rPr>
           <w:rFonts w:ascii="Times New Roman" w:eastAsia="Times New Roman" w:hAnsi="Times New Roman" w:cs="Times New Roman"/>
@@ -5160,45 +3174,12 @@
         </w:rPr>
         <w:t>sliku</w:t>
       </w:r>
-      <w:proofErr w:type="spellEnd"/>
-      <w:r>
-        <w:rPr>
-          <w:rFonts w:ascii="Times New Roman" w:eastAsia="Times New Roman" w:hAnsi="Times New Roman" w:cs="Times New Roman"/>
-          <w:sz w:val="20"/>
-        </w:rPr>
-        <w:t xml:space="preserve"> u </w:t>
-      </w:r>
-      <w:proofErr w:type="spellStart"/>
-      <w:r>
-        <w:rPr>
-          <w:rFonts w:ascii="Times New Roman" w:eastAsia="Times New Roman" w:hAnsi="Times New Roman" w:cs="Times New Roman"/>
-          <w:sz w:val="20"/>
-        </w:rPr>
-        <w:t>bazi</w:t>
-      </w:r>
-      <w:proofErr w:type="spellEnd"/>
-      <w:r>
-        <w:rPr>
-          <w:rFonts w:ascii="Times New Roman" w:eastAsia="Times New Roman" w:hAnsi="Times New Roman" w:cs="Times New Roman"/>
-          <w:sz w:val="20"/>
-        </w:rPr>
-        <w:t xml:space="preserve"> </w:t>
-      </w:r>
-      <w:proofErr w:type="spellStart"/>
-      <w:r>
-        <w:rPr>
-          <w:rFonts w:ascii="Times New Roman" w:eastAsia="Times New Roman" w:hAnsi="Times New Roman" w:cs="Times New Roman"/>
-          <w:sz w:val="20"/>
-        </w:rPr>
-        <w:t>podataka</w:t>
-      </w:r>
-      <w:proofErr w:type="spellEnd"/>
-      <w:r>
-        <w:rPr>
-          <w:rFonts w:ascii="Times New Roman" w:eastAsia="Times New Roman" w:hAnsi="Times New Roman" w:cs="Times New Roman"/>
-          <w:sz w:val="20"/>
-        </w:rPr>
-        <w:t>.</w:t>
+      <w:r>
+        <w:rPr>
+          <w:rFonts w:ascii="Times New Roman" w:eastAsia="Times New Roman" w:hAnsi="Times New Roman" w:cs="Times New Roman"/>
+          <w:sz w:val="20"/>
+        </w:rPr>
+        <w:t xml:space="preserve"> u bazi podataka.</w:t>
       </w:r>
     </w:p>
     <w:p>
@@ -5264,49 +3245,22 @@
         </w:rPr>
       </w:pPr>
       <w:bookmarkStart w:id="10" w:name="_Toc205762433"/>
-      <w:proofErr w:type="spellStart"/>
       <w:r>
         <w:rPr>
           <w:i/>
           <w:iCs/>
         </w:rPr>
         <w:lastRenderedPageBreak/>
-        <w:t>Korisnik</w:t>
-      </w:r>
-      <w:proofErr w:type="spellEnd"/>
+        <w:t xml:space="preserve">Korisnik </w:t>
+      </w:r>
+      <w:bookmarkEnd w:id="10"/>
       <w:r>
         <w:rPr>
           <w:i/>
           <w:iCs/>
         </w:rPr>
-        <w:t xml:space="preserve"> </w:t>
-      </w:r>
-      <w:bookmarkEnd w:id="10"/>
-      <w:proofErr w:type="spellStart"/>
-      <w:r>
-        <w:rPr>
-          <w:i/>
-          <w:iCs/>
-        </w:rPr>
-        <w:t>menja</w:t>
-      </w:r>
-      <w:proofErr w:type="spellEnd"/>
-      <w:r>
-        <w:rPr>
-          <w:i/>
-          <w:iCs/>
-        </w:rPr>
-        <w:t xml:space="preserve"> </w:t>
-      </w:r>
-      <w:proofErr w:type="spellStart"/>
-      <w:r>
-        <w:rPr>
-          <w:i/>
-          <w:iCs/>
-        </w:rPr>
-        <w:t>ocenu</w:t>
-      </w:r>
-      <w:proofErr w:type="spellEnd"/>
+        <w:t>menja ocenu</w:t>
+      </w:r>
       <w:r>
         <w:rPr>
           <w:i/>
@@ -5329,124 +3283,26 @@
           <w:sz w:val="20"/>
         </w:rPr>
       </w:pPr>
-      <w:proofErr w:type="spellStart"/>
-      <w:r>
-        <w:rPr>
-          <w:rFonts w:ascii="Times New Roman" w:eastAsia="Times New Roman" w:hAnsi="Times New Roman" w:cs="Times New Roman"/>
-          <w:sz w:val="20"/>
-        </w:rPr>
-        <w:t>Korisnik</w:t>
-      </w:r>
-      <w:proofErr w:type="spellEnd"/>
-      <w:r>
-        <w:rPr>
-          <w:rFonts w:ascii="Times New Roman" w:eastAsia="Times New Roman" w:hAnsi="Times New Roman" w:cs="Times New Roman"/>
-          <w:sz w:val="20"/>
-        </w:rPr>
-        <w:t xml:space="preserve"> je </w:t>
-      </w:r>
-      <w:proofErr w:type="spellStart"/>
-      <w:r>
-        <w:rPr>
-          <w:rFonts w:ascii="Times New Roman" w:eastAsia="Times New Roman" w:hAnsi="Times New Roman" w:cs="Times New Roman"/>
-          <w:sz w:val="20"/>
-        </w:rPr>
-        <w:t>već</w:t>
-      </w:r>
-      <w:proofErr w:type="spellEnd"/>
-      <w:r>
-        <w:rPr>
-          <w:rFonts w:ascii="Times New Roman" w:eastAsia="Times New Roman" w:hAnsi="Times New Roman" w:cs="Times New Roman"/>
-          <w:sz w:val="20"/>
-        </w:rPr>
-        <w:t xml:space="preserve"> </w:t>
-      </w:r>
-      <w:proofErr w:type="spellStart"/>
-      <w:r>
-        <w:rPr>
-          <w:rFonts w:ascii="Times New Roman" w:eastAsia="Times New Roman" w:hAnsi="Times New Roman" w:cs="Times New Roman"/>
-          <w:sz w:val="20"/>
-        </w:rPr>
-        <w:t>ocenio</w:t>
-      </w:r>
-      <w:proofErr w:type="spellEnd"/>
-      <w:r>
-        <w:rPr>
-          <w:rFonts w:ascii="Times New Roman" w:eastAsia="Times New Roman" w:hAnsi="Times New Roman" w:cs="Times New Roman"/>
-          <w:sz w:val="20"/>
-        </w:rPr>
-        <w:t xml:space="preserve"> </w:t>
-      </w:r>
-      <w:proofErr w:type="spellStart"/>
-      <w:r>
-        <w:rPr>
-          <w:rFonts w:ascii="Times New Roman" w:eastAsia="Times New Roman" w:hAnsi="Times New Roman" w:cs="Times New Roman"/>
-          <w:sz w:val="20"/>
-        </w:rPr>
-        <w:t>sliku</w:t>
-      </w:r>
-      <w:proofErr w:type="spellEnd"/>
-      <w:r>
-        <w:rPr>
-          <w:rFonts w:ascii="Times New Roman" w:eastAsia="Times New Roman" w:hAnsi="Times New Roman" w:cs="Times New Roman"/>
-          <w:sz w:val="20"/>
-        </w:rPr>
-        <w:t>,</w:t>
-      </w:r>
-      <w:r>
-        <w:rPr>
-          <w:rFonts w:ascii="Times New Roman" w:eastAsia="Times New Roman" w:hAnsi="Times New Roman" w:cs="Times New Roman"/>
-          <w:sz w:val="20"/>
-        </w:rPr>
-        <w:t xml:space="preserve"> a </w:t>
-      </w:r>
-      <w:proofErr w:type="spellStart"/>
-      <w:r>
-        <w:rPr>
-          <w:rFonts w:ascii="Times New Roman" w:eastAsia="Times New Roman" w:hAnsi="Times New Roman" w:cs="Times New Roman"/>
-          <w:sz w:val="20"/>
-        </w:rPr>
-        <w:t>njegova</w:t>
-      </w:r>
-      <w:proofErr w:type="spellEnd"/>
-      <w:r>
-        <w:rPr>
-          <w:rFonts w:ascii="Times New Roman" w:eastAsia="Times New Roman" w:hAnsi="Times New Roman" w:cs="Times New Roman"/>
-          <w:sz w:val="20"/>
-        </w:rPr>
-        <w:t xml:space="preserve"> </w:t>
-      </w:r>
-      <w:proofErr w:type="spellStart"/>
-      <w:r>
-        <w:rPr>
-          <w:rFonts w:ascii="Times New Roman" w:eastAsia="Times New Roman" w:hAnsi="Times New Roman" w:cs="Times New Roman"/>
-          <w:sz w:val="20"/>
-        </w:rPr>
-        <w:t>ocena</w:t>
-      </w:r>
-      <w:proofErr w:type="spellEnd"/>
-      <w:r>
-        <w:rPr>
-          <w:rFonts w:ascii="Times New Roman" w:eastAsia="Times New Roman" w:hAnsi="Times New Roman" w:cs="Times New Roman"/>
-          <w:sz w:val="20"/>
-        </w:rPr>
-        <w:t xml:space="preserve"> je </w:t>
-      </w:r>
-      <w:proofErr w:type="spellStart"/>
-      <w:r>
-        <w:rPr>
-          <w:rFonts w:ascii="Times New Roman" w:eastAsia="Times New Roman" w:hAnsi="Times New Roman" w:cs="Times New Roman"/>
-          <w:sz w:val="20"/>
-        </w:rPr>
-        <w:t>prikazana</w:t>
-      </w:r>
-      <w:proofErr w:type="spellEnd"/>
-      <w:r>
-        <w:rPr>
-          <w:rFonts w:ascii="Times New Roman" w:eastAsia="Times New Roman" w:hAnsi="Times New Roman" w:cs="Times New Roman"/>
-          <w:sz w:val="20"/>
-        </w:rPr>
-        <w:t>.</w:t>
+      <w:r>
+        <w:rPr>
+          <w:rFonts w:ascii="Times New Roman" w:eastAsia="Times New Roman" w:hAnsi="Times New Roman" w:cs="Times New Roman"/>
+          <w:sz w:val="20"/>
+        </w:rPr>
+        <w:t>Korisnik je već ocenio</w:t>
+      </w:r>
+      <w:r>
+        <w:rPr>
+          <w:rFonts w:ascii="Times New Roman" w:eastAsia="Times New Roman" w:hAnsi="Times New Roman" w:cs="Times New Roman"/>
+          <w:sz w:val="20"/>
+        </w:rPr>
+        <w:t xml:space="preserve"> sliku,</w:t>
+      </w:r>
+      <w:r>
+        <w:rPr>
+          <w:rFonts w:ascii="Times New Roman" w:eastAsia="Times New Roman" w:hAnsi="Times New Roman" w:cs="Times New Roman"/>
+          <w:sz w:val="20"/>
+        </w:rPr>
+        <w:t xml:space="preserve"> a njegova ocena je prikazana.</w:t>
       </w:r>
     </w:p>
     <w:p>
@@ -5463,39 +3319,13 @@
           <w:sz w:val="20"/>
         </w:rPr>
       </w:pPr>
-      <w:proofErr w:type="spellStart"/>
-      <w:r>
-        <w:rPr>
-          <w:rFonts w:ascii="Times New Roman" w:eastAsia="Times New Roman" w:hAnsi="Times New Roman" w:cs="Times New Roman"/>
-          <w:sz w:val="20"/>
-        </w:rPr>
-        <w:t>Korisnik</w:t>
-      </w:r>
-      <w:proofErr w:type="spellEnd"/>
-      <w:r>
-        <w:rPr>
-          <w:rFonts w:ascii="Times New Roman" w:eastAsia="Times New Roman" w:hAnsi="Times New Roman" w:cs="Times New Roman"/>
-          <w:sz w:val="20"/>
-        </w:rPr>
-        <w:t xml:space="preserve"> </w:t>
-      </w:r>
-      <w:proofErr w:type="spellStart"/>
-      <w:r>
-        <w:rPr>
-          <w:rFonts w:ascii="Times New Roman" w:eastAsia="Times New Roman" w:hAnsi="Times New Roman" w:cs="Times New Roman"/>
-          <w:sz w:val="20"/>
-        </w:rPr>
-        <w:t>ponovo</w:t>
-      </w:r>
-      <w:proofErr w:type="spellEnd"/>
-      <w:r>
-        <w:rPr>
-          <w:rFonts w:ascii="Times New Roman" w:eastAsia="Times New Roman" w:hAnsi="Times New Roman" w:cs="Times New Roman"/>
-          <w:sz w:val="20"/>
-        </w:rPr>
-        <w:t xml:space="preserve"> </w:t>
-      </w:r>
-      <w:proofErr w:type="spellStart"/>
+      <w:r>
+        <w:rPr>
+          <w:rFonts w:ascii="Times New Roman" w:eastAsia="Times New Roman" w:hAnsi="Times New Roman" w:cs="Times New Roman"/>
+          <w:sz w:val="20"/>
+        </w:rPr>
+        <w:t xml:space="preserve">Korisnik ponovo </w:t>
+      </w:r>
       <w:r>
         <w:rPr>
           <w:rFonts w:ascii="Times New Roman" w:eastAsia="Times New Roman" w:hAnsi="Times New Roman" w:cs="Times New Roman"/>
@@ -5503,125 +3333,12 @@
         </w:rPr>
         <w:t>klikće</w:t>
       </w:r>
-      <w:proofErr w:type="spellEnd"/>
-      <w:r>
-        <w:rPr>
-          <w:rFonts w:ascii="Times New Roman" w:eastAsia="Times New Roman" w:hAnsi="Times New Roman" w:cs="Times New Roman"/>
-          <w:sz w:val="20"/>
-        </w:rPr>
-        <w:t xml:space="preserve"> </w:t>
-      </w:r>
-      <w:proofErr w:type="spellStart"/>
-      <w:r>
-        <w:rPr>
-          <w:rFonts w:ascii="Times New Roman" w:eastAsia="Times New Roman" w:hAnsi="Times New Roman" w:cs="Times New Roman"/>
-          <w:sz w:val="20"/>
-        </w:rPr>
-        <w:t>mišem</w:t>
-      </w:r>
-      <w:proofErr w:type="spellEnd"/>
-      <w:r>
-        <w:rPr>
-          <w:rFonts w:ascii="Times New Roman" w:eastAsia="Times New Roman" w:hAnsi="Times New Roman" w:cs="Times New Roman"/>
-          <w:sz w:val="20"/>
-        </w:rPr>
-        <w:t xml:space="preserve"> </w:t>
-      </w:r>
-      <w:proofErr w:type="spellStart"/>
-      <w:r>
-        <w:rPr>
-          <w:rFonts w:ascii="Times New Roman" w:eastAsia="Times New Roman" w:hAnsi="Times New Roman" w:cs="Times New Roman"/>
-          <w:sz w:val="20"/>
-        </w:rPr>
-        <w:t>preko</w:t>
-      </w:r>
-      <w:proofErr w:type="spellEnd"/>
-      <w:r>
-        <w:rPr>
-          <w:rFonts w:ascii="Times New Roman" w:eastAsia="Times New Roman" w:hAnsi="Times New Roman" w:cs="Times New Roman"/>
-          <w:sz w:val="20"/>
-        </w:rPr>
-        <w:t xml:space="preserve"> </w:t>
-      </w:r>
-      <w:proofErr w:type="spellStart"/>
-      <w:r>
-        <w:rPr>
-          <w:rFonts w:ascii="Times New Roman" w:eastAsia="Times New Roman" w:hAnsi="Times New Roman" w:cs="Times New Roman"/>
-          <w:sz w:val="20"/>
-        </w:rPr>
-        <w:t>zvezdica</w:t>
-      </w:r>
-      <w:proofErr w:type="spellEnd"/>
-      <w:r>
-        <w:rPr>
-          <w:rFonts w:ascii="Times New Roman" w:eastAsia="Times New Roman" w:hAnsi="Times New Roman" w:cs="Times New Roman"/>
-          <w:sz w:val="20"/>
-        </w:rPr>
-        <w:t xml:space="preserve"> </w:t>
-      </w:r>
-      <w:proofErr w:type="spellStart"/>
-      <w:r>
-        <w:rPr>
-          <w:rFonts w:ascii="Times New Roman" w:eastAsia="Times New Roman" w:hAnsi="Times New Roman" w:cs="Times New Roman"/>
-          <w:sz w:val="20"/>
-        </w:rPr>
-        <w:t>i</w:t>
-      </w:r>
-      <w:proofErr w:type="spellEnd"/>
-      <w:r>
-        <w:rPr>
-          <w:rFonts w:ascii="Times New Roman" w:eastAsia="Times New Roman" w:hAnsi="Times New Roman" w:cs="Times New Roman"/>
-          <w:sz w:val="20"/>
-        </w:rPr>
-        <w:t xml:space="preserve"> </w:t>
-      </w:r>
-      <w:proofErr w:type="spellStart"/>
-      <w:r>
-        <w:rPr>
-          <w:rFonts w:ascii="Times New Roman" w:eastAsia="Times New Roman" w:hAnsi="Times New Roman" w:cs="Times New Roman"/>
-          <w:sz w:val="20"/>
-        </w:rPr>
-        <w:t>bira</w:t>
-      </w:r>
-      <w:proofErr w:type="spellEnd"/>
-      <w:r>
-        <w:rPr>
-          <w:rFonts w:ascii="Times New Roman" w:eastAsia="Times New Roman" w:hAnsi="Times New Roman" w:cs="Times New Roman"/>
-          <w:sz w:val="20"/>
-        </w:rPr>
-        <w:t xml:space="preserve"> </w:t>
-      </w:r>
-      <w:proofErr w:type="spellStart"/>
-      <w:r>
-        <w:rPr>
-          <w:rFonts w:ascii="Times New Roman" w:eastAsia="Times New Roman" w:hAnsi="Times New Roman" w:cs="Times New Roman"/>
-          <w:sz w:val="20"/>
-        </w:rPr>
-        <w:t>novu</w:t>
-      </w:r>
-      <w:proofErr w:type="spellEnd"/>
-      <w:r>
-        <w:rPr>
-          <w:rFonts w:ascii="Times New Roman" w:eastAsia="Times New Roman" w:hAnsi="Times New Roman" w:cs="Times New Roman"/>
-          <w:sz w:val="20"/>
-        </w:rPr>
-        <w:t xml:space="preserve"> </w:t>
-      </w:r>
-      <w:proofErr w:type="spellStart"/>
-      <w:r>
-        <w:rPr>
-          <w:rFonts w:ascii="Times New Roman" w:eastAsia="Times New Roman" w:hAnsi="Times New Roman" w:cs="Times New Roman"/>
-          <w:sz w:val="20"/>
-        </w:rPr>
-        <w:t>ocenu</w:t>
-      </w:r>
-      <w:proofErr w:type="spellEnd"/>
-      <w:r>
-        <w:rPr>
-          <w:rFonts w:ascii="Times New Roman" w:eastAsia="Times New Roman" w:hAnsi="Times New Roman" w:cs="Times New Roman"/>
-          <w:sz w:val="20"/>
-        </w:rPr>
-        <w:t>.</w:t>
+      <w:r>
+        <w:rPr>
+          <w:rFonts w:ascii="Times New Roman" w:eastAsia="Times New Roman" w:hAnsi="Times New Roman" w:cs="Times New Roman"/>
+          <w:sz w:val="20"/>
+        </w:rPr>
+        <w:t xml:space="preserve"> mišem preko zvezdica i bira novu ocenu.</w:t>
       </w:r>
     </w:p>
     <w:p>
@@ -5638,101 +3355,12 @@
           <w:sz w:val="20"/>
         </w:rPr>
       </w:pPr>
-      <w:proofErr w:type="spellStart"/>
-      <w:r>
-        <w:rPr>
-          <w:rFonts w:ascii="Times New Roman" w:eastAsia="Times New Roman" w:hAnsi="Times New Roman" w:cs="Times New Roman"/>
-          <w:sz w:val="20"/>
-        </w:rPr>
-        <w:t>Sistem</w:t>
-      </w:r>
-      <w:proofErr w:type="spellEnd"/>
-      <w:r>
-        <w:rPr>
-          <w:rFonts w:ascii="Times New Roman" w:eastAsia="Times New Roman" w:hAnsi="Times New Roman" w:cs="Times New Roman"/>
-          <w:sz w:val="20"/>
-        </w:rPr>
-        <w:t xml:space="preserve"> </w:t>
-      </w:r>
-      <w:proofErr w:type="spellStart"/>
-      <w:r>
-        <w:rPr>
-          <w:rFonts w:ascii="Times New Roman" w:eastAsia="Times New Roman" w:hAnsi="Times New Roman" w:cs="Times New Roman"/>
-          <w:sz w:val="20"/>
-        </w:rPr>
-        <w:t>ažurira</w:t>
-      </w:r>
-      <w:proofErr w:type="spellEnd"/>
-      <w:r>
-        <w:rPr>
-          <w:rFonts w:ascii="Times New Roman" w:eastAsia="Times New Roman" w:hAnsi="Times New Roman" w:cs="Times New Roman"/>
-          <w:sz w:val="20"/>
-        </w:rPr>
-        <w:t xml:space="preserve"> </w:t>
-      </w:r>
-      <w:proofErr w:type="spellStart"/>
-      <w:r>
-        <w:rPr>
-          <w:rFonts w:ascii="Times New Roman" w:eastAsia="Times New Roman" w:hAnsi="Times New Roman" w:cs="Times New Roman"/>
-          <w:sz w:val="20"/>
-        </w:rPr>
-        <w:t>ocenu</w:t>
-      </w:r>
-      <w:proofErr w:type="spellEnd"/>
-      <w:r>
-        <w:rPr>
-          <w:rFonts w:ascii="Times New Roman" w:eastAsia="Times New Roman" w:hAnsi="Times New Roman" w:cs="Times New Roman"/>
-          <w:sz w:val="20"/>
-        </w:rPr>
-        <w:t xml:space="preserve"> </w:t>
-      </w:r>
-      <w:proofErr w:type="spellStart"/>
-      <w:r>
-        <w:rPr>
-          <w:rFonts w:ascii="Times New Roman" w:eastAsia="Times New Roman" w:hAnsi="Times New Roman" w:cs="Times New Roman"/>
-          <w:sz w:val="20"/>
-        </w:rPr>
-        <w:t>korisnika</w:t>
-      </w:r>
-      <w:proofErr w:type="spellEnd"/>
-      <w:r>
-        <w:rPr>
-          <w:rFonts w:ascii="Times New Roman" w:eastAsia="Times New Roman" w:hAnsi="Times New Roman" w:cs="Times New Roman"/>
-          <w:sz w:val="20"/>
-        </w:rPr>
-        <w:t xml:space="preserve"> u </w:t>
-      </w:r>
-      <w:proofErr w:type="spellStart"/>
-      <w:r>
-        <w:rPr>
-          <w:rFonts w:ascii="Times New Roman" w:eastAsia="Times New Roman" w:hAnsi="Times New Roman" w:cs="Times New Roman"/>
-          <w:sz w:val="20"/>
-        </w:rPr>
-        <w:t>bazi</w:t>
-      </w:r>
-      <w:proofErr w:type="spellEnd"/>
-      <w:r>
-        <w:rPr>
-          <w:rFonts w:ascii="Times New Roman" w:eastAsia="Times New Roman" w:hAnsi="Times New Roman" w:cs="Times New Roman"/>
-          <w:sz w:val="20"/>
-        </w:rPr>
-        <w:t xml:space="preserve"> </w:t>
-      </w:r>
-      <w:proofErr w:type="spellStart"/>
-      <w:r>
-        <w:rPr>
-          <w:rFonts w:ascii="Times New Roman" w:eastAsia="Times New Roman" w:hAnsi="Times New Roman" w:cs="Times New Roman"/>
-          <w:sz w:val="20"/>
-        </w:rPr>
-        <w:t>podataka</w:t>
-      </w:r>
-      <w:proofErr w:type="spellEnd"/>
-      <w:r>
-        <w:rPr>
-          <w:rFonts w:ascii="Times New Roman" w:eastAsia="Times New Roman" w:hAnsi="Times New Roman" w:cs="Times New Roman"/>
-          <w:sz w:val="20"/>
-        </w:rPr>
-        <w:t>.</w:t>
+      <w:r>
+        <w:rPr>
+          <w:rFonts w:ascii="Times New Roman" w:eastAsia="Times New Roman" w:hAnsi="Times New Roman" w:cs="Times New Roman"/>
+          <w:sz w:val="20"/>
+        </w:rPr>
+        <w:t>Sistem ažurira ocenu korisnika u bazi podataka.</w:t>
       </w:r>
     </w:p>
     <w:p>
@@ -5749,133 +3377,12 @@
           <w:sz w:val="20"/>
         </w:rPr>
       </w:pPr>
-      <w:proofErr w:type="spellStart"/>
-      <w:r>
-        <w:rPr>
-          <w:rFonts w:ascii="Times New Roman" w:eastAsia="Times New Roman" w:hAnsi="Times New Roman" w:cs="Times New Roman"/>
-          <w:sz w:val="20"/>
-        </w:rPr>
-        <w:t>Prosečna</w:t>
-      </w:r>
-      <w:proofErr w:type="spellEnd"/>
-      <w:r>
-        <w:rPr>
-          <w:rFonts w:ascii="Times New Roman" w:eastAsia="Times New Roman" w:hAnsi="Times New Roman" w:cs="Times New Roman"/>
-          <w:sz w:val="20"/>
-        </w:rPr>
-        <w:t xml:space="preserve"> </w:t>
-      </w:r>
-      <w:proofErr w:type="spellStart"/>
-      <w:r>
-        <w:rPr>
-          <w:rFonts w:ascii="Times New Roman" w:eastAsia="Times New Roman" w:hAnsi="Times New Roman" w:cs="Times New Roman"/>
-          <w:sz w:val="20"/>
-        </w:rPr>
-        <w:t>ocena</w:t>
-      </w:r>
-      <w:proofErr w:type="spellEnd"/>
-      <w:r>
-        <w:rPr>
-          <w:rFonts w:ascii="Times New Roman" w:eastAsia="Times New Roman" w:hAnsi="Times New Roman" w:cs="Times New Roman"/>
-          <w:sz w:val="20"/>
-        </w:rPr>
-        <w:t xml:space="preserve"> se </w:t>
-      </w:r>
-      <w:proofErr w:type="spellStart"/>
-      <w:r>
-        <w:rPr>
-          <w:rFonts w:ascii="Times New Roman" w:eastAsia="Times New Roman" w:hAnsi="Times New Roman" w:cs="Times New Roman"/>
-          <w:sz w:val="20"/>
-        </w:rPr>
-        <w:t>ponovo</w:t>
-      </w:r>
-      <w:proofErr w:type="spellEnd"/>
-      <w:r>
-        <w:rPr>
-          <w:rFonts w:ascii="Times New Roman" w:eastAsia="Times New Roman" w:hAnsi="Times New Roman" w:cs="Times New Roman"/>
-          <w:sz w:val="20"/>
-        </w:rPr>
-        <w:t xml:space="preserve"> </w:t>
-      </w:r>
-      <w:proofErr w:type="spellStart"/>
-      <w:r>
-        <w:rPr>
-          <w:rFonts w:ascii="Times New Roman" w:eastAsia="Times New Roman" w:hAnsi="Times New Roman" w:cs="Times New Roman"/>
-          <w:sz w:val="20"/>
-        </w:rPr>
-        <w:t>ažurira</w:t>
-      </w:r>
-      <w:proofErr w:type="spellEnd"/>
-      <w:r>
-        <w:rPr>
-          <w:rFonts w:ascii="Times New Roman" w:eastAsia="Times New Roman" w:hAnsi="Times New Roman" w:cs="Times New Roman"/>
-          <w:sz w:val="20"/>
-        </w:rPr>
-        <w:t xml:space="preserve"> </w:t>
-      </w:r>
-      <w:proofErr w:type="spellStart"/>
-      <w:r>
-        <w:rPr>
-          <w:rFonts w:ascii="Times New Roman" w:eastAsia="Times New Roman" w:hAnsi="Times New Roman" w:cs="Times New Roman"/>
-          <w:sz w:val="20"/>
-        </w:rPr>
-        <w:t>na</w:t>
-      </w:r>
-      <w:proofErr w:type="spellEnd"/>
-      <w:r>
-        <w:rPr>
-          <w:rFonts w:ascii="Times New Roman" w:eastAsia="Times New Roman" w:hAnsi="Times New Roman" w:cs="Times New Roman"/>
-          <w:sz w:val="20"/>
-        </w:rPr>
-        <w:t xml:space="preserve"> </w:t>
-      </w:r>
-      <w:proofErr w:type="spellStart"/>
-      <w:r>
-        <w:rPr>
-          <w:rFonts w:ascii="Times New Roman" w:eastAsia="Times New Roman" w:hAnsi="Times New Roman" w:cs="Times New Roman"/>
-          <w:sz w:val="20"/>
-        </w:rPr>
-        <w:t>osnovu</w:t>
-      </w:r>
-      <w:proofErr w:type="spellEnd"/>
-      <w:r>
-        <w:rPr>
-          <w:rFonts w:ascii="Times New Roman" w:eastAsia="Times New Roman" w:hAnsi="Times New Roman" w:cs="Times New Roman"/>
-          <w:sz w:val="20"/>
-        </w:rPr>
-        <w:t xml:space="preserve"> </w:t>
-      </w:r>
-      <w:proofErr w:type="spellStart"/>
-      <w:r>
-        <w:rPr>
-          <w:rFonts w:ascii="Times New Roman" w:eastAsia="Times New Roman" w:hAnsi="Times New Roman" w:cs="Times New Roman"/>
-          <w:sz w:val="20"/>
-        </w:rPr>
-        <w:t>nove</w:t>
-      </w:r>
-      <w:proofErr w:type="spellEnd"/>
-      <w:r>
-        <w:rPr>
-          <w:rFonts w:ascii="Times New Roman" w:eastAsia="Times New Roman" w:hAnsi="Times New Roman" w:cs="Times New Roman"/>
-          <w:sz w:val="20"/>
-        </w:rPr>
-        <w:t xml:space="preserve"> </w:t>
-      </w:r>
-      <w:proofErr w:type="spellStart"/>
-      <w:r>
-        <w:rPr>
-          <w:rFonts w:ascii="Times New Roman" w:eastAsia="Times New Roman" w:hAnsi="Times New Roman" w:cs="Times New Roman"/>
-          <w:sz w:val="20"/>
-        </w:rPr>
-        <w:t>ocene</w:t>
-      </w:r>
-      <w:proofErr w:type="spellEnd"/>
-      <w:r>
-        <w:rPr>
-          <w:rFonts w:ascii="Times New Roman" w:eastAsia="Times New Roman" w:hAnsi="Times New Roman" w:cs="Times New Roman"/>
-          <w:sz w:val="20"/>
-        </w:rPr>
-        <w:t>.</w:t>
+      <w:r>
+        <w:rPr>
+          <w:rFonts w:ascii="Times New Roman" w:eastAsia="Times New Roman" w:hAnsi="Times New Roman" w:cs="Times New Roman"/>
+          <w:sz w:val="20"/>
+        </w:rPr>
+        <w:t>Prosečna ocena se ponovo ažurira na osnovu nove ocene.</w:t>
       </w:r>
     </w:p>
     <w:p>
@@ -5898,47 +3405,13 @@
           <w:iCs/>
         </w:rPr>
       </w:pPr>
-      <w:proofErr w:type="spellStart"/>
       <w:r>
         <w:rPr>
           <w:i/>
           <w:iCs/>
         </w:rPr>
-        <w:t>Prikaz</w:t>
-      </w:r>
-      <w:proofErr w:type="spellEnd"/>
-      <w:r>
-        <w:rPr>
-          <w:i/>
-          <w:iCs/>
-        </w:rPr>
-        <w:t xml:space="preserve"> </w:t>
-      </w:r>
-      <w:proofErr w:type="spellStart"/>
-      <w:r>
-        <w:rPr>
-          <w:i/>
-          <w:iCs/>
-        </w:rPr>
-        <w:t>prosečne</w:t>
-      </w:r>
-      <w:proofErr w:type="spellEnd"/>
-      <w:r>
-        <w:rPr>
-          <w:i/>
-          <w:iCs/>
-        </w:rPr>
-        <w:t xml:space="preserve"> </w:t>
-      </w:r>
-      <w:proofErr w:type="spellStart"/>
-      <w:r>
-        <w:rPr>
-          <w:i/>
-          <w:iCs/>
-        </w:rPr>
-        <w:t>ocene</w:t>
-      </w:r>
-      <w:proofErr w:type="spellEnd"/>
+        <w:t>Prikaz prosečne ocene</w:t>
+      </w:r>
     </w:p>
     <w:p>
       <w:pPr>
@@ -5959,57 +3432,8 @@
           <w:rFonts w:ascii="Times New Roman" w:eastAsia="Times New Roman" w:hAnsi="Times New Roman" w:cs="Times New Roman"/>
           <w:sz w:val="20"/>
         </w:rPr>
-        <w:t xml:space="preserve">Na </w:t>
-      </w:r>
-      <w:proofErr w:type="spellStart"/>
-      <w:r>
-        <w:rPr>
-          <w:rFonts w:ascii="Times New Roman" w:eastAsia="Times New Roman" w:hAnsi="Times New Roman" w:cs="Times New Roman"/>
-          <w:sz w:val="20"/>
-        </w:rPr>
-        <w:t>stranici</w:t>
-      </w:r>
-      <w:proofErr w:type="spellEnd"/>
-      <w:r>
-        <w:rPr>
-          <w:rFonts w:ascii="Times New Roman" w:eastAsia="Times New Roman" w:hAnsi="Times New Roman" w:cs="Times New Roman"/>
-          <w:sz w:val="20"/>
-        </w:rPr>
-        <w:t xml:space="preserve"> </w:t>
-      </w:r>
-      <w:proofErr w:type="spellStart"/>
-      <w:r>
-        <w:rPr>
-          <w:rFonts w:ascii="Times New Roman" w:eastAsia="Times New Roman" w:hAnsi="Times New Roman" w:cs="Times New Roman"/>
-          <w:sz w:val="20"/>
-        </w:rPr>
-        <w:t>sa</w:t>
-      </w:r>
-      <w:proofErr w:type="spellEnd"/>
-      <w:r>
-        <w:rPr>
-          <w:rFonts w:ascii="Times New Roman" w:eastAsia="Times New Roman" w:hAnsi="Times New Roman" w:cs="Times New Roman"/>
-          <w:sz w:val="20"/>
-        </w:rPr>
-        <w:t xml:space="preserve"> </w:t>
-      </w:r>
-      <w:proofErr w:type="spellStart"/>
-      <w:r>
-        <w:rPr>
-          <w:rFonts w:ascii="Times New Roman" w:eastAsia="Times New Roman" w:hAnsi="Times New Roman" w:cs="Times New Roman"/>
-          <w:sz w:val="20"/>
-        </w:rPr>
-        <w:t>detaljima</w:t>
-      </w:r>
-      <w:proofErr w:type="spellEnd"/>
-      <w:r>
-        <w:rPr>
-          <w:rFonts w:ascii="Times New Roman" w:eastAsia="Times New Roman" w:hAnsi="Times New Roman" w:cs="Times New Roman"/>
-          <w:sz w:val="20"/>
-        </w:rPr>
-        <w:t xml:space="preserve"> </w:t>
-      </w:r>
-      <w:proofErr w:type="spellStart"/>
+        <w:t xml:space="preserve">Na stranici sa detaljima </w:t>
+      </w:r>
       <w:r>
         <w:rPr>
           <w:rFonts w:ascii="Times New Roman" w:eastAsia="Times New Roman" w:hAnsi="Times New Roman" w:cs="Times New Roman"/>
@@ -6017,173 +3441,12 @@
         </w:rPr>
         <w:t>slike</w:t>
       </w:r>
-      <w:proofErr w:type="spellEnd"/>
-      <w:r>
-        <w:rPr>
-          <w:rFonts w:ascii="Times New Roman" w:eastAsia="Times New Roman" w:hAnsi="Times New Roman" w:cs="Times New Roman"/>
-          <w:sz w:val="20"/>
-        </w:rPr>
-        <w:t xml:space="preserve"> se </w:t>
-      </w:r>
-      <w:proofErr w:type="spellStart"/>
-      <w:r>
-        <w:rPr>
-          <w:rFonts w:ascii="Times New Roman" w:eastAsia="Times New Roman" w:hAnsi="Times New Roman" w:cs="Times New Roman"/>
-          <w:sz w:val="20"/>
-        </w:rPr>
-        <w:t>prikazuje</w:t>
-      </w:r>
-      <w:proofErr w:type="spellEnd"/>
-      <w:r>
-        <w:rPr>
-          <w:rFonts w:ascii="Times New Roman" w:eastAsia="Times New Roman" w:hAnsi="Times New Roman" w:cs="Times New Roman"/>
-          <w:sz w:val="20"/>
-        </w:rPr>
-        <w:t xml:space="preserve"> </w:t>
-      </w:r>
-      <w:proofErr w:type="spellStart"/>
-      <w:r>
-        <w:rPr>
-          <w:rFonts w:ascii="Times New Roman" w:eastAsia="Times New Roman" w:hAnsi="Times New Roman" w:cs="Times New Roman"/>
-          <w:sz w:val="20"/>
-        </w:rPr>
-        <w:t>prosečna</w:t>
-      </w:r>
-      <w:proofErr w:type="spellEnd"/>
-      <w:r>
-        <w:rPr>
-          <w:rFonts w:ascii="Times New Roman" w:eastAsia="Times New Roman" w:hAnsi="Times New Roman" w:cs="Times New Roman"/>
-          <w:sz w:val="20"/>
-        </w:rPr>
-        <w:t xml:space="preserve"> </w:t>
-      </w:r>
-      <w:proofErr w:type="spellStart"/>
-      <w:r>
-        <w:rPr>
-          <w:rFonts w:ascii="Times New Roman" w:eastAsia="Times New Roman" w:hAnsi="Times New Roman" w:cs="Times New Roman"/>
-          <w:sz w:val="20"/>
-        </w:rPr>
-        <w:t>ocena</w:t>
-      </w:r>
-      <w:proofErr w:type="spellEnd"/>
-      <w:r>
-        <w:rPr>
-          <w:rFonts w:ascii="Times New Roman" w:eastAsia="Times New Roman" w:hAnsi="Times New Roman" w:cs="Times New Roman"/>
-          <w:sz w:val="20"/>
-        </w:rPr>
-        <w:t xml:space="preserve">, </w:t>
-      </w:r>
-      <w:proofErr w:type="spellStart"/>
-      <w:r>
-        <w:rPr>
-          <w:rFonts w:ascii="Times New Roman" w:eastAsia="Times New Roman" w:hAnsi="Times New Roman" w:cs="Times New Roman"/>
-          <w:sz w:val="20"/>
-        </w:rPr>
-        <w:t>izračunata</w:t>
-      </w:r>
-      <w:proofErr w:type="spellEnd"/>
-      <w:r>
-        <w:rPr>
-          <w:rFonts w:ascii="Times New Roman" w:eastAsia="Times New Roman" w:hAnsi="Times New Roman" w:cs="Times New Roman"/>
-          <w:sz w:val="20"/>
-        </w:rPr>
-        <w:t xml:space="preserve"> </w:t>
-      </w:r>
-      <w:proofErr w:type="spellStart"/>
-      <w:r>
-        <w:rPr>
-          <w:rFonts w:ascii="Times New Roman" w:eastAsia="Times New Roman" w:hAnsi="Times New Roman" w:cs="Times New Roman"/>
-          <w:sz w:val="20"/>
-        </w:rPr>
-        <w:t>na</w:t>
-      </w:r>
-      <w:proofErr w:type="spellEnd"/>
-      <w:r>
-        <w:rPr>
-          <w:rFonts w:ascii="Times New Roman" w:eastAsia="Times New Roman" w:hAnsi="Times New Roman" w:cs="Times New Roman"/>
-          <w:sz w:val="20"/>
-        </w:rPr>
-        <w:t xml:space="preserve"> </w:t>
-      </w:r>
-      <w:proofErr w:type="spellStart"/>
-      <w:r>
-        <w:rPr>
-          <w:rFonts w:ascii="Times New Roman" w:eastAsia="Times New Roman" w:hAnsi="Times New Roman" w:cs="Times New Roman"/>
-          <w:sz w:val="20"/>
-        </w:rPr>
-        <w:t>osnovu</w:t>
-      </w:r>
-      <w:proofErr w:type="spellEnd"/>
-      <w:r>
-        <w:rPr>
-          <w:rFonts w:ascii="Times New Roman" w:eastAsia="Times New Roman" w:hAnsi="Times New Roman" w:cs="Times New Roman"/>
-          <w:sz w:val="20"/>
-        </w:rPr>
-        <w:t xml:space="preserve"> </w:t>
-      </w:r>
-      <w:proofErr w:type="spellStart"/>
-      <w:r>
-        <w:rPr>
-          <w:rFonts w:ascii="Times New Roman" w:eastAsia="Times New Roman" w:hAnsi="Times New Roman" w:cs="Times New Roman"/>
-          <w:sz w:val="20"/>
-        </w:rPr>
-        <w:t>svih</w:t>
-      </w:r>
-      <w:proofErr w:type="spellEnd"/>
-      <w:r>
-        <w:rPr>
-          <w:rFonts w:ascii="Times New Roman" w:eastAsia="Times New Roman" w:hAnsi="Times New Roman" w:cs="Times New Roman"/>
-          <w:sz w:val="20"/>
-        </w:rPr>
-        <w:t xml:space="preserve"> </w:t>
-      </w:r>
-      <w:proofErr w:type="spellStart"/>
-      <w:r>
-        <w:rPr>
-          <w:rFonts w:ascii="Times New Roman" w:eastAsia="Times New Roman" w:hAnsi="Times New Roman" w:cs="Times New Roman"/>
-          <w:sz w:val="20"/>
-        </w:rPr>
-        <w:t>pojedinačnih</w:t>
-      </w:r>
-      <w:proofErr w:type="spellEnd"/>
-      <w:r>
-        <w:rPr>
-          <w:rFonts w:ascii="Times New Roman" w:eastAsia="Times New Roman" w:hAnsi="Times New Roman" w:cs="Times New Roman"/>
-          <w:sz w:val="20"/>
-        </w:rPr>
-        <w:t xml:space="preserve"> </w:t>
-      </w:r>
-      <w:proofErr w:type="spellStart"/>
-      <w:r>
-        <w:rPr>
-          <w:rFonts w:ascii="Times New Roman" w:eastAsia="Times New Roman" w:hAnsi="Times New Roman" w:cs="Times New Roman"/>
-          <w:sz w:val="20"/>
-        </w:rPr>
-        <w:t>ocena</w:t>
-      </w:r>
-      <w:proofErr w:type="spellEnd"/>
-      <w:r>
-        <w:rPr>
-          <w:rFonts w:ascii="Times New Roman" w:eastAsia="Times New Roman" w:hAnsi="Times New Roman" w:cs="Times New Roman"/>
-          <w:sz w:val="20"/>
-        </w:rPr>
-        <w:t xml:space="preserve"> </w:t>
-      </w:r>
-      <w:proofErr w:type="spellStart"/>
-      <w:r>
-        <w:rPr>
-          <w:rFonts w:ascii="Times New Roman" w:eastAsia="Times New Roman" w:hAnsi="Times New Roman" w:cs="Times New Roman"/>
-          <w:sz w:val="20"/>
-        </w:rPr>
-        <w:t>korisnika</w:t>
-      </w:r>
-      <w:proofErr w:type="spellEnd"/>
-      <w:r>
-        <w:rPr>
-          <w:rFonts w:ascii="Times New Roman" w:eastAsia="Times New Roman" w:hAnsi="Times New Roman" w:cs="Times New Roman"/>
-          <w:sz w:val="20"/>
-        </w:rPr>
-        <w:t>.</w:t>
+      <w:r>
+        <w:rPr>
+          <w:rFonts w:ascii="Times New Roman" w:eastAsia="Times New Roman" w:hAnsi="Times New Roman" w:cs="Times New Roman"/>
+          <w:sz w:val="20"/>
+        </w:rPr>
+        <w:t xml:space="preserve"> se prikazuje prosečna ocena, izračunata na osnovu svih pojedinačnih ocena korisnika.</w:t>
       </w:r>
     </w:p>
     <w:p>
@@ -6200,117 +3463,12 @@
           <w:sz w:val="20"/>
         </w:rPr>
       </w:pPr>
-      <w:proofErr w:type="spellStart"/>
-      <w:r>
-        <w:rPr>
-          <w:rFonts w:ascii="Times New Roman" w:eastAsia="Times New Roman" w:hAnsi="Times New Roman" w:cs="Times New Roman"/>
-          <w:sz w:val="20"/>
-        </w:rPr>
-        <w:t>Prosečna</w:t>
-      </w:r>
-      <w:proofErr w:type="spellEnd"/>
-      <w:r>
-        <w:rPr>
-          <w:rFonts w:ascii="Times New Roman" w:eastAsia="Times New Roman" w:hAnsi="Times New Roman" w:cs="Times New Roman"/>
-          <w:sz w:val="20"/>
-        </w:rPr>
-        <w:t xml:space="preserve"> </w:t>
-      </w:r>
-      <w:proofErr w:type="spellStart"/>
-      <w:r>
-        <w:rPr>
-          <w:rFonts w:ascii="Times New Roman" w:eastAsia="Times New Roman" w:hAnsi="Times New Roman" w:cs="Times New Roman"/>
-          <w:sz w:val="20"/>
-        </w:rPr>
-        <w:t>ocena</w:t>
-      </w:r>
-      <w:proofErr w:type="spellEnd"/>
-      <w:r>
-        <w:rPr>
-          <w:rFonts w:ascii="Times New Roman" w:eastAsia="Times New Roman" w:hAnsi="Times New Roman" w:cs="Times New Roman"/>
-          <w:sz w:val="20"/>
-        </w:rPr>
-        <w:t xml:space="preserve"> </w:t>
-      </w:r>
-      <w:proofErr w:type="spellStart"/>
-      <w:r>
-        <w:rPr>
-          <w:rFonts w:ascii="Times New Roman" w:eastAsia="Times New Roman" w:hAnsi="Times New Roman" w:cs="Times New Roman"/>
-          <w:sz w:val="20"/>
-        </w:rPr>
-        <w:t>može</w:t>
-      </w:r>
-      <w:proofErr w:type="spellEnd"/>
-      <w:r>
-        <w:rPr>
-          <w:rFonts w:ascii="Times New Roman" w:eastAsia="Times New Roman" w:hAnsi="Times New Roman" w:cs="Times New Roman"/>
-          <w:sz w:val="20"/>
-        </w:rPr>
-        <w:t xml:space="preserve"> </w:t>
-      </w:r>
-      <w:proofErr w:type="spellStart"/>
-      <w:r>
-        <w:rPr>
-          <w:rFonts w:ascii="Times New Roman" w:eastAsia="Times New Roman" w:hAnsi="Times New Roman" w:cs="Times New Roman"/>
-          <w:sz w:val="20"/>
-        </w:rPr>
-        <w:t>biti</w:t>
-      </w:r>
-      <w:proofErr w:type="spellEnd"/>
-      <w:r>
-        <w:rPr>
-          <w:rFonts w:ascii="Times New Roman" w:eastAsia="Times New Roman" w:hAnsi="Times New Roman" w:cs="Times New Roman"/>
-          <w:sz w:val="20"/>
-        </w:rPr>
-        <w:t xml:space="preserve"> </w:t>
-      </w:r>
-      <w:proofErr w:type="spellStart"/>
-      <w:r>
-        <w:rPr>
-          <w:rFonts w:ascii="Times New Roman" w:eastAsia="Times New Roman" w:hAnsi="Times New Roman" w:cs="Times New Roman"/>
-          <w:sz w:val="20"/>
-        </w:rPr>
-        <w:t>prikazana</w:t>
-      </w:r>
-      <w:proofErr w:type="spellEnd"/>
-      <w:r>
-        <w:rPr>
-          <w:rFonts w:ascii="Times New Roman" w:eastAsia="Times New Roman" w:hAnsi="Times New Roman" w:cs="Times New Roman"/>
-          <w:sz w:val="20"/>
-        </w:rPr>
-        <w:t xml:space="preserve"> </w:t>
-      </w:r>
-      <w:proofErr w:type="spellStart"/>
-      <w:r>
-        <w:rPr>
-          <w:rFonts w:ascii="Times New Roman" w:eastAsia="Times New Roman" w:hAnsi="Times New Roman" w:cs="Times New Roman"/>
-          <w:sz w:val="20"/>
-        </w:rPr>
-        <w:t>numerički</w:t>
-      </w:r>
-      <w:proofErr w:type="spellEnd"/>
-      <w:r>
-        <w:rPr>
-          <w:rFonts w:ascii="Times New Roman" w:eastAsia="Times New Roman" w:hAnsi="Times New Roman" w:cs="Times New Roman"/>
-          <w:sz w:val="20"/>
-        </w:rPr>
-        <w:t xml:space="preserve"> (</w:t>
-      </w:r>
-      <w:proofErr w:type="spellStart"/>
-      <w:r>
-        <w:rPr>
-          <w:rFonts w:ascii="Times New Roman" w:eastAsia="Times New Roman" w:hAnsi="Times New Roman" w:cs="Times New Roman"/>
-          <w:sz w:val="20"/>
-        </w:rPr>
-        <w:t>npr</w:t>
-      </w:r>
-      <w:proofErr w:type="spellEnd"/>
-      <w:r>
-        <w:rPr>
-          <w:rFonts w:ascii="Times New Roman" w:eastAsia="Times New Roman" w:hAnsi="Times New Roman" w:cs="Times New Roman"/>
-          <w:sz w:val="20"/>
-        </w:rPr>
-        <w:t>. "4</w:t>
+      <w:r>
+        <w:rPr>
+          <w:rFonts w:ascii="Times New Roman" w:eastAsia="Times New Roman" w:hAnsi="Times New Roman" w:cs="Times New Roman"/>
+          <w:sz w:val="20"/>
+        </w:rPr>
+        <w:t>Prosečna ocena može biti prikazana numerički (npr. "4</w:t>
       </w:r>
       <w:r>
         <w:rPr>
@@ -6324,78 +3482,14 @@
           <w:rFonts w:ascii="Times New Roman" w:eastAsia="Times New Roman" w:hAnsi="Times New Roman" w:cs="Times New Roman"/>
           <w:sz w:val="20"/>
         </w:rPr>
-        <w:t xml:space="preserve">") </w:t>
-      </w:r>
-      <w:proofErr w:type="spellStart"/>
-      <w:r>
-        <w:rPr>
-          <w:rFonts w:ascii="Times New Roman" w:eastAsia="Times New Roman" w:hAnsi="Times New Roman" w:cs="Times New Roman"/>
-          <w:sz w:val="20"/>
-        </w:rPr>
-        <w:t>i</w:t>
-      </w:r>
-      <w:proofErr w:type="spellEnd"/>
-      <w:r>
-        <w:rPr>
-          <w:rFonts w:ascii="Times New Roman" w:eastAsia="Times New Roman" w:hAnsi="Times New Roman" w:cs="Times New Roman"/>
-          <w:sz w:val="20"/>
-        </w:rPr>
-        <w:t>/</w:t>
-      </w:r>
-      <w:proofErr w:type="spellStart"/>
-      <w:r>
-        <w:rPr>
-          <w:rFonts w:ascii="Times New Roman" w:eastAsia="Times New Roman" w:hAnsi="Times New Roman" w:cs="Times New Roman"/>
-          <w:sz w:val="20"/>
-        </w:rPr>
-        <w:t>ili</w:t>
-      </w:r>
-      <w:proofErr w:type="spellEnd"/>
-      <w:r>
-        <w:rPr>
-          <w:rFonts w:ascii="Times New Roman" w:eastAsia="Times New Roman" w:hAnsi="Times New Roman" w:cs="Times New Roman"/>
-          <w:sz w:val="20"/>
-        </w:rPr>
-        <w:t xml:space="preserve"> </w:t>
-      </w:r>
-      <w:r>
-        <w:rPr>
-          <w:rFonts w:ascii="Times New Roman" w:eastAsia="Times New Roman" w:hAnsi="Times New Roman" w:cs="Times New Roman"/>
-          <w:sz w:val="20"/>
-        </w:rPr>
-        <w:t xml:space="preserve">u </w:t>
-      </w:r>
-      <w:proofErr w:type="spellStart"/>
-      <w:r>
-        <w:rPr>
-          <w:rFonts w:ascii="Times New Roman" w:eastAsia="Times New Roman" w:hAnsi="Times New Roman" w:cs="Times New Roman"/>
-          <w:sz w:val="20"/>
-        </w:rPr>
-        <w:t>vidu</w:t>
-      </w:r>
-      <w:proofErr w:type="spellEnd"/>
-      <w:r>
-        <w:rPr>
-          <w:rFonts w:ascii="Times New Roman" w:eastAsia="Times New Roman" w:hAnsi="Times New Roman" w:cs="Times New Roman"/>
-          <w:sz w:val="20"/>
-        </w:rPr>
-        <w:t xml:space="preserve"> </w:t>
-      </w:r>
-      <w:proofErr w:type="spellStart"/>
-      <w:r>
-        <w:rPr>
-          <w:rFonts w:ascii="Times New Roman" w:eastAsia="Times New Roman" w:hAnsi="Times New Roman" w:cs="Times New Roman"/>
-          <w:sz w:val="20"/>
-        </w:rPr>
-        <w:t>razlomka</w:t>
-      </w:r>
-      <w:proofErr w:type="spellEnd"/>
-      <w:r>
-        <w:rPr>
-          <w:rFonts w:ascii="Times New Roman" w:eastAsia="Times New Roman" w:hAnsi="Times New Roman" w:cs="Times New Roman"/>
-          <w:sz w:val="20"/>
-        </w:rPr>
-        <w:t>.</w:t>
+        <w:t xml:space="preserve">") i/ili </w:t>
+      </w:r>
+      <w:r>
+        <w:rPr>
+          <w:rFonts w:ascii="Times New Roman" w:eastAsia="Times New Roman" w:hAnsi="Times New Roman" w:cs="Times New Roman"/>
+          <w:sz w:val="20"/>
+        </w:rPr>
+        <w:t>u vidu razlomka.</w:t>
       </w:r>
     </w:p>
     <w:p>
@@ -6417,151 +3511,7 @@
           <w:rFonts w:ascii="Times New Roman" w:eastAsia="Times New Roman" w:hAnsi="Times New Roman" w:cs="Times New Roman"/>
           <w:sz w:val="20"/>
         </w:rPr>
-        <w:t xml:space="preserve">Pored </w:t>
-      </w:r>
-      <w:proofErr w:type="spellStart"/>
-      <w:r>
-        <w:rPr>
-          <w:rFonts w:ascii="Times New Roman" w:eastAsia="Times New Roman" w:hAnsi="Times New Roman" w:cs="Times New Roman"/>
-          <w:sz w:val="20"/>
-        </w:rPr>
-        <w:t>prosečne</w:t>
-      </w:r>
-      <w:proofErr w:type="spellEnd"/>
-      <w:r>
-        <w:rPr>
-          <w:rFonts w:ascii="Times New Roman" w:eastAsia="Times New Roman" w:hAnsi="Times New Roman" w:cs="Times New Roman"/>
-          <w:sz w:val="20"/>
-        </w:rPr>
-        <w:t xml:space="preserve"> </w:t>
-      </w:r>
-      <w:proofErr w:type="spellStart"/>
-      <w:r>
-        <w:rPr>
-          <w:rFonts w:ascii="Times New Roman" w:eastAsia="Times New Roman" w:hAnsi="Times New Roman" w:cs="Times New Roman"/>
-          <w:sz w:val="20"/>
-        </w:rPr>
-        <w:t>ocene</w:t>
-      </w:r>
-      <w:proofErr w:type="spellEnd"/>
-      <w:r>
-        <w:rPr>
-          <w:rFonts w:ascii="Times New Roman" w:eastAsia="Times New Roman" w:hAnsi="Times New Roman" w:cs="Times New Roman"/>
-          <w:sz w:val="20"/>
-        </w:rPr>
-        <w:t xml:space="preserve"> </w:t>
-      </w:r>
-      <w:proofErr w:type="spellStart"/>
-      <w:r>
-        <w:rPr>
-          <w:rFonts w:ascii="Times New Roman" w:eastAsia="Times New Roman" w:hAnsi="Times New Roman" w:cs="Times New Roman"/>
-          <w:sz w:val="20"/>
-        </w:rPr>
-        <w:t>može</w:t>
-      </w:r>
-      <w:proofErr w:type="spellEnd"/>
-      <w:r>
-        <w:rPr>
-          <w:rFonts w:ascii="Times New Roman" w:eastAsia="Times New Roman" w:hAnsi="Times New Roman" w:cs="Times New Roman"/>
-          <w:sz w:val="20"/>
-        </w:rPr>
-        <w:t xml:space="preserve"> </w:t>
-      </w:r>
-      <w:proofErr w:type="spellStart"/>
-      <w:r>
-        <w:rPr>
-          <w:rFonts w:ascii="Times New Roman" w:eastAsia="Times New Roman" w:hAnsi="Times New Roman" w:cs="Times New Roman"/>
-          <w:sz w:val="20"/>
-        </w:rPr>
-        <w:t>biti</w:t>
-      </w:r>
-      <w:proofErr w:type="spellEnd"/>
-      <w:r>
-        <w:rPr>
-          <w:rFonts w:ascii="Times New Roman" w:eastAsia="Times New Roman" w:hAnsi="Times New Roman" w:cs="Times New Roman"/>
-          <w:sz w:val="20"/>
-        </w:rPr>
-        <w:t xml:space="preserve"> </w:t>
-      </w:r>
-      <w:proofErr w:type="spellStart"/>
-      <w:r>
-        <w:rPr>
-          <w:rFonts w:ascii="Times New Roman" w:eastAsia="Times New Roman" w:hAnsi="Times New Roman" w:cs="Times New Roman"/>
-          <w:sz w:val="20"/>
-        </w:rPr>
-        <w:t>prikazan</w:t>
-      </w:r>
-      <w:proofErr w:type="spellEnd"/>
-      <w:r>
-        <w:rPr>
-          <w:rFonts w:ascii="Times New Roman" w:eastAsia="Times New Roman" w:hAnsi="Times New Roman" w:cs="Times New Roman"/>
-          <w:sz w:val="20"/>
-        </w:rPr>
-        <w:t xml:space="preserve"> </w:t>
-      </w:r>
-      <w:proofErr w:type="spellStart"/>
-      <w:r>
-        <w:rPr>
-          <w:rFonts w:ascii="Times New Roman" w:eastAsia="Times New Roman" w:hAnsi="Times New Roman" w:cs="Times New Roman"/>
-          <w:sz w:val="20"/>
-        </w:rPr>
-        <w:t>i</w:t>
-      </w:r>
-      <w:proofErr w:type="spellEnd"/>
-      <w:r>
-        <w:rPr>
-          <w:rFonts w:ascii="Times New Roman" w:eastAsia="Times New Roman" w:hAnsi="Times New Roman" w:cs="Times New Roman"/>
-          <w:sz w:val="20"/>
-        </w:rPr>
-        <w:t xml:space="preserve"> </w:t>
-      </w:r>
-      <w:proofErr w:type="spellStart"/>
-      <w:r>
-        <w:rPr>
-          <w:rFonts w:ascii="Times New Roman" w:eastAsia="Times New Roman" w:hAnsi="Times New Roman" w:cs="Times New Roman"/>
-          <w:sz w:val="20"/>
-        </w:rPr>
-        <w:t>ukupan</w:t>
-      </w:r>
-      <w:proofErr w:type="spellEnd"/>
-      <w:r>
-        <w:rPr>
-          <w:rFonts w:ascii="Times New Roman" w:eastAsia="Times New Roman" w:hAnsi="Times New Roman" w:cs="Times New Roman"/>
-          <w:sz w:val="20"/>
-        </w:rPr>
-        <w:t xml:space="preserve"> </w:t>
-      </w:r>
-      <w:proofErr w:type="spellStart"/>
-      <w:r>
-        <w:rPr>
-          <w:rFonts w:ascii="Times New Roman" w:eastAsia="Times New Roman" w:hAnsi="Times New Roman" w:cs="Times New Roman"/>
-          <w:sz w:val="20"/>
-        </w:rPr>
-        <w:t>broj</w:t>
-      </w:r>
-      <w:proofErr w:type="spellEnd"/>
-      <w:r>
-        <w:rPr>
-          <w:rFonts w:ascii="Times New Roman" w:eastAsia="Times New Roman" w:hAnsi="Times New Roman" w:cs="Times New Roman"/>
-          <w:sz w:val="20"/>
-        </w:rPr>
-        <w:t xml:space="preserve"> </w:t>
-      </w:r>
-      <w:proofErr w:type="spellStart"/>
-      <w:r>
-        <w:rPr>
-          <w:rFonts w:ascii="Times New Roman" w:eastAsia="Times New Roman" w:hAnsi="Times New Roman" w:cs="Times New Roman"/>
-          <w:sz w:val="20"/>
-        </w:rPr>
-        <w:t>ocenjivanja</w:t>
-      </w:r>
-      <w:proofErr w:type="spellEnd"/>
-      <w:r>
-        <w:rPr>
-          <w:rFonts w:ascii="Times New Roman" w:eastAsia="Times New Roman" w:hAnsi="Times New Roman" w:cs="Times New Roman"/>
-          <w:sz w:val="20"/>
-        </w:rPr>
-        <w:t>.</w:t>
+        <w:t>Pored prosečne ocene može biti prikazan i ukupan broj ocenjivanja.</w:t>
       </w:r>
     </w:p>
     <w:p>
@@ -6589,20 +3539,10 @@
         <w:ind w:left="705" w:hanging="720"/>
       </w:pPr>
       <w:bookmarkStart w:id="11" w:name="_Toc205762436"/>
-      <w:proofErr w:type="spellStart"/>
-      <w:r>
-        <w:t>Posebni</w:t>
-      </w:r>
-      <w:proofErr w:type="spellEnd"/>
-      <w:r>
-        <w:t xml:space="preserve"> </w:t>
-      </w:r>
-      <w:proofErr w:type="spellStart"/>
-      <w:r>
-        <w:t>zahtevi</w:t>
+      <w:r>
+        <w:t>Posebni zahtevi</w:t>
       </w:r>
       <w:bookmarkEnd w:id="11"/>
-      <w:proofErr w:type="spellEnd"/>
       <w:r>
         <w:t xml:space="preserve"> </w:t>
       </w:r>
@@ -6621,213 +3561,12 @@
           <w:sz w:val="20"/>
         </w:rPr>
       </w:pPr>
-      <w:proofErr w:type="spellStart"/>
-      <w:r>
-        <w:rPr>
-          <w:rFonts w:ascii="Times New Roman" w:eastAsia="Times New Roman" w:hAnsi="Times New Roman" w:cs="Times New Roman"/>
-          <w:sz w:val="20"/>
-        </w:rPr>
-        <w:t>Prosečna</w:t>
-      </w:r>
-      <w:proofErr w:type="spellEnd"/>
-      <w:r>
-        <w:rPr>
-          <w:rFonts w:ascii="Times New Roman" w:eastAsia="Times New Roman" w:hAnsi="Times New Roman" w:cs="Times New Roman"/>
-          <w:sz w:val="20"/>
-        </w:rPr>
-        <w:t xml:space="preserve"> </w:t>
-      </w:r>
-      <w:proofErr w:type="spellStart"/>
-      <w:r>
-        <w:rPr>
-          <w:rFonts w:ascii="Times New Roman" w:eastAsia="Times New Roman" w:hAnsi="Times New Roman" w:cs="Times New Roman"/>
-          <w:sz w:val="20"/>
-        </w:rPr>
-        <w:t>ocena</w:t>
-      </w:r>
-      <w:proofErr w:type="spellEnd"/>
-      <w:r>
-        <w:rPr>
-          <w:rFonts w:ascii="Times New Roman" w:eastAsia="Times New Roman" w:hAnsi="Times New Roman" w:cs="Times New Roman"/>
-          <w:sz w:val="20"/>
-        </w:rPr>
-        <w:t xml:space="preserve"> mora </w:t>
-      </w:r>
-      <w:proofErr w:type="spellStart"/>
-      <w:r>
-        <w:rPr>
-          <w:rFonts w:ascii="Times New Roman" w:eastAsia="Times New Roman" w:hAnsi="Times New Roman" w:cs="Times New Roman"/>
-          <w:sz w:val="20"/>
-        </w:rPr>
-        <w:t>biti</w:t>
-      </w:r>
-      <w:proofErr w:type="spellEnd"/>
-      <w:r>
-        <w:rPr>
-          <w:rFonts w:ascii="Times New Roman" w:eastAsia="Times New Roman" w:hAnsi="Times New Roman" w:cs="Times New Roman"/>
-          <w:sz w:val="20"/>
-        </w:rPr>
-        <w:t xml:space="preserve"> </w:t>
-      </w:r>
-      <w:proofErr w:type="spellStart"/>
-      <w:r>
-        <w:rPr>
-          <w:rFonts w:ascii="Times New Roman" w:eastAsia="Times New Roman" w:hAnsi="Times New Roman" w:cs="Times New Roman"/>
-          <w:sz w:val="20"/>
-        </w:rPr>
-        <w:t>izračunata</w:t>
-      </w:r>
-      <w:proofErr w:type="spellEnd"/>
-      <w:r>
-        <w:rPr>
-          <w:rFonts w:ascii="Times New Roman" w:eastAsia="Times New Roman" w:hAnsi="Times New Roman" w:cs="Times New Roman"/>
-          <w:sz w:val="20"/>
-        </w:rPr>
-        <w:t xml:space="preserve"> </w:t>
-      </w:r>
-      <w:proofErr w:type="spellStart"/>
-      <w:r>
-        <w:rPr>
-          <w:rFonts w:ascii="Times New Roman" w:eastAsia="Times New Roman" w:hAnsi="Times New Roman" w:cs="Times New Roman"/>
-          <w:sz w:val="20"/>
-        </w:rPr>
-        <w:t>i</w:t>
-      </w:r>
-      <w:proofErr w:type="spellEnd"/>
-      <w:r>
-        <w:rPr>
-          <w:rFonts w:ascii="Times New Roman" w:eastAsia="Times New Roman" w:hAnsi="Times New Roman" w:cs="Times New Roman"/>
-          <w:sz w:val="20"/>
-        </w:rPr>
-        <w:t xml:space="preserve"> </w:t>
-      </w:r>
-      <w:proofErr w:type="spellStart"/>
-      <w:r>
-        <w:rPr>
-          <w:rFonts w:ascii="Times New Roman" w:eastAsia="Times New Roman" w:hAnsi="Times New Roman" w:cs="Times New Roman"/>
-          <w:sz w:val="20"/>
-        </w:rPr>
-        <w:t>prikazana</w:t>
-      </w:r>
-      <w:proofErr w:type="spellEnd"/>
-      <w:r>
-        <w:rPr>
-          <w:rFonts w:ascii="Times New Roman" w:eastAsia="Times New Roman" w:hAnsi="Times New Roman" w:cs="Times New Roman"/>
-          <w:sz w:val="20"/>
-        </w:rPr>
-        <w:t xml:space="preserve"> u </w:t>
-      </w:r>
-      <w:proofErr w:type="spellStart"/>
-      <w:r>
-        <w:rPr>
-          <w:rFonts w:ascii="Times New Roman" w:eastAsia="Times New Roman" w:hAnsi="Times New Roman" w:cs="Times New Roman"/>
-          <w:sz w:val="20"/>
-        </w:rPr>
-        <w:t>realnom</w:t>
-      </w:r>
-      <w:proofErr w:type="spellEnd"/>
-      <w:r>
-        <w:rPr>
-          <w:rFonts w:ascii="Times New Roman" w:eastAsia="Times New Roman" w:hAnsi="Times New Roman" w:cs="Times New Roman"/>
-          <w:sz w:val="20"/>
-        </w:rPr>
-        <w:t xml:space="preserve"> </w:t>
-      </w:r>
-      <w:proofErr w:type="spellStart"/>
-      <w:r>
-        <w:rPr>
-          <w:rFonts w:ascii="Times New Roman" w:eastAsia="Times New Roman" w:hAnsi="Times New Roman" w:cs="Times New Roman"/>
-          <w:sz w:val="20"/>
-        </w:rPr>
-        <w:t>vremenu</w:t>
-      </w:r>
-      <w:proofErr w:type="spellEnd"/>
-      <w:r>
-        <w:rPr>
-          <w:rFonts w:ascii="Times New Roman" w:eastAsia="Times New Roman" w:hAnsi="Times New Roman" w:cs="Times New Roman"/>
-          <w:sz w:val="20"/>
-        </w:rPr>
-        <w:t xml:space="preserve"> </w:t>
-      </w:r>
-      <w:proofErr w:type="spellStart"/>
-      <w:r>
-        <w:rPr>
-          <w:rFonts w:ascii="Times New Roman" w:eastAsia="Times New Roman" w:hAnsi="Times New Roman" w:cs="Times New Roman"/>
-          <w:sz w:val="20"/>
-        </w:rPr>
-        <w:t>nakon</w:t>
-      </w:r>
-      <w:proofErr w:type="spellEnd"/>
-      <w:r>
-        <w:rPr>
-          <w:rFonts w:ascii="Times New Roman" w:eastAsia="Times New Roman" w:hAnsi="Times New Roman" w:cs="Times New Roman"/>
-          <w:sz w:val="20"/>
-        </w:rPr>
-        <w:t xml:space="preserve"> </w:t>
-      </w:r>
-      <w:proofErr w:type="spellStart"/>
-      <w:r>
-        <w:rPr>
-          <w:rFonts w:ascii="Times New Roman" w:eastAsia="Times New Roman" w:hAnsi="Times New Roman" w:cs="Times New Roman"/>
-          <w:sz w:val="20"/>
-        </w:rPr>
-        <w:t>svakog</w:t>
-      </w:r>
-      <w:proofErr w:type="spellEnd"/>
-      <w:r>
-        <w:rPr>
-          <w:rFonts w:ascii="Times New Roman" w:eastAsia="Times New Roman" w:hAnsi="Times New Roman" w:cs="Times New Roman"/>
-          <w:sz w:val="20"/>
-        </w:rPr>
-        <w:t xml:space="preserve"> </w:t>
-      </w:r>
-      <w:proofErr w:type="spellStart"/>
-      <w:r>
-        <w:rPr>
-          <w:rFonts w:ascii="Times New Roman" w:eastAsia="Times New Roman" w:hAnsi="Times New Roman" w:cs="Times New Roman"/>
-          <w:sz w:val="20"/>
-        </w:rPr>
-        <w:t>unosa</w:t>
-      </w:r>
-      <w:proofErr w:type="spellEnd"/>
-      <w:r>
-        <w:rPr>
-          <w:rFonts w:ascii="Times New Roman" w:eastAsia="Times New Roman" w:hAnsi="Times New Roman" w:cs="Times New Roman"/>
-          <w:sz w:val="20"/>
-        </w:rPr>
-        <w:t xml:space="preserve"> </w:t>
-      </w:r>
-      <w:proofErr w:type="spellStart"/>
-      <w:r>
-        <w:rPr>
-          <w:rFonts w:ascii="Times New Roman" w:eastAsia="Times New Roman" w:hAnsi="Times New Roman" w:cs="Times New Roman"/>
-          <w:sz w:val="20"/>
-        </w:rPr>
-        <w:t>nove</w:t>
-      </w:r>
-      <w:proofErr w:type="spellEnd"/>
-      <w:r>
-        <w:rPr>
-          <w:rFonts w:ascii="Times New Roman" w:eastAsia="Times New Roman" w:hAnsi="Times New Roman" w:cs="Times New Roman"/>
-          <w:sz w:val="20"/>
-        </w:rPr>
-        <w:t xml:space="preserve"> </w:t>
-      </w:r>
-      <w:proofErr w:type="spellStart"/>
-      <w:r>
-        <w:rPr>
-          <w:rFonts w:ascii="Times New Roman" w:eastAsia="Times New Roman" w:hAnsi="Times New Roman" w:cs="Times New Roman"/>
-          <w:sz w:val="20"/>
-        </w:rPr>
-        <w:t>ocene</w:t>
-      </w:r>
-      <w:proofErr w:type="spellEnd"/>
-      <w:r>
-        <w:rPr>
-          <w:rFonts w:ascii="Times New Roman" w:eastAsia="Times New Roman" w:hAnsi="Times New Roman" w:cs="Times New Roman"/>
-          <w:sz w:val="20"/>
-        </w:rPr>
-        <w:t>.</w:t>
+      <w:r>
+        <w:rPr>
+          <w:rFonts w:ascii="Times New Roman" w:eastAsia="Times New Roman" w:hAnsi="Times New Roman" w:cs="Times New Roman"/>
+          <w:sz w:val="20"/>
+        </w:rPr>
+        <w:t>Prosečna ocena mora biti izračunata i prikazana u realnom vremenu nakon svakog unosa nove ocene.</w:t>
       </w:r>
     </w:p>
     <w:p>
@@ -6844,119 +3583,13 @@
           <w:sz w:val="20"/>
         </w:rPr>
       </w:pPr>
-      <w:proofErr w:type="spellStart"/>
-      <w:r>
-        <w:rPr>
-          <w:rFonts w:ascii="Times New Roman" w:eastAsia="Times New Roman" w:hAnsi="Times New Roman" w:cs="Times New Roman"/>
-          <w:sz w:val="20"/>
-        </w:rPr>
-        <w:t>Sistem</w:t>
-      </w:r>
-      <w:proofErr w:type="spellEnd"/>
-      <w:r>
-        <w:rPr>
-          <w:rFonts w:ascii="Times New Roman" w:eastAsia="Times New Roman" w:hAnsi="Times New Roman" w:cs="Times New Roman"/>
-          <w:sz w:val="20"/>
-        </w:rPr>
-        <w:t xml:space="preserve"> mora </w:t>
-      </w:r>
-      <w:proofErr w:type="spellStart"/>
-      <w:r>
-        <w:rPr>
-          <w:rFonts w:ascii="Times New Roman" w:eastAsia="Times New Roman" w:hAnsi="Times New Roman" w:cs="Times New Roman"/>
-          <w:sz w:val="20"/>
-        </w:rPr>
-        <w:t>onemogućiti</w:t>
-      </w:r>
-      <w:proofErr w:type="spellEnd"/>
-      <w:r>
-        <w:rPr>
-          <w:rFonts w:ascii="Times New Roman" w:eastAsia="Times New Roman" w:hAnsi="Times New Roman" w:cs="Times New Roman"/>
-          <w:sz w:val="20"/>
-        </w:rPr>
-        <w:t xml:space="preserve"> </w:t>
-      </w:r>
-      <w:proofErr w:type="spellStart"/>
-      <w:r>
-        <w:rPr>
-          <w:rFonts w:ascii="Times New Roman" w:eastAsia="Times New Roman" w:hAnsi="Times New Roman" w:cs="Times New Roman"/>
-          <w:sz w:val="20"/>
-        </w:rPr>
-        <w:t>korisnicima</w:t>
-      </w:r>
-      <w:proofErr w:type="spellEnd"/>
-      <w:r>
-        <w:rPr>
-          <w:rFonts w:ascii="Times New Roman" w:eastAsia="Times New Roman" w:hAnsi="Times New Roman" w:cs="Times New Roman"/>
-          <w:sz w:val="20"/>
-        </w:rPr>
-        <w:t xml:space="preserve"> da </w:t>
-      </w:r>
-      <w:proofErr w:type="spellStart"/>
-      <w:r>
-        <w:rPr>
-          <w:rFonts w:ascii="Times New Roman" w:eastAsia="Times New Roman" w:hAnsi="Times New Roman" w:cs="Times New Roman"/>
-          <w:sz w:val="20"/>
-        </w:rPr>
-        <w:t>daju</w:t>
-      </w:r>
-      <w:proofErr w:type="spellEnd"/>
-      <w:r>
-        <w:rPr>
-          <w:rFonts w:ascii="Times New Roman" w:eastAsia="Times New Roman" w:hAnsi="Times New Roman" w:cs="Times New Roman"/>
-          <w:sz w:val="20"/>
-        </w:rPr>
-        <w:t xml:space="preserve"> </w:t>
-      </w:r>
-      <w:proofErr w:type="spellStart"/>
-      <w:r>
-        <w:rPr>
-          <w:rFonts w:ascii="Times New Roman" w:eastAsia="Times New Roman" w:hAnsi="Times New Roman" w:cs="Times New Roman"/>
-          <w:sz w:val="20"/>
-        </w:rPr>
-        <w:t>više</w:t>
-      </w:r>
-      <w:proofErr w:type="spellEnd"/>
-      <w:r>
-        <w:rPr>
-          <w:rFonts w:ascii="Times New Roman" w:eastAsia="Times New Roman" w:hAnsi="Times New Roman" w:cs="Times New Roman"/>
-          <w:sz w:val="20"/>
-        </w:rPr>
-        <w:t xml:space="preserve"> </w:t>
-      </w:r>
-      <w:proofErr w:type="spellStart"/>
-      <w:r>
-        <w:rPr>
-          <w:rFonts w:ascii="Times New Roman" w:eastAsia="Times New Roman" w:hAnsi="Times New Roman" w:cs="Times New Roman"/>
-          <w:sz w:val="20"/>
-        </w:rPr>
-        <w:t>ocena</w:t>
-      </w:r>
-      <w:proofErr w:type="spellEnd"/>
-      <w:r>
-        <w:rPr>
-          <w:rFonts w:ascii="Times New Roman" w:eastAsia="Times New Roman" w:hAnsi="Times New Roman" w:cs="Times New Roman"/>
-          <w:sz w:val="20"/>
-        </w:rPr>
-        <w:t xml:space="preserve"> </w:t>
-      </w:r>
-      <w:proofErr w:type="spellStart"/>
-      <w:r>
-        <w:rPr>
-          <w:rFonts w:ascii="Times New Roman" w:eastAsia="Times New Roman" w:hAnsi="Times New Roman" w:cs="Times New Roman"/>
-          <w:sz w:val="20"/>
-        </w:rPr>
-        <w:t>istoj</w:t>
-      </w:r>
-      <w:proofErr w:type="spellEnd"/>
-      <w:r>
-        <w:rPr>
-          <w:rFonts w:ascii="Times New Roman" w:eastAsia="Times New Roman" w:hAnsi="Times New Roman" w:cs="Times New Roman"/>
-          <w:sz w:val="20"/>
-        </w:rPr>
-        <w:t xml:space="preserve"> </w:t>
-      </w:r>
-      <w:proofErr w:type="spellStart"/>
+      <w:r>
+        <w:rPr>
+          <w:rFonts w:ascii="Times New Roman" w:eastAsia="Times New Roman" w:hAnsi="Times New Roman" w:cs="Times New Roman"/>
+          <w:sz w:val="20"/>
+        </w:rPr>
+        <w:t xml:space="preserve">Sistem mora onemogućiti korisnicima da daju više ocena istoj </w:t>
+      </w:r>
       <w:r>
         <w:rPr>
           <w:rFonts w:ascii="Times New Roman" w:eastAsia="Times New Roman" w:hAnsi="Times New Roman" w:cs="Times New Roman"/>
@@ -6964,125 +3597,12 @@
         </w:rPr>
         <w:t>slici</w:t>
       </w:r>
-      <w:proofErr w:type="spellEnd"/>
-      <w:r>
-        <w:rPr>
-          <w:rFonts w:ascii="Times New Roman" w:eastAsia="Times New Roman" w:hAnsi="Times New Roman" w:cs="Times New Roman"/>
-          <w:sz w:val="20"/>
-        </w:rPr>
-        <w:t xml:space="preserve">, </w:t>
-      </w:r>
-      <w:proofErr w:type="spellStart"/>
-      <w:r>
-        <w:rPr>
-          <w:rFonts w:ascii="Times New Roman" w:eastAsia="Times New Roman" w:hAnsi="Times New Roman" w:cs="Times New Roman"/>
-          <w:sz w:val="20"/>
-        </w:rPr>
-        <w:t>umesto</w:t>
-      </w:r>
-      <w:proofErr w:type="spellEnd"/>
-      <w:r>
-        <w:rPr>
-          <w:rFonts w:ascii="Times New Roman" w:eastAsia="Times New Roman" w:hAnsi="Times New Roman" w:cs="Times New Roman"/>
-          <w:sz w:val="20"/>
-        </w:rPr>
-        <w:t xml:space="preserve"> toga </w:t>
-      </w:r>
-      <w:proofErr w:type="spellStart"/>
-      <w:r>
-        <w:rPr>
-          <w:rFonts w:ascii="Times New Roman" w:eastAsia="Times New Roman" w:hAnsi="Times New Roman" w:cs="Times New Roman"/>
-          <w:sz w:val="20"/>
-        </w:rPr>
-        <w:t>treba</w:t>
-      </w:r>
-      <w:proofErr w:type="spellEnd"/>
-      <w:r>
-        <w:rPr>
-          <w:rFonts w:ascii="Times New Roman" w:eastAsia="Times New Roman" w:hAnsi="Times New Roman" w:cs="Times New Roman"/>
-          <w:sz w:val="20"/>
-        </w:rPr>
-        <w:t xml:space="preserve"> </w:t>
-      </w:r>
-      <w:proofErr w:type="spellStart"/>
-      <w:r>
-        <w:rPr>
-          <w:rFonts w:ascii="Times New Roman" w:eastAsia="Times New Roman" w:hAnsi="Times New Roman" w:cs="Times New Roman"/>
-          <w:sz w:val="20"/>
-        </w:rPr>
-        <w:t>im</w:t>
-      </w:r>
-      <w:proofErr w:type="spellEnd"/>
-      <w:r>
-        <w:rPr>
-          <w:rFonts w:ascii="Times New Roman" w:eastAsia="Times New Roman" w:hAnsi="Times New Roman" w:cs="Times New Roman"/>
-          <w:sz w:val="20"/>
-        </w:rPr>
-        <w:t xml:space="preserve"> </w:t>
-      </w:r>
-      <w:proofErr w:type="spellStart"/>
-      <w:r>
-        <w:rPr>
-          <w:rFonts w:ascii="Times New Roman" w:eastAsia="Times New Roman" w:hAnsi="Times New Roman" w:cs="Times New Roman"/>
-          <w:sz w:val="20"/>
-        </w:rPr>
-        <w:t>omogućiti</w:t>
-      </w:r>
-      <w:proofErr w:type="spellEnd"/>
-      <w:r>
-        <w:rPr>
-          <w:rFonts w:ascii="Times New Roman" w:eastAsia="Times New Roman" w:hAnsi="Times New Roman" w:cs="Times New Roman"/>
-          <w:sz w:val="20"/>
-        </w:rPr>
-        <w:t xml:space="preserve"> da </w:t>
-      </w:r>
-      <w:proofErr w:type="spellStart"/>
-      <w:r>
-        <w:rPr>
-          <w:rFonts w:ascii="Times New Roman" w:eastAsia="Times New Roman" w:hAnsi="Times New Roman" w:cs="Times New Roman"/>
-          <w:sz w:val="20"/>
-        </w:rPr>
-        <w:t>promene</w:t>
-      </w:r>
-      <w:proofErr w:type="spellEnd"/>
-      <w:r>
-        <w:rPr>
-          <w:rFonts w:ascii="Times New Roman" w:eastAsia="Times New Roman" w:hAnsi="Times New Roman" w:cs="Times New Roman"/>
-          <w:sz w:val="20"/>
-        </w:rPr>
-        <w:t xml:space="preserve"> </w:t>
-      </w:r>
-      <w:proofErr w:type="spellStart"/>
-      <w:r>
-        <w:rPr>
-          <w:rFonts w:ascii="Times New Roman" w:eastAsia="Times New Roman" w:hAnsi="Times New Roman" w:cs="Times New Roman"/>
-          <w:sz w:val="20"/>
-        </w:rPr>
-        <w:t>prethodno</w:t>
-      </w:r>
-      <w:proofErr w:type="spellEnd"/>
-      <w:r>
-        <w:rPr>
-          <w:rFonts w:ascii="Times New Roman" w:eastAsia="Times New Roman" w:hAnsi="Times New Roman" w:cs="Times New Roman"/>
-          <w:sz w:val="20"/>
-        </w:rPr>
-        <w:t xml:space="preserve"> datu </w:t>
-      </w:r>
-      <w:proofErr w:type="spellStart"/>
-      <w:r>
-        <w:rPr>
-          <w:rFonts w:ascii="Times New Roman" w:eastAsia="Times New Roman" w:hAnsi="Times New Roman" w:cs="Times New Roman"/>
-          <w:sz w:val="20"/>
-        </w:rPr>
-        <w:t>ocenu</w:t>
-      </w:r>
-      <w:proofErr w:type="spellEnd"/>
-      <w:r>
-        <w:rPr>
-          <w:rFonts w:ascii="Times New Roman" w:eastAsia="Times New Roman" w:hAnsi="Times New Roman" w:cs="Times New Roman"/>
-          <w:sz w:val="20"/>
-        </w:rPr>
-        <w:t>.</w:t>
+      <w:r>
+        <w:rPr>
+          <w:rFonts w:ascii="Times New Roman" w:eastAsia="Times New Roman" w:hAnsi="Times New Roman" w:cs="Times New Roman"/>
+          <w:sz w:val="20"/>
+        </w:rPr>
+        <w:t>, umesto toga treba im omogućiti da promene prethodno datu ocenu.</w:t>
       </w:r>
     </w:p>
     <w:p>
@@ -7103,12 +3623,10 @@
         <w:ind w:left="705" w:hanging="720"/>
       </w:pPr>
       <w:bookmarkStart w:id="12" w:name="_Toc205762437"/>
-      <w:proofErr w:type="spellStart"/>
       <w:r>
         <w:t>Preduslovi</w:t>
       </w:r>
       <w:bookmarkEnd w:id="12"/>
-      <w:proofErr w:type="spellEnd"/>
       <w:r>
         <w:t xml:space="preserve">  </w:t>
       </w:r>
@@ -7128,95 +3646,13 @@
           <w:lang w:val="en-GB"/>
         </w:rPr>
       </w:pPr>
-      <w:proofErr w:type="spellStart"/>
       <w:r>
         <w:rPr>
           <w:rFonts w:ascii="Times New Roman" w:eastAsia="Times New Roman" w:hAnsi="Times New Roman" w:cs="Times New Roman"/>
           <w:sz w:val="20"/>
           <w:lang w:val="en-GB"/>
         </w:rPr>
-        <w:t>Korisnik</w:t>
-      </w:r>
-      <w:proofErr w:type="spellEnd"/>
-      <w:r>
-        <w:rPr>
-          <w:rFonts w:ascii="Times New Roman" w:eastAsia="Times New Roman" w:hAnsi="Times New Roman" w:cs="Times New Roman"/>
-          <w:sz w:val="20"/>
-          <w:lang w:val="en-GB"/>
-        </w:rPr>
-        <w:t xml:space="preserve"> mora </w:t>
-      </w:r>
-      <w:proofErr w:type="spellStart"/>
-      <w:r>
-        <w:rPr>
-          <w:rFonts w:ascii="Times New Roman" w:eastAsia="Times New Roman" w:hAnsi="Times New Roman" w:cs="Times New Roman"/>
-          <w:sz w:val="20"/>
-          <w:lang w:val="en-GB"/>
-        </w:rPr>
-        <w:t>biti</w:t>
-      </w:r>
-      <w:proofErr w:type="spellEnd"/>
-      <w:r>
-        <w:rPr>
-          <w:rFonts w:ascii="Times New Roman" w:eastAsia="Times New Roman" w:hAnsi="Times New Roman" w:cs="Times New Roman"/>
-          <w:sz w:val="20"/>
-          <w:lang w:val="en-GB"/>
-        </w:rPr>
-        <w:t xml:space="preserve"> </w:t>
-      </w:r>
-      <w:proofErr w:type="spellStart"/>
-      <w:r>
-        <w:rPr>
-          <w:rFonts w:ascii="Times New Roman" w:eastAsia="Times New Roman" w:hAnsi="Times New Roman" w:cs="Times New Roman"/>
-          <w:sz w:val="20"/>
-          <w:lang w:val="en-GB"/>
-        </w:rPr>
-        <w:t>prijavljen</w:t>
-      </w:r>
-      <w:proofErr w:type="spellEnd"/>
-      <w:r>
-        <w:rPr>
-          <w:rFonts w:ascii="Times New Roman" w:eastAsia="Times New Roman" w:hAnsi="Times New Roman" w:cs="Times New Roman"/>
-          <w:sz w:val="20"/>
-          <w:lang w:val="en-GB"/>
-        </w:rPr>
-        <w:t xml:space="preserve"> </w:t>
-      </w:r>
-      <w:proofErr w:type="spellStart"/>
-      <w:r>
-        <w:rPr>
-          <w:rFonts w:ascii="Times New Roman" w:eastAsia="Times New Roman" w:hAnsi="Times New Roman" w:cs="Times New Roman"/>
-          <w:sz w:val="20"/>
-          <w:lang w:val="en-GB"/>
-        </w:rPr>
-        <w:t>na</w:t>
-      </w:r>
-      <w:proofErr w:type="spellEnd"/>
-      <w:r>
-        <w:rPr>
-          <w:rFonts w:ascii="Times New Roman" w:eastAsia="Times New Roman" w:hAnsi="Times New Roman" w:cs="Times New Roman"/>
-          <w:sz w:val="20"/>
-          <w:lang w:val="en-GB"/>
-        </w:rPr>
-        <w:t xml:space="preserve"> </w:t>
-      </w:r>
-      <w:proofErr w:type="spellStart"/>
-      <w:r>
-        <w:rPr>
-          <w:rFonts w:ascii="Times New Roman" w:eastAsia="Times New Roman" w:hAnsi="Times New Roman" w:cs="Times New Roman"/>
-          <w:sz w:val="20"/>
-          <w:lang w:val="en-GB"/>
-        </w:rPr>
-        <w:t>sistem</w:t>
-      </w:r>
-      <w:proofErr w:type="spellEnd"/>
-      <w:r>
-        <w:rPr>
-          <w:rFonts w:ascii="Times New Roman" w:eastAsia="Times New Roman" w:hAnsi="Times New Roman" w:cs="Times New Roman"/>
-          <w:sz w:val="20"/>
-          <w:lang w:val="en-GB"/>
-        </w:rPr>
-        <w:t>.</w:t>
+        <w:t>Korisnik mora biti prijavljen na sistem.</w:t>
       </w:r>
     </w:p>
     <w:p>
@@ -7233,7 +3669,6 @@
           <w:sz w:val="20"/>
         </w:rPr>
       </w:pPr>
-      <w:proofErr w:type="spellStart"/>
       <w:r>
         <w:rPr>
           <w:rFonts w:ascii="Times New Roman" w:eastAsia="Times New Roman" w:hAnsi="Times New Roman" w:cs="Times New Roman"/>
@@ -7241,109 +3676,12 @@
         </w:rPr>
         <w:t>Slika</w:t>
       </w:r>
-      <w:proofErr w:type="spellEnd"/>
-      <w:r>
-        <w:rPr>
-          <w:rFonts w:ascii="Times New Roman" w:eastAsia="Times New Roman" w:hAnsi="Times New Roman" w:cs="Times New Roman"/>
-          <w:sz w:val="20"/>
-        </w:rPr>
-        <w:t xml:space="preserve"> mora </w:t>
-      </w:r>
-      <w:proofErr w:type="spellStart"/>
-      <w:r>
-        <w:rPr>
-          <w:rFonts w:ascii="Times New Roman" w:eastAsia="Times New Roman" w:hAnsi="Times New Roman" w:cs="Times New Roman"/>
-          <w:sz w:val="20"/>
-        </w:rPr>
-        <w:t>postojati</w:t>
-      </w:r>
-      <w:proofErr w:type="spellEnd"/>
-      <w:r>
-        <w:rPr>
-          <w:rFonts w:ascii="Times New Roman" w:eastAsia="Times New Roman" w:hAnsi="Times New Roman" w:cs="Times New Roman"/>
-          <w:sz w:val="20"/>
-        </w:rPr>
-        <w:t xml:space="preserve"> u </w:t>
-      </w:r>
-      <w:proofErr w:type="spellStart"/>
-      <w:r>
-        <w:rPr>
-          <w:rFonts w:ascii="Times New Roman" w:eastAsia="Times New Roman" w:hAnsi="Times New Roman" w:cs="Times New Roman"/>
-          <w:sz w:val="20"/>
-        </w:rPr>
-        <w:t>bazi</w:t>
-      </w:r>
-      <w:proofErr w:type="spellEnd"/>
-      <w:r>
-        <w:rPr>
-          <w:rFonts w:ascii="Times New Roman" w:eastAsia="Times New Roman" w:hAnsi="Times New Roman" w:cs="Times New Roman"/>
-          <w:sz w:val="20"/>
-        </w:rPr>
-        <w:t xml:space="preserve"> </w:t>
-      </w:r>
-      <w:proofErr w:type="spellStart"/>
-      <w:r>
-        <w:rPr>
-          <w:rFonts w:ascii="Times New Roman" w:eastAsia="Times New Roman" w:hAnsi="Times New Roman" w:cs="Times New Roman"/>
-          <w:sz w:val="20"/>
-        </w:rPr>
-        <w:t>i</w:t>
-      </w:r>
-      <w:proofErr w:type="spellEnd"/>
-      <w:r>
-        <w:rPr>
-          <w:rFonts w:ascii="Times New Roman" w:eastAsia="Times New Roman" w:hAnsi="Times New Roman" w:cs="Times New Roman"/>
-          <w:sz w:val="20"/>
-        </w:rPr>
-        <w:t xml:space="preserve"> </w:t>
-      </w:r>
-      <w:proofErr w:type="spellStart"/>
-      <w:r>
-        <w:rPr>
-          <w:rFonts w:ascii="Times New Roman" w:eastAsia="Times New Roman" w:hAnsi="Times New Roman" w:cs="Times New Roman"/>
-          <w:sz w:val="20"/>
-        </w:rPr>
-        <w:t>biti</w:t>
-      </w:r>
-      <w:proofErr w:type="spellEnd"/>
-      <w:r>
-        <w:rPr>
-          <w:rFonts w:ascii="Times New Roman" w:eastAsia="Times New Roman" w:hAnsi="Times New Roman" w:cs="Times New Roman"/>
-          <w:sz w:val="20"/>
-        </w:rPr>
-        <w:t xml:space="preserve"> </w:t>
-      </w:r>
-      <w:proofErr w:type="spellStart"/>
-      <w:r>
-        <w:rPr>
-          <w:rFonts w:ascii="Times New Roman" w:eastAsia="Times New Roman" w:hAnsi="Times New Roman" w:cs="Times New Roman"/>
-          <w:sz w:val="20"/>
-        </w:rPr>
-        <w:t>dostupna</w:t>
-      </w:r>
-      <w:proofErr w:type="spellEnd"/>
-      <w:r>
-        <w:rPr>
-          <w:rFonts w:ascii="Times New Roman" w:eastAsia="Times New Roman" w:hAnsi="Times New Roman" w:cs="Times New Roman"/>
-          <w:sz w:val="20"/>
-        </w:rPr>
-        <w:t xml:space="preserve"> za </w:t>
-      </w:r>
-      <w:proofErr w:type="spellStart"/>
-      <w:r>
-        <w:rPr>
-          <w:rFonts w:ascii="Times New Roman" w:eastAsia="Times New Roman" w:hAnsi="Times New Roman" w:cs="Times New Roman"/>
-          <w:sz w:val="20"/>
-        </w:rPr>
-        <w:t>prikaz</w:t>
-      </w:r>
-      <w:proofErr w:type="spellEnd"/>
-      <w:r>
-        <w:rPr>
-          <w:rFonts w:ascii="Times New Roman" w:eastAsia="Times New Roman" w:hAnsi="Times New Roman" w:cs="Times New Roman"/>
-          <w:sz w:val="20"/>
-        </w:rPr>
-        <w:t>.</w:t>
+      <w:r>
+        <w:rPr>
+          <w:rFonts w:ascii="Times New Roman" w:eastAsia="Times New Roman" w:hAnsi="Times New Roman" w:cs="Times New Roman"/>
+          <w:sz w:val="20"/>
+        </w:rPr>
+        <w:t xml:space="preserve"> mora postojati u bazi i biti dostupna za prikaz.</w:t>
       </w:r>
     </w:p>
     <w:p>
@@ -7364,12 +3702,10 @@
         <w:ind w:left="705" w:hanging="720"/>
       </w:pPr>
       <w:bookmarkStart w:id="13" w:name="_Toc205762438"/>
-      <w:proofErr w:type="spellStart"/>
       <w:r>
         <w:t>Posledice</w:t>
       </w:r>
       <w:bookmarkEnd w:id="13"/>
-      <w:proofErr w:type="spellEnd"/>
       <w:r>
         <w:t xml:space="preserve"> </w:t>
       </w:r>
@@ -7393,215 +3729,7 @@
           <w:rFonts w:ascii="Times New Roman" w:eastAsia="Times New Roman" w:hAnsi="Times New Roman" w:cs="Times New Roman"/>
           <w:sz w:val="20"/>
         </w:rPr>
-        <w:t xml:space="preserve">U </w:t>
-      </w:r>
-      <w:proofErr w:type="spellStart"/>
-      <w:r>
-        <w:rPr>
-          <w:rFonts w:ascii="Times New Roman" w:eastAsia="Times New Roman" w:hAnsi="Times New Roman" w:cs="Times New Roman"/>
-          <w:sz w:val="20"/>
-        </w:rPr>
-        <w:t>slučaju</w:t>
-      </w:r>
-      <w:proofErr w:type="spellEnd"/>
-      <w:r>
-        <w:rPr>
-          <w:rFonts w:ascii="Times New Roman" w:eastAsia="Times New Roman" w:hAnsi="Times New Roman" w:cs="Times New Roman"/>
-          <w:sz w:val="20"/>
-        </w:rPr>
-        <w:t xml:space="preserve"> </w:t>
-      </w:r>
-      <w:proofErr w:type="spellStart"/>
-      <w:r>
-        <w:rPr>
-          <w:rFonts w:ascii="Times New Roman" w:eastAsia="Times New Roman" w:hAnsi="Times New Roman" w:cs="Times New Roman"/>
-          <w:sz w:val="20"/>
-        </w:rPr>
-        <w:t>uspešnog</w:t>
-      </w:r>
-      <w:proofErr w:type="spellEnd"/>
-      <w:r>
-        <w:rPr>
-          <w:rFonts w:ascii="Times New Roman" w:eastAsia="Times New Roman" w:hAnsi="Times New Roman" w:cs="Times New Roman"/>
-          <w:sz w:val="20"/>
-        </w:rPr>
-        <w:t xml:space="preserve"> </w:t>
-      </w:r>
-      <w:proofErr w:type="spellStart"/>
-      <w:r>
-        <w:rPr>
-          <w:rFonts w:ascii="Times New Roman" w:eastAsia="Times New Roman" w:hAnsi="Times New Roman" w:cs="Times New Roman"/>
-          <w:sz w:val="20"/>
-        </w:rPr>
-        <w:t>ocenjivanja</w:t>
-      </w:r>
-      <w:proofErr w:type="spellEnd"/>
-      <w:r>
-        <w:rPr>
-          <w:rFonts w:ascii="Times New Roman" w:eastAsia="Times New Roman" w:hAnsi="Times New Roman" w:cs="Times New Roman"/>
-          <w:sz w:val="20"/>
-        </w:rPr>
-        <w:t xml:space="preserve">, </w:t>
-      </w:r>
-      <w:proofErr w:type="spellStart"/>
-      <w:r>
-        <w:rPr>
-          <w:rFonts w:ascii="Times New Roman" w:eastAsia="Times New Roman" w:hAnsi="Times New Roman" w:cs="Times New Roman"/>
-          <w:sz w:val="20"/>
-        </w:rPr>
-        <w:t>ocena</w:t>
-      </w:r>
-      <w:proofErr w:type="spellEnd"/>
-      <w:r>
-        <w:rPr>
-          <w:rFonts w:ascii="Times New Roman" w:eastAsia="Times New Roman" w:hAnsi="Times New Roman" w:cs="Times New Roman"/>
-          <w:sz w:val="20"/>
-        </w:rPr>
-        <w:t xml:space="preserve"> se </w:t>
-      </w:r>
-      <w:proofErr w:type="spellStart"/>
-      <w:r>
-        <w:rPr>
-          <w:rFonts w:ascii="Times New Roman" w:eastAsia="Times New Roman" w:hAnsi="Times New Roman" w:cs="Times New Roman"/>
-          <w:sz w:val="20"/>
-        </w:rPr>
-        <w:t>beleži</w:t>
-      </w:r>
-      <w:proofErr w:type="spellEnd"/>
-      <w:r>
-        <w:rPr>
-          <w:rFonts w:ascii="Times New Roman" w:eastAsia="Times New Roman" w:hAnsi="Times New Roman" w:cs="Times New Roman"/>
-          <w:sz w:val="20"/>
-        </w:rPr>
-        <w:t xml:space="preserve"> u </w:t>
-      </w:r>
-      <w:proofErr w:type="spellStart"/>
-      <w:r>
-        <w:rPr>
-          <w:rFonts w:ascii="Times New Roman" w:eastAsia="Times New Roman" w:hAnsi="Times New Roman" w:cs="Times New Roman"/>
-          <w:sz w:val="20"/>
-        </w:rPr>
-        <w:t>bazu</w:t>
-      </w:r>
-      <w:proofErr w:type="spellEnd"/>
-      <w:r>
-        <w:rPr>
-          <w:rFonts w:ascii="Times New Roman" w:eastAsia="Times New Roman" w:hAnsi="Times New Roman" w:cs="Times New Roman"/>
-          <w:sz w:val="20"/>
-        </w:rPr>
-        <w:t xml:space="preserve"> </w:t>
-      </w:r>
-      <w:proofErr w:type="spellStart"/>
-      <w:r>
-        <w:rPr>
-          <w:rFonts w:ascii="Times New Roman" w:eastAsia="Times New Roman" w:hAnsi="Times New Roman" w:cs="Times New Roman"/>
-          <w:sz w:val="20"/>
-        </w:rPr>
-        <w:t>podataka</w:t>
-      </w:r>
-      <w:proofErr w:type="spellEnd"/>
-      <w:r>
-        <w:rPr>
-          <w:rFonts w:ascii="Times New Roman" w:eastAsia="Times New Roman" w:hAnsi="Times New Roman" w:cs="Times New Roman"/>
-          <w:sz w:val="20"/>
-        </w:rPr>
-        <w:t xml:space="preserve"> </w:t>
-      </w:r>
-      <w:proofErr w:type="spellStart"/>
-      <w:r>
-        <w:rPr>
-          <w:rFonts w:ascii="Times New Roman" w:eastAsia="Times New Roman" w:hAnsi="Times New Roman" w:cs="Times New Roman"/>
-          <w:sz w:val="20"/>
-        </w:rPr>
-        <w:t>i</w:t>
-      </w:r>
-      <w:proofErr w:type="spellEnd"/>
-      <w:r>
-        <w:rPr>
-          <w:rFonts w:ascii="Times New Roman" w:eastAsia="Times New Roman" w:hAnsi="Times New Roman" w:cs="Times New Roman"/>
-          <w:sz w:val="20"/>
-        </w:rPr>
-        <w:t xml:space="preserve"> </w:t>
-      </w:r>
-      <w:proofErr w:type="spellStart"/>
-      <w:r>
-        <w:rPr>
-          <w:rFonts w:ascii="Times New Roman" w:eastAsia="Times New Roman" w:hAnsi="Times New Roman" w:cs="Times New Roman"/>
-          <w:sz w:val="20"/>
-        </w:rPr>
-        <w:t>utiče</w:t>
-      </w:r>
-      <w:proofErr w:type="spellEnd"/>
-      <w:r>
-        <w:rPr>
-          <w:rFonts w:ascii="Times New Roman" w:eastAsia="Times New Roman" w:hAnsi="Times New Roman" w:cs="Times New Roman"/>
-          <w:sz w:val="20"/>
-        </w:rPr>
-        <w:t xml:space="preserve"> </w:t>
-      </w:r>
-      <w:proofErr w:type="spellStart"/>
-      <w:r>
-        <w:rPr>
-          <w:rFonts w:ascii="Times New Roman" w:eastAsia="Times New Roman" w:hAnsi="Times New Roman" w:cs="Times New Roman"/>
-          <w:sz w:val="20"/>
-        </w:rPr>
-        <w:t>na</w:t>
-      </w:r>
-      <w:proofErr w:type="spellEnd"/>
-      <w:r>
-        <w:rPr>
-          <w:rFonts w:ascii="Times New Roman" w:eastAsia="Times New Roman" w:hAnsi="Times New Roman" w:cs="Times New Roman"/>
-          <w:sz w:val="20"/>
-        </w:rPr>
-        <w:t xml:space="preserve"> </w:t>
-      </w:r>
-      <w:proofErr w:type="spellStart"/>
-      <w:r>
-        <w:rPr>
-          <w:rFonts w:ascii="Times New Roman" w:eastAsia="Times New Roman" w:hAnsi="Times New Roman" w:cs="Times New Roman"/>
-          <w:sz w:val="20"/>
-        </w:rPr>
-        <w:t>izračunavanje</w:t>
-      </w:r>
-      <w:proofErr w:type="spellEnd"/>
-      <w:r>
-        <w:rPr>
-          <w:rFonts w:ascii="Times New Roman" w:eastAsia="Times New Roman" w:hAnsi="Times New Roman" w:cs="Times New Roman"/>
-          <w:sz w:val="20"/>
-        </w:rPr>
-        <w:t xml:space="preserve"> </w:t>
-      </w:r>
-      <w:proofErr w:type="spellStart"/>
-      <w:r>
-        <w:rPr>
-          <w:rFonts w:ascii="Times New Roman" w:eastAsia="Times New Roman" w:hAnsi="Times New Roman" w:cs="Times New Roman"/>
-          <w:sz w:val="20"/>
-        </w:rPr>
-        <w:t>prosečne</w:t>
-      </w:r>
-      <w:proofErr w:type="spellEnd"/>
-      <w:r>
-        <w:rPr>
-          <w:rFonts w:ascii="Times New Roman" w:eastAsia="Times New Roman" w:hAnsi="Times New Roman" w:cs="Times New Roman"/>
-          <w:sz w:val="20"/>
-        </w:rPr>
-        <w:t xml:space="preserve"> </w:t>
-      </w:r>
-      <w:proofErr w:type="spellStart"/>
-      <w:r>
-        <w:rPr>
-          <w:rFonts w:ascii="Times New Roman" w:eastAsia="Times New Roman" w:hAnsi="Times New Roman" w:cs="Times New Roman"/>
-          <w:sz w:val="20"/>
-        </w:rPr>
-        <w:t>ocene</w:t>
-      </w:r>
-      <w:proofErr w:type="spellEnd"/>
-      <w:r>
-        <w:rPr>
-          <w:rFonts w:ascii="Times New Roman" w:eastAsia="Times New Roman" w:hAnsi="Times New Roman" w:cs="Times New Roman"/>
-          <w:sz w:val="20"/>
-        </w:rPr>
-        <w:t>.</w:t>
+        <w:t>U slučaju uspešnog ocenjivanja, ocena se beleži u bazu podataka i utiče na izračunavanje prosečne ocene.</w:t>
       </w:r>
     </w:p>
     <w:p>
@@ -7618,133 +3746,12 @@
           <w:sz w:val="20"/>
         </w:rPr>
       </w:pPr>
-      <w:proofErr w:type="spellStart"/>
-      <w:r>
-        <w:rPr>
-          <w:rFonts w:ascii="Times New Roman" w:eastAsia="Times New Roman" w:hAnsi="Times New Roman" w:cs="Times New Roman"/>
-          <w:sz w:val="20"/>
-        </w:rPr>
-        <w:t>Aktivnost</w:t>
-      </w:r>
-      <w:proofErr w:type="spellEnd"/>
-      <w:r>
-        <w:rPr>
-          <w:rFonts w:ascii="Times New Roman" w:eastAsia="Times New Roman" w:hAnsi="Times New Roman" w:cs="Times New Roman"/>
-          <w:sz w:val="20"/>
-        </w:rPr>
-        <w:t xml:space="preserve"> </w:t>
-      </w:r>
-      <w:proofErr w:type="spellStart"/>
-      <w:r>
-        <w:rPr>
-          <w:rFonts w:ascii="Times New Roman" w:eastAsia="Times New Roman" w:hAnsi="Times New Roman" w:cs="Times New Roman"/>
-          <w:sz w:val="20"/>
-        </w:rPr>
-        <w:t>korisnika</w:t>
-      </w:r>
-      <w:proofErr w:type="spellEnd"/>
-      <w:r>
-        <w:rPr>
-          <w:rFonts w:ascii="Times New Roman" w:eastAsia="Times New Roman" w:hAnsi="Times New Roman" w:cs="Times New Roman"/>
-          <w:sz w:val="20"/>
-        </w:rPr>
-        <w:t xml:space="preserve"> (</w:t>
-      </w:r>
-      <w:proofErr w:type="spellStart"/>
-      <w:r>
-        <w:rPr>
-          <w:rFonts w:ascii="Times New Roman" w:eastAsia="Times New Roman" w:hAnsi="Times New Roman" w:cs="Times New Roman"/>
-          <w:sz w:val="20"/>
-        </w:rPr>
-        <w:t>npr</w:t>
-      </w:r>
-      <w:proofErr w:type="spellEnd"/>
-      <w:r>
-        <w:rPr>
-          <w:rFonts w:ascii="Times New Roman" w:eastAsia="Times New Roman" w:hAnsi="Times New Roman" w:cs="Times New Roman"/>
-          <w:sz w:val="20"/>
-        </w:rPr>
-        <w:t xml:space="preserve">. </w:t>
-      </w:r>
-      <w:proofErr w:type="spellStart"/>
-      <w:r>
-        <w:rPr>
-          <w:rFonts w:ascii="Times New Roman" w:eastAsia="Times New Roman" w:hAnsi="Times New Roman" w:cs="Times New Roman"/>
-          <w:sz w:val="20"/>
-        </w:rPr>
-        <w:t>broj</w:t>
-      </w:r>
-      <w:proofErr w:type="spellEnd"/>
-      <w:r>
-        <w:rPr>
-          <w:rFonts w:ascii="Times New Roman" w:eastAsia="Times New Roman" w:hAnsi="Times New Roman" w:cs="Times New Roman"/>
-          <w:sz w:val="20"/>
-        </w:rPr>
-        <w:t xml:space="preserve"> </w:t>
-      </w:r>
-      <w:proofErr w:type="spellStart"/>
-      <w:r>
-        <w:rPr>
-          <w:rFonts w:ascii="Times New Roman" w:eastAsia="Times New Roman" w:hAnsi="Times New Roman" w:cs="Times New Roman"/>
-          <w:sz w:val="20"/>
-        </w:rPr>
-        <w:t>ocenjenih</w:t>
-      </w:r>
-      <w:proofErr w:type="spellEnd"/>
-      <w:r>
-        <w:rPr>
-          <w:rFonts w:ascii="Times New Roman" w:eastAsia="Times New Roman" w:hAnsi="Times New Roman" w:cs="Times New Roman"/>
-          <w:sz w:val="20"/>
-        </w:rPr>
-        <w:t xml:space="preserve"> </w:t>
-      </w:r>
-      <w:proofErr w:type="spellStart"/>
-      <w:r>
-        <w:rPr>
-          <w:rFonts w:ascii="Times New Roman" w:eastAsia="Times New Roman" w:hAnsi="Times New Roman" w:cs="Times New Roman"/>
-          <w:sz w:val="20"/>
-        </w:rPr>
-        <w:t>fotografija</w:t>
-      </w:r>
-      <w:proofErr w:type="spellEnd"/>
-      <w:r>
-        <w:rPr>
-          <w:rFonts w:ascii="Times New Roman" w:eastAsia="Times New Roman" w:hAnsi="Times New Roman" w:cs="Times New Roman"/>
-          <w:sz w:val="20"/>
-        </w:rPr>
-        <w:t xml:space="preserve">) se </w:t>
-      </w:r>
-      <w:proofErr w:type="spellStart"/>
-      <w:r>
-        <w:rPr>
-          <w:rFonts w:ascii="Times New Roman" w:eastAsia="Times New Roman" w:hAnsi="Times New Roman" w:cs="Times New Roman"/>
-          <w:sz w:val="20"/>
-        </w:rPr>
-        <w:t>može</w:t>
-      </w:r>
-      <w:proofErr w:type="spellEnd"/>
-      <w:r>
-        <w:rPr>
-          <w:rFonts w:ascii="Times New Roman" w:eastAsia="Times New Roman" w:hAnsi="Times New Roman" w:cs="Times New Roman"/>
-          <w:sz w:val="20"/>
-        </w:rPr>
-        <w:t xml:space="preserve"> </w:t>
-      </w:r>
-      <w:proofErr w:type="spellStart"/>
-      <w:r>
-        <w:rPr>
-          <w:rFonts w:ascii="Times New Roman" w:eastAsia="Times New Roman" w:hAnsi="Times New Roman" w:cs="Times New Roman"/>
-          <w:sz w:val="20"/>
-        </w:rPr>
-        <w:t>ažurirati</w:t>
-      </w:r>
-      <w:proofErr w:type="spellEnd"/>
-      <w:r>
-        <w:rPr>
-          <w:rFonts w:ascii="Times New Roman" w:eastAsia="Times New Roman" w:hAnsi="Times New Roman" w:cs="Times New Roman"/>
-          <w:sz w:val="20"/>
-        </w:rPr>
-        <w:t>.</w:t>
+      <w:r>
+        <w:rPr>
+          <w:rFonts w:ascii="Times New Roman" w:eastAsia="Times New Roman" w:hAnsi="Times New Roman" w:cs="Times New Roman"/>
+          <w:sz w:val="20"/>
+        </w:rPr>
+        <w:t>Aktivnost korisnika (npr. broj ocenjenih fotografija) se može ažurirati.</w:t>
       </w:r>
     </w:p>
     <w:p>
@@ -8054,7 +4061,6 @@
       </w:tabs>
       <w:spacing w:after="0"/>
     </w:pPr>
-    <w:proofErr w:type="spellStart"/>
     <w:r>
       <w:rPr>
         <w:rFonts w:ascii="Times New Roman" w:eastAsia="Times New Roman" w:hAnsi="Times New Roman" w:cs="Times New Roman"/>
@@ -8062,17 +4068,7 @@
         <w:sz w:val="20"/>
         <w:u w:val="single" w:color="000000"/>
       </w:rPr>
-      <w:t>RealArt</w:t>
-    </w:r>
-    <w:proofErr w:type="spellEnd"/>
-    <w:r>
-      <w:rPr>
-        <w:rFonts w:ascii="Times New Roman" w:eastAsia="Times New Roman" w:hAnsi="Times New Roman" w:cs="Times New Roman"/>
-        <w:b/>
-        <w:sz w:val="20"/>
-        <w:u w:val="single" w:color="000000"/>
-      </w:rPr>
-      <w:t xml:space="preserve"> </w:t>
+      <w:t xml:space="preserve">RealArt </w:t>
     </w:r>
     <w:r>
       <w:rPr>
